--- a/output/final/A题_霍尔木兹海峡封锁对国际原油价格影响_论文.docx
+++ b/output/final/A题_霍尔木兹海峡封锁对国际原油价格影响_论文.docx
@@ -366,7 +366,16 @@
         <w:rPr>
           <w:rFonts w:hint="eastAsia"/>
         </w:rPr>
-        <w:t xml:space="preserve">天乐观、中性、悲观三种情景路径。新版长期自适应反馈模型显示，中性情景第</w:t>
+        <w:t xml:space="preserve">天乐观、中性、悲观三种情景路径，并将</w:t>
+      </w:r>
+      <w:r>
+        <w:t xml:space="preserve"> EIA/JODI </w:t>
+      </w:r>
+      <w:r>
+        <w:rPr>
+          <w:rFonts w:hint="eastAsia"/>
+        </w:rPr>
+        <w:t xml:space="preserve">官方外生数据从证据审计层推进到长期参数约束层。新版长期自适应反馈模型显示，中性情景第</w:t>
       </w:r>
       <w:r>
         <w:t xml:space="preserve"> 180 </w:t>
@@ -378,7 +387,7 @@
         <w:t xml:space="preserve">天价格约为</w:t>
       </w:r>
       <w:r>
-        <w:t xml:space="preserve"> 92.43 </w:t>
+        <w:t xml:space="preserve"> 93.14 </w:t>
       </w:r>
       <w:r>
         <w:rPr>
@@ -396,7 +405,7 @@
         <w:t xml:space="preserve">天约为</w:t>
       </w:r>
       <w:r>
-        <w:t xml:space="preserve"> 106.83 </w:t>
+        <w:t xml:space="preserve"> 108.21 </w:t>
       </w:r>
       <w:r>
         <w:rPr>
@@ -411,7 +420,34 @@
         <w:rPr>
           <w:rFonts w:hint="eastAsia"/>
         </w:rPr>
-        <w:t xml:space="preserve">次蒙特卡洛情景树显示，外推期最高价突破</w:t>
+        <w:t xml:space="preserve">次蒙特卡洛情景树显示，第</w:t>
+      </w:r>
+      <w:r>
+        <w:t xml:space="preserve"> 180 </w:t>
+      </w:r>
+      <w:r>
+        <w:rPr>
+          <w:rFonts w:hint="eastAsia"/>
+        </w:rPr>
+        <w:t xml:space="preserve">天价格</w:t>
+      </w:r>
+      <w:r>
+        <w:t xml:space="preserve"> 5%–95% </w:t>
+      </w:r>
+      <w:r>
+        <w:rPr>
+          <w:rFonts w:hint="eastAsia"/>
+        </w:rPr>
+        <w:t xml:space="preserve">区间为</w:t>
+      </w:r>
+      <w:r>
+        <w:t xml:space="preserve"> 88.60–103.25 </w:t>
+      </w:r>
+      <w:r>
+        <w:rPr>
+          <w:rFonts w:hint="eastAsia"/>
+        </w:rPr>
+        <w:t xml:space="preserve">美元/桶，外推期最高价突破</w:t>
       </w:r>
       <w:r>
         <w:t xml:space="preserve"> 120 </w:t>
@@ -429,7 +465,7 @@
         <w:rPr>
           <w:rFonts w:hint="eastAsia"/>
         </w:rPr>
-        <w:t xml:space="preserve">4.6%。为避免长期中性线被误读为逐日精确预测，本文又引入缓和、维持、升级三状态转移扰动，得到第</w:t>
+        <w:t xml:space="preserve">8.8%。为避免长期中性线被误读为逐日精确预测，本文又引入缓和、维持、升级三状态转移扰动，得到第</w:t>
       </w:r>
       <w:r>
         <w:t xml:space="preserve"> 180 </w:t>
@@ -450,7 +486,7 @@
         <w:t xml:space="preserve">条件区间</w:t>
       </w:r>
       <w:r>
-        <w:t xml:space="preserve"> 85.43–93.99 </w:t>
+        <w:t xml:space="preserve"> 85.78–94.70 </w:t>
       </w:r>
       <w:r>
         <w:rPr>
@@ -468,7 +504,7 @@
         <w:t xml:space="preserve">为</w:t>
       </w:r>
       <w:r>
-        <w:t xml:space="preserve"> 124.61 </w:t>
+        <w:t xml:space="preserve"> 126.34 </w:t>
       </w:r>
       <w:r>
         <w:rPr>
@@ -15667,7 +15703,7 @@
               <w:t xml:space="preserve">为</w:t>
             </w:r>
             <w:r>
-              <w:t xml:space="preserve"> 87.67–101.01 </w:t>
+              <w:t xml:space="preserve"> 88.60–103.25 </w:t>
             </w:r>
             <w:r>
               <w:rPr>
@@ -15685,7 +15721,7 @@
               <w:t xml:space="preserve">概率约</w:t>
             </w:r>
             <w:r>
-              <w:t xml:space="preserve"> 4.6%</w:t>
+              <w:t xml:space="preserve"> 8.8%</w:t>
             </w:r>
           </w:p>
         </w:tc>
@@ -15807,7 +15843,7 @@
     <w:bookmarkEnd w:id="89"/>
     <w:bookmarkEnd w:id="90"/>
     <w:bookmarkEnd w:id="91"/>
-    <w:bookmarkStart w:id="110" w:name="天三情景预测"/>
+    <w:bookmarkStart w:id="111" w:name="天三情景预测"/>
     <w:p>
       <w:pPr>
         <w:pStyle w:val="Heading1"/>
@@ -17807,7 +17843,7 @@
       </w:tr>
     </w:tbl>
     <w:bookmarkEnd w:id="92"/>
-    <w:bookmarkStart w:id="94" w:name="长期参数来源与审计边界"/>
+    <w:bookmarkStart w:id="95" w:name="长期参数来源与审计边界"/>
     <w:p>
       <w:pPr>
         <w:pStyle w:val="Heading2"/>
@@ -18682,8 +18718,525 @@
         <w:t xml:space="preserve">释放受限、绕道能力偏低且制度风险溢价持续；中性情景则采用综合最优参数附近的中心设定。后续敏感性分析和蒙特卡洛抽样用于检验：当这些假设联合变化时，价格中心路径和尾部风险是否仍保持一致。</w:t>
       </w:r>
     </w:p>
+    <w:p>
+      <w:pPr>
+        <w:pStyle w:val="BodyText"/>
+      </w:pPr>
+      <w:r>
+        <w:rPr>
+          <w:rFonts w:hint="eastAsia"/>
+        </w:rPr>
+        <w:t xml:space="preserve">在补充官方外生数据后，本文将</w:t>
+      </w:r>
+      <w:r>
+        <w:t xml:space="preserve"> EIA/JODI </w:t>
+      </w:r>
+      <w:r>
+        <w:rPr>
+          <w:rFonts w:hint="eastAsia"/>
+        </w:rPr>
+        <w:t xml:space="preserve">从</w:t>
+      </w:r>
+      <w:r>
+        <w:rPr>
+          <w:rFonts w:hint="eastAsia"/>
+        </w:rPr>
+        <w:t xml:space="preserve">“论文证据层”</w:t>
+      </w:r>
+      <w:r>
+        <w:rPr>
+          <w:rFonts w:hint="eastAsia"/>
+        </w:rPr>
+        <w:t xml:space="preserve">推进到</w:t>
+      </w:r>
+      <w:r>
+        <w:rPr>
+          <w:rFonts w:hint="eastAsia"/>
+        </w:rPr>
+        <w:t xml:space="preserve">“长期参数约束层”</w:t>
+      </w:r>
+      <w:r>
+        <w:rPr>
+          <w:rFonts w:hint="eastAsia"/>
+        </w:rPr>
+        <w:t xml:space="preserve">。具体做法不是用外部数据替代赛题参数，而是由</w:t>
+      </w:r>
+      <w:r>
+        <w:t xml:space="preserve"> JODI </w:t>
+      </w:r>
+      <w:r>
+        <w:rPr>
+          <w:rFonts w:hint="eastAsia"/>
+        </w:rPr>
+        <w:t xml:space="preserve">多国同口径产量、库存、进出口、需求、炼厂产出以及</w:t>
+      </w:r>
+      <w:r>
+        <w:t xml:space="preserve"> EIA </w:t>
+      </w:r>
+      <w:r>
+        <w:rPr>
+          <w:rFonts w:hint="eastAsia"/>
+        </w:rPr>
+        <w:t xml:space="preserve">美国</w:t>
+      </w:r>
+      <w:r>
+        <w:t xml:space="preserve"> SPR </w:t>
+      </w:r>
+      <w:r>
+        <w:rPr>
+          <w:rFonts w:hint="eastAsia"/>
+        </w:rPr>
+        <w:t xml:space="preserve">和商业库存变化生成温和乘数，对绕道能力、库存缓冲、需求收缩、长期弹性、SPR</w:t>
+      </w:r>
+      <w:r>
+        <w:t xml:space="preserve"> </w:t>
+      </w:r>
+      <w:r>
+        <w:rPr>
+          <w:rFonts w:hint="eastAsia"/>
+        </w:rPr>
+        <w:t xml:space="preserve">上限可信度和风险权重进行约束。得到的乘数见表</w:t>
+      </w:r>
+      <w:r>
+        <w:t xml:space="preserve"> </w:t>
+      </w:r>
+      <w:hyperlink w:anchor="tab:official-factor-multipliers">
+        <w:r>
+          <w:rPr>
+            <w:rStyle w:val="Hyperlink"/>
+          </w:rPr>
+          <w:t xml:space="preserve">5</w:t>
+        </w:r>
+      </w:hyperlink>
+      <w:r>
+        <w:t xml:space="preserve">。</w:t>
+      </w:r>
+    </w:p>
+    <w:bookmarkStart w:id="94" w:name="tab:official-factor-multipliers"/>
+    <w:p>
+      <w:pPr>
+        <w:pStyle w:val="TableCaption"/>
+      </w:pPr>
+      <w:r>
+        <w:rPr>
+          <w:rFonts w:hint="eastAsia"/>
+        </w:rPr>
+        <w:t xml:space="preserve">官方外生数据生成的长期参数约束因子</w:t>
+      </w:r>
+    </w:p>
+    <w:tbl>
+      <w:tblPr>
+        <w:tblStyle w:val="Table"/>
+        <w:tblW w:type="auto" w:w="0"/>
+        <w:tblLook w:firstRow="1" w:lastRow="0" w:firstColumn="0" w:lastColumn="0" w:noHBand="0" w:noVBand="0" w:val="0020"/>
+        <w:tblCaption w:val="官方外生数据生成的长期参数约束因子"/>
+      </w:tblPr>
+      <w:tblGrid>
+        <w:gridCol w:w="2640"/>
+        <w:gridCol w:w="2640"/>
+        <w:gridCol w:w="2640"/>
+      </w:tblGrid>
+      <w:tr>
+        <w:trPr>
+          <w:tblHeader w:val="on"/>
+        </w:trPr>
+        <w:tc>
+          <w:tcPr/>
+          <w:p>
+            <w:pPr>
+              <w:pStyle w:val="Compact"/>
+              <w:jc w:val="left"/>
+            </w:pPr>
+            <w:r>
+              <w:rPr>
+                <w:rFonts w:hint="eastAsia"/>
+              </w:rPr>
+              <w:t xml:space="preserve">约束因子</w:t>
+            </w:r>
+          </w:p>
+        </w:tc>
+        <w:tc>
+          <w:tcPr/>
+          <w:p>
+            <w:pPr>
+              <w:pStyle w:val="Compact"/>
+              <w:jc w:val="right"/>
+            </w:pPr>
+            <w:r>
+              <w:rPr>
+                <w:rFonts w:hint="eastAsia"/>
+              </w:rPr>
+              <w:t xml:space="preserve">乘数</w:t>
+            </w:r>
+          </w:p>
+        </w:tc>
+        <w:tc>
+          <w:tcPr/>
+          <w:p>
+            <w:pPr>
+              <w:pStyle w:val="Compact"/>
+              <w:jc w:val="left"/>
+            </w:pPr>
+            <w:r>
+              <w:rPr>
+                <w:rFonts w:hint="eastAsia"/>
+              </w:rPr>
+              <w:t xml:space="preserve">解释</w:t>
+            </w:r>
+          </w:p>
+        </w:tc>
+      </w:tr>
+      <w:tr>
+        <w:tc>
+          <w:tcPr/>
+          <w:p>
+            <w:pPr>
+              <w:pStyle w:val="Compact"/>
+              <w:jc w:val="left"/>
+            </w:pPr>
+            <w:r>
+              <w:rPr>
+                <w:rFonts w:hint="eastAsia"/>
+              </w:rPr>
+              <w:t xml:space="preserve">绕道和替代贸易恢复能力</w:t>
+            </w:r>
+          </w:p>
+        </w:tc>
+        <w:tc>
+          <w:tcPr/>
+          <w:p>
+            <w:pPr>
+              <w:pStyle w:val="Compact"/>
+              <w:jc w:val="right"/>
+            </w:pPr>
+            <w:r>
+              <w:t xml:space="preserve">0.9725</w:t>
+            </w:r>
+          </w:p>
+        </w:tc>
+        <w:tc>
+          <w:tcPr/>
+          <w:p>
+            <w:pPr>
+              <w:pStyle w:val="Compact"/>
+              <w:jc w:val="left"/>
+            </w:pPr>
+            <w:r>
+              <w:t xml:space="preserve">JODI </w:t>
+            </w:r>
+            <w:r>
+              <w:rPr>
+                <w:rFonts w:hint="eastAsia"/>
+              </w:rPr>
+              <w:t xml:space="preserve">进出口同口径收缩，说明替代贸易恢复不宜过度乐观</w:t>
+            </w:r>
+          </w:p>
+        </w:tc>
+      </w:tr>
+      <w:tr>
+        <w:tc>
+          <w:tcPr/>
+          <w:p>
+            <w:pPr>
+              <w:pStyle w:val="Compact"/>
+              <w:jc w:val="left"/>
+            </w:pPr>
+            <w:r>
+              <w:rPr>
+                <w:rFonts w:hint="eastAsia"/>
+              </w:rPr>
+              <w:t xml:space="preserve">商业库存日缓冲上限</w:t>
+            </w:r>
+          </w:p>
+        </w:tc>
+        <w:tc>
+          <w:tcPr/>
+          <w:p>
+            <w:pPr>
+              <w:pStyle w:val="Compact"/>
+              <w:jc w:val="right"/>
+            </w:pPr>
+            <w:r>
+              <w:t xml:space="preserve">1.0739</w:t>
+            </w:r>
+          </w:p>
+        </w:tc>
+        <w:tc>
+          <w:tcPr/>
+          <w:p>
+            <w:pPr>
+              <w:pStyle w:val="Compact"/>
+              <w:jc w:val="left"/>
+            </w:pPr>
+            <w:r>
+              <w:t xml:space="preserve">JODI </w:t>
+            </w:r>
+            <w:r>
+              <w:rPr>
+                <w:rFonts w:hint="eastAsia"/>
+              </w:rPr>
+              <w:t xml:space="preserve">原油/成品油库存和</w:t>
+            </w:r>
+            <w:r>
+              <w:t xml:space="preserve"> EIA </w:t>
+            </w:r>
+            <w:r>
+              <w:rPr>
+                <w:rFonts w:hint="eastAsia"/>
+              </w:rPr>
+              <w:t xml:space="preserve">商业库存均提供缓冲数量级支撑</w:t>
+            </w:r>
+          </w:p>
+        </w:tc>
+      </w:tr>
+      <w:tr>
+        <w:tc>
+          <w:tcPr/>
+          <w:p>
+            <w:pPr>
+              <w:pStyle w:val="Compact"/>
+              <w:jc w:val="left"/>
+            </w:pPr>
+            <w:r>
+              <w:rPr>
+                <w:rFonts w:hint="eastAsia"/>
+              </w:rPr>
+              <w:t xml:space="preserve">长期需求收缩幅度</w:t>
+            </w:r>
+          </w:p>
+        </w:tc>
+        <w:tc>
+          <w:tcPr/>
+          <w:p>
+            <w:pPr>
+              <w:pStyle w:val="Compact"/>
+              <w:jc w:val="right"/>
+            </w:pPr>
+            <w:r>
+              <w:t xml:space="preserve">0.9788</w:t>
+            </w:r>
+          </w:p>
+        </w:tc>
+        <w:tc>
+          <w:tcPr/>
+          <w:p>
+            <w:pPr>
+              <w:pStyle w:val="Compact"/>
+              <w:jc w:val="left"/>
+            </w:pPr>
+            <w:r>
+              <w:rPr>
+                <w:rFonts w:hint="eastAsia"/>
+              </w:rPr>
+              <w:t xml:space="preserve">冲突前</w:t>
+            </w:r>
+            <w:r>
+              <w:t xml:space="preserve"> JODI </w:t>
+            </w:r>
+            <w:r>
+              <w:rPr>
+                <w:rFonts w:hint="eastAsia"/>
+              </w:rPr>
+              <w:t xml:space="preserve">油品需求仍有增长，需求破坏不宜设得过强</w:t>
+            </w:r>
+          </w:p>
+        </w:tc>
+      </w:tr>
+      <w:tr>
+        <w:tc>
+          <w:tcPr/>
+          <w:p>
+            <w:pPr>
+              <w:pStyle w:val="Compact"/>
+              <w:jc w:val="left"/>
+            </w:pPr>
+            <w:r>
+              <w:rPr>
+                <w:rFonts w:hint="eastAsia"/>
+              </w:rPr>
+              <w:t xml:space="preserve">长期需求弹性绝对值</w:t>
+            </w:r>
+          </w:p>
+        </w:tc>
+        <w:tc>
+          <w:tcPr/>
+          <w:p>
+            <w:pPr>
+              <w:pStyle w:val="Compact"/>
+              <w:jc w:val="right"/>
+            </w:pPr>
+            <w:r>
+              <w:t xml:space="preserve">0.9881</w:t>
+            </w:r>
+          </w:p>
+        </w:tc>
+        <w:tc>
+          <w:tcPr/>
+          <w:p>
+            <w:pPr>
+              <w:pStyle w:val="Compact"/>
+              <w:jc w:val="left"/>
+            </w:pPr>
+            <w:r>
+              <w:rPr>
+                <w:rFonts w:hint="eastAsia"/>
+              </w:rPr>
+              <w:t xml:space="preserve">高价下需求会调整，但冲突前需求韧性使长期弹性略收敛</w:t>
+            </w:r>
+          </w:p>
+        </w:tc>
+      </w:tr>
+      <w:tr>
+        <w:tc>
+          <w:tcPr/>
+          <w:p>
+            <w:pPr>
+              <w:pStyle w:val="Compact"/>
+              <w:jc w:val="left"/>
+            </w:pPr>
+            <w:r>
+              <w:t xml:space="preserve">SPR </w:t>
+            </w:r>
+            <w:r>
+              <w:rPr>
+                <w:rFonts w:hint="eastAsia"/>
+              </w:rPr>
+              <w:t xml:space="preserve">释放上限可信度</w:t>
+            </w:r>
+          </w:p>
+        </w:tc>
+        <w:tc>
+          <w:tcPr/>
+          <w:p>
+            <w:pPr>
+              <w:pStyle w:val="Compact"/>
+              <w:jc w:val="right"/>
+            </w:pPr>
+            <w:r>
+              <w:t xml:space="preserve">0.9672</w:t>
+            </w:r>
+          </w:p>
+        </w:tc>
+        <w:tc>
+          <w:tcPr/>
+          <w:p>
+            <w:pPr>
+              <w:pStyle w:val="Compact"/>
+              <w:jc w:val="left"/>
+            </w:pPr>
+            <w:r>
+              <w:t xml:space="preserve">EIA </w:t>
+            </w:r>
+            <w:r>
+              <w:rPr>
+                <w:rFonts w:hint="eastAsia"/>
+              </w:rPr>
+              <w:t xml:space="preserve">美国</w:t>
+            </w:r>
+            <w:r>
+              <w:t xml:space="preserve"> SPR </w:t>
+            </w:r>
+            <w:r>
+              <w:rPr>
+                <w:rFonts w:hint="eastAsia"/>
+              </w:rPr>
+              <w:t xml:space="preserve">实际释放较温和，因此全球协调释放上限作小幅折扣</w:t>
+            </w:r>
+          </w:p>
+        </w:tc>
+      </w:tr>
+      <w:tr>
+        <w:tc>
+          <w:tcPr/>
+          <w:p>
+            <w:pPr>
+              <w:pStyle w:val="Compact"/>
+              <w:jc w:val="left"/>
+            </w:pPr>
+            <w:r>
+              <w:rPr>
+                <w:rFonts w:hint="eastAsia"/>
+              </w:rPr>
+              <w:t xml:space="preserve">贸易收缩风险权重</w:t>
+            </w:r>
+          </w:p>
+        </w:tc>
+        <w:tc>
+          <w:tcPr/>
+          <w:p>
+            <w:pPr>
+              <w:pStyle w:val="Compact"/>
+              <w:jc w:val="right"/>
+            </w:pPr>
+            <w:r>
+              <w:t xml:space="preserve">1.0393</w:t>
+            </w:r>
+          </w:p>
+        </w:tc>
+        <w:tc>
+          <w:tcPr/>
+          <w:p>
+            <w:pPr>
+              <w:pStyle w:val="Compact"/>
+              <w:jc w:val="left"/>
+            </w:pPr>
+            <w:r>
+              <w:rPr>
+                <w:rFonts w:hint="eastAsia"/>
+              </w:rPr>
+              <w:t xml:space="preserve">多国进出口收缩提高持续封锁下的贸易风险溢价</w:t>
+            </w:r>
+          </w:p>
+        </w:tc>
+      </w:tr>
+      <w:tr>
+        <w:tc>
+          <w:tcPr/>
+          <w:p>
+            <w:pPr>
+              <w:pStyle w:val="Compact"/>
+              <w:jc w:val="left"/>
+            </w:pPr>
+            <w:r>
+              <w:rPr>
+                <w:rFonts w:hint="eastAsia"/>
+              </w:rPr>
+              <w:t xml:space="preserve">长期不确定性强度</w:t>
+            </w:r>
+          </w:p>
+        </w:tc>
+        <w:tc>
+          <w:tcPr/>
+          <w:p>
+            <w:pPr>
+              <w:pStyle w:val="Compact"/>
+              <w:jc w:val="right"/>
+            </w:pPr>
+            <w:r>
+              <w:t xml:space="preserve">1.0214</w:t>
+            </w:r>
+          </w:p>
+        </w:tc>
+        <w:tc>
+          <w:tcPr/>
+          <w:p>
+            <w:pPr>
+              <w:pStyle w:val="Compact"/>
+              <w:jc w:val="left"/>
+            </w:pPr>
+            <w:r>
+              <w:rPr>
+                <w:rFonts w:hint="eastAsia"/>
+              </w:rPr>
+              <w:t xml:space="preserve">贸易收缩使制度风险和不确定性溢价略上调</w:t>
+            </w:r>
+          </w:p>
+        </w:tc>
+      </w:tr>
+    </w:tbl>
     <w:bookmarkEnd w:id="94"/>
-    <w:bookmarkStart w:id="109" w:name="预测结果"/>
+    <w:bookmarkEnd w:id="95"/>
+    <w:bookmarkStart w:id="110" w:name="预测结果"/>
     <w:p>
       <w:pPr>
         <w:pStyle w:val="Heading2"/>
@@ -18887,55 +19440,55 @@
               <w:jc w:val="right"/>
             </w:pPr>
             <w:r>
-              <w:t xml:space="preserve">93.28</w:t>
-            </w:r>
-          </w:p>
-        </w:tc>
-        <w:tc>
-          <w:tcPr/>
-          <w:p>
-            <w:pPr>
-              <w:pStyle w:val="Compact"/>
-              <w:jc w:val="right"/>
-            </w:pPr>
-            <w:r>
-              <w:t xml:space="preserve">91.86</w:t>
-            </w:r>
-          </w:p>
-        </w:tc>
-        <w:tc>
-          <w:tcPr/>
-          <w:p>
-            <w:pPr>
-              <w:pStyle w:val="Compact"/>
-              <w:jc w:val="right"/>
-            </w:pPr>
-            <w:r>
-              <w:t xml:space="preserve">87.10</w:t>
-            </w:r>
-          </w:p>
-        </w:tc>
-        <w:tc>
-          <w:tcPr/>
-          <w:p>
-            <w:pPr>
-              <w:pStyle w:val="Compact"/>
-              <w:jc w:val="right"/>
-            </w:pPr>
-            <w:r>
-              <w:t xml:space="preserve">103.32</w:t>
-            </w:r>
-          </w:p>
-        </w:tc>
-        <w:tc>
-          <w:tcPr/>
-          <w:p>
-            <w:pPr>
-              <w:pStyle w:val="Compact"/>
-              <w:jc w:val="right"/>
-            </w:pPr>
-            <w:r>
-              <w:t xml:space="preserve">91.25</w:t>
+              <w:t xml:space="preserve">93.75</w:t>
+            </w:r>
+          </w:p>
+        </w:tc>
+        <w:tc>
+          <w:tcPr/>
+          <w:p>
+            <w:pPr>
+              <w:pStyle w:val="Compact"/>
+              <w:jc w:val="right"/>
+            </w:pPr>
+            <w:r>
+              <w:t xml:space="preserve">92.27</w:t>
+            </w:r>
+          </w:p>
+        </w:tc>
+        <w:tc>
+          <w:tcPr/>
+          <w:p>
+            <w:pPr>
+              <w:pStyle w:val="Compact"/>
+              <w:jc w:val="right"/>
+            </w:pPr>
+            <w:r>
+              <w:t xml:space="preserve">87.39</w:t>
+            </w:r>
+          </w:p>
+        </w:tc>
+        <w:tc>
+          <w:tcPr/>
+          <w:p>
+            <w:pPr>
+              <w:pStyle w:val="Compact"/>
+              <w:jc w:val="right"/>
+            </w:pPr>
+            <w:r>
+              <w:t xml:space="preserve">103.53</w:t>
+            </w:r>
+          </w:p>
+        </w:tc>
+        <w:tc>
+          <w:tcPr/>
+          <w:p>
+            <w:pPr>
+              <w:pStyle w:val="Compact"/>
+              <w:jc w:val="right"/>
+            </w:pPr>
+            <w:r>
+              <w:t xml:space="preserve">91.64</w:t>
             </w:r>
           </w:p>
         </w:tc>
@@ -18991,55 +19544,55 @@
               <w:jc w:val="right"/>
             </w:pPr>
             <w:r>
-              <w:t xml:space="preserve">104.38</w:t>
-            </w:r>
-          </w:p>
-        </w:tc>
-        <w:tc>
-          <w:tcPr/>
-          <w:p>
-            <w:pPr>
-              <w:pStyle w:val="Compact"/>
-              <w:jc w:val="right"/>
-            </w:pPr>
-            <w:r>
-              <w:t xml:space="preserve">100.02</w:t>
-            </w:r>
-          </w:p>
-        </w:tc>
-        <w:tc>
-          <w:tcPr/>
-          <w:p>
-            <w:pPr>
-              <w:pStyle w:val="Compact"/>
-              <w:jc w:val="right"/>
-            </w:pPr>
-            <w:r>
-              <w:t xml:space="preserve">92.43</w:t>
-            </w:r>
-          </w:p>
-        </w:tc>
-        <w:tc>
-          <w:tcPr/>
-          <w:p>
-            <w:pPr>
-              <w:pStyle w:val="Compact"/>
-              <w:jc w:val="right"/>
-            </w:pPr>
-            <w:r>
-              <w:t xml:space="preserve">109.52</w:t>
-            </w:r>
-          </w:p>
-        </w:tc>
-        <w:tc>
-          <w:tcPr/>
-          <w:p>
-            <w:pPr>
-              <w:pStyle w:val="Compact"/>
-              <w:jc w:val="right"/>
-            </w:pPr>
-            <w:r>
-              <w:t xml:space="preserve">99.85</w:t>
+              <w:t xml:space="preserve">105.55</w:t>
+            </w:r>
+          </w:p>
+        </w:tc>
+        <w:tc>
+          <w:tcPr/>
+          <w:p>
+            <w:pPr>
+              <w:pStyle w:val="Compact"/>
+              <w:jc w:val="right"/>
+            </w:pPr>
+            <w:r>
+              <w:t xml:space="preserve">100.99</w:t>
+            </w:r>
+          </w:p>
+        </w:tc>
+        <w:tc>
+          <w:tcPr/>
+          <w:p>
+            <w:pPr>
+              <w:pStyle w:val="Compact"/>
+              <w:jc w:val="right"/>
+            </w:pPr>
+            <w:r>
+              <w:t xml:space="preserve">93.14</w:t>
+            </w:r>
+          </w:p>
+        </w:tc>
+        <w:tc>
+          <w:tcPr/>
+          <w:p>
+            <w:pPr>
+              <w:pStyle w:val="Compact"/>
+              <w:jc w:val="right"/>
+            </w:pPr>
+            <w:r>
+              <w:t xml:space="preserve">109.98</w:t>
+            </w:r>
+          </w:p>
+        </w:tc>
+        <w:tc>
+          <w:tcPr/>
+          <w:p>
+            <w:pPr>
+              <w:pStyle w:val="Compact"/>
+              <w:jc w:val="right"/>
+            </w:pPr>
+            <w:r>
+              <w:t xml:space="preserve">100.81</w:t>
             </w:r>
           </w:p>
         </w:tc>
@@ -19095,55 +19648,55 @@
               <w:jc w:val="right"/>
             </w:pPr>
             <w:r>
-              <w:t xml:space="preserve">122.78</w:t>
-            </w:r>
-          </w:p>
-        </w:tc>
-        <w:tc>
-          <w:tcPr/>
-          <w:p>
-            <w:pPr>
-              <w:pStyle w:val="Compact"/>
-              <w:jc w:val="right"/>
-            </w:pPr>
-            <w:r>
-              <w:t xml:space="preserve">114.30</w:t>
-            </w:r>
-          </w:p>
-        </w:tc>
-        <w:tc>
-          <w:tcPr/>
-          <w:p>
-            <w:pPr>
-              <w:pStyle w:val="Compact"/>
-              <w:jc w:val="right"/>
-            </w:pPr>
-            <w:r>
-              <w:t xml:space="preserve">106.83</w:t>
-            </w:r>
-          </w:p>
-        </w:tc>
-        <w:tc>
-          <w:tcPr/>
-          <w:p>
-            <w:pPr>
-              <w:pStyle w:val="Compact"/>
-              <w:jc w:val="right"/>
-            </w:pPr>
-            <w:r>
-              <w:t xml:space="preserve">128.64</w:t>
-            </w:r>
-          </w:p>
-        </w:tc>
-        <w:tc>
-          <w:tcPr/>
-          <w:p>
-            <w:pPr>
-              <w:pStyle w:val="Compact"/>
-              <w:jc w:val="right"/>
-            </w:pPr>
-            <w:r>
-              <w:t xml:space="preserve">115.75</w:t>
+              <w:t xml:space="preserve">124.83</w:t>
+            </w:r>
+          </w:p>
+        </w:tc>
+        <w:tc>
+          <w:tcPr/>
+          <w:p>
+            <w:pPr>
+              <w:pStyle w:val="Compact"/>
+              <w:jc w:val="right"/>
+            </w:pPr>
+            <w:r>
+              <w:t xml:space="preserve">116.09</w:t>
+            </w:r>
+          </w:p>
+        </w:tc>
+        <w:tc>
+          <w:tcPr/>
+          <w:p>
+            <w:pPr>
+              <w:pStyle w:val="Compact"/>
+              <w:jc w:val="right"/>
+            </w:pPr>
+            <w:r>
+              <w:t xml:space="preserve">108.21</w:t>
+            </w:r>
+          </w:p>
+        </w:tc>
+        <w:tc>
+          <w:tcPr/>
+          <w:p>
+            <w:pPr>
+              <w:pStyle w:val="Compact"/>
+              <w:jc w:val="right"/>
+            </w:pPr>
+            <w:r>
+              <w:t xml:space="preserve">130.78</w:t>
+            </w:r>
+          </w:p>
+        </w:tc>
+        <w:tc>
+          <w:tcPr/>
+          <w:p>
+            <w:pPr>
+              <w:pStyle w:val="Compact"/>
+              <w:jc w:val="right"/>
+            </w:pPr>
+            <w:r>
+              <w:t xml:space="preserve">117.50</w:t>
             </w:r>
           </w:p>
         </w:tc>
@@ -19164,7 +19717,7 @@
         </w:tc>
       </w:tr>
     </w:tbl>
-    <w:bookmarkStart w:id="98" w:name="fig:long-term-fan"/>
+    <w:bookmarkStart w:id="99" w:name="fig:long-term-fan"/>
     <w:p>
       <w:pPr>
         <w:pStyle w:val="CaptionedFigure"/>
@@ -19174,18 +19727,18 @@
           <wp:inline>
             <wp:extent cx="5013960" cy="2790377"/>
             <wp:effectExtent b="0" l="0" r="0" t="0"/>
-            <wp:docPr descr="" title="" id="96" name="Picture"/>
+            <wp:docPr descr="" title="" id="97" name="Picture"/>
             <a:graphic>
               <a:graphicData uri="http://schemas.openxmlformats.org/drawingml/2006/picture">
                 <pic:pic>
                   <pic:nvPicPr>
-                    <pic:cNvPr descr="蒙特卡洛价格扇形区间.png" id="97" name="Picture"/>
+                    <pic:cNvPr descr="蒙特卡洛价格扇形区间.png" id="98" name="Picture"/>
                     <pic:cNvPicPr>
                       <a:picLocks noChangeArrowheads="1" noChangeAspect="1"/>
                     </pic:cNvPicPr>
                   </pic:nvPicPr>
                   <pic:blipFill>
-                    <a:blip r:embed="rId95"/>
+                    <a:blip r:embed="rId96"/>
                     <a:stretch>
                       <a:fillRect/>
                     </a:stretch>
@@ -19241,7 +19794,7 @@
         <w:t xml:space="preserve">5%–95%。三情景中心路径应与该区间共同解读。</w:t>
       </w:r>
     </w:p>
-    <w:bookmarkEnd w:id="98"/>
+    <w:bookmarkEnd w:id="99"/>
     <w:p>
       <w:pPr>
         <w:pStyle w:val="CaptionedFigure"/>
@@ -19251,18 +19804,18 @@
           <wp:inline>
             <wp:extent cx="5013960" cy="2757678"/>
             <wp:effectExtent b="0" l="0" r="0" t="0"/>
-            <wp:docPr descr="" title="" id="100" name="Picture"/>
+            <wp:docPr descr="" title="" id="101" name="Picture"/>
             <a:graphic>
               <a:graphicData uri="http://schemas.openxmlformats.org/drawingml/2006/picture">
                 <pic:pic>
                   <pic:nvPicPr>
-                    <pic:cNvPr descr="短期拟合与长期预测总览.png" id="101" name="Picture"/>
+                    <pic:cNvPr descr="短期拟合与长期预测总览.png" id="102" name="Picture"/>
                     <pic:cNvPicPr>
                       <a:picLocks noChangeArrowheads="1" noChangeAspect="1"/>
                     </pic:cNvPicPr>
                   </pic:nvPicPr>
                   <pic:blipFill>
-                    <a:blip r:embed="rId99"/>
+                    <a:blip r:embed="rId100"/>
                     <a:stretch>
                       <a:fillRect/>
                     </a:stretch>
@@ -19332,7 +19885,7 @@
         <w:t xml:space="preserve">的问题，本文额外建立状态转移扰动层。该层不改变三情景物理中心路径，而是让未来状态在缓和、维持和升级之间随机切换：缓和状态向乐观中心靠近，维持状态围绕中性中心，升级状态向悲观中心和跳涨方向移动；扰动强度由附件历史价格波动估计后进行保守折扣。这样得到的长期图不再是一条孤立直线，而是中心路径、状态概率和尾部区间的组合。</w:t>
       </w:r>
     </w:p>
-    <w:bookmarkStart w:id="105" w:name="fig:state-transition-fan"/>
+    <w:bookmarkStart w:id="106" w:name="fig:state-transition-fan"/>
     <w:p>
       <w:pPr>
         <w:pStyle w:val="CaptionedFigure"/>
@@ -19342,18 +19895,18 @@
           <wp:inline>
             <wp:extent cx="5013960" cy="3654242"/>
             <wp:effectExtent b="0" l="0" r="0" t="0"/>
-            <wp:docPr descr="" title="" id="103" name="Picture"/>
+            <wp:docPr descr="" title="" id="104" name="Picture"/>
             <a:graphic>
               <a:graphicData uri="http://schemas.openxmlformats.org/drawingml/2006/picture">
                 <pic:pic>
                   <pic:nvPicPr>
-                    <pic:cNvPr descr="长期状态转移情景树.png" id="104" name="Picture"/>
+                    <pic:cNvPr descr="长期状态转移情景树.png" id="105" name="Picture"/>
                     <pic:cNvPicPr>
                       <a:picLocks noChangeArrowheads="1" noChangeAspect="1"/>
                     </pic:cNvPicPr>
                   </pic:nvPicPr>
                   <pic:blipFill>
-                    <a:blip r:embed="rId102"/>
+                    <a:blip r:embed="rId103"/>
                     <a:stretch>
                       <a:fillRect/>
                     </a:stretch>
@@ -19391,7 +19944,7 @@
         <w:t xml:space="preserve">长期状态转移情景树。上图为状态转移后的价格扇形区间，下图为缓和、维持、升级三类状态的样本占比。</w:t>
       </w:r>
     </w:p>
-    <w:bookmarkEnd w:id="105"/>
+    <w:bookmarkEnd w:id="106"/>
     <w:p>
       <w:pPr>
         <w:pStyle w:val="BodyText"/>
@@ -19412,7 +19965,7 @@
         <w:t xml:space="preserve">天附近回落至约</w:t>
       </w:r>
       <w:r>
-        <w:t xml:space="preserve"> 92.43 </w:t>
+        <w:t xml:space="preserve"> 93.14 </w:t>
       </w:r>
       <w:r>
         <w:rPr>
@@ -19439,7 +19992,7 @@
         <w:t xml:space="preserve">美元/桶以上，并在外推期达到约</w:t>
       </w:r>
       <w:r>
-        <w:t xml:space="preserve"> 128.64 </w:t>
+        <w:t xml:space="preserve"> 130.78 </w:t>
       </w:r>
       <w:r>
         <w:rPr>
@@ -19466,7 +20019,7 @@
         <w:t xml:space="preserve">条件区间</w:t>
       </w:r>
       <w:r>
-        <w:t xml:space="preserve"> 85.43–93.99 </w:t>
+        <w:t xml:space="preserve"> 85.78–94.70 </w:t>
       </w:r>
       <w:r>
         <w:rPr>
@@ -19484,7 +20037,7 @@
         <w:t xml:space="preserve">为</w:t>
       </w:r>
       <w:r>
-        <w:t xml:space="preserve"> 124.61 </w:t>
+        <w:t xml:space="preserve"> 126.34 </w:t>
       </w:r>
       <w:r>
         <w:rPr>
@@ -19800,7 +20353,7 @@
               <w:t xml:space="preserve">为</w:t>
             </w:r>
             <w:r>
-              <w:t xml:space="preserve"> 87.67–101.01 </w:t>
+              <w:t xml:space="preserve"> 88.60–103.25 </w:t>
             </w:r>
             <w:r>
               <w:rPr>
@@ -19818,7 +20371,7 @@
               <w:t xml:space="preserve">概率约</w:t>
             </w:r>
             <w:r>
-              <w:t xml:space="preserve"> 4.6%</w:t>
+              <w:t xml:space="preserve"> 8.8%</w:t>
             </w:r>
           </w:p>
         </w:tc>
@@ -19886,7 +20439,7 @@
               <w:t xml:space="preserve">为</w:t>
             </w:r>
             <w:r>
-              <w:t xml:space="preserve"> 85.43–93.99 </w:t>
+              <w:t xml:space="preserve"> 85.78–94.70 </w:t>
             </w:r>
             <w:r>
               <w:rPr>
@@ -19904,7 +20457,7 @@
               <w:t xml:space="preserve">为</w:t>
             </w:r>
             <w:r>
-              <w:t xml:space="preserve"> 124.61 </w:t>
+              <w:t xml:space="preserve"> 126.34 </w:t>
             </w:r>
             <w:r>
               <w:rPr>
@@ -19942,7 +20495,7 @@
         <w:t xml:space="preserve">从价格平衡点看，乐观情景最终回落至约</w:t>
       </w:r>
       <w:r>
-        <w:t xml:space="preserve"> 87.10 </w:t>
+        <w:t xml:space="preserve"> 87.39 </w:t>
       </w:r>
       <w:r>
         <w:rPr>
@@ -19978,7 +20531,7 @@
         <w:t xml:space="preserve">天约为</w:t>
       </w:r>
       <w:r>
-        <w:t xml:space="preserve"> 92.43 </w:t>
+        <w:t xml:space="preserve"> 93.14 </w:t>
       </w:r>
       <w:r>
         <w:rPr>
@@ -19993,16 +20546,7 @@
         <w:rPr>
           <w:rFonts w:hint="eastAsia"/>
         </w:rPr>
-        <w:t xml:space="preserve">释放已经从计划上限自动收缩，且中性路径供给过剩仅约</w:t>
-      </w:r>
-      <w:r>
-        <w:t xml:space="preserve"> 50 </w:t>
-      </w:r>
-      <w:r>
-        <w:rPr>
-          <w:rFonts w:hint="eastAsia"/>
-        </w:rPr>
-        <w:t xml:space="preserve">万桶/日，说明价格回落不是依赖政策变量机械满额托底。悲观情景第</w:t>
+        <w:t xml:space="preserve">释放已经从计划上限自动收缩，且物理缺口基本闭合，说明价格回落不是依赖政策变量机械满额托底。悲观情景第</w:t>
       </w:r>
       <w:r>
         <w:t xml:space="preserve"> 180 </w:t>
@@ -20014,7 +20558,7 @@
         <w:t xml:space="preserve">天仍为</w:t>
       </w:r>
       <w:r>
-        <w:t xml:space="preserve"> 106.83 </w:t>
+        <w:t xml:space="preserve"> 108.21 </w:t>
       </w:r>
       <w:r>
         <w:rPr>
@@ -20049,16 +20593,7 @@
         <w:rPr>
           <w:rFonts w:hint="eastAsia"/>
         </w:rPr>
-        <w:t xml:space="preserve">天存在约</w:t>
-      </w:r>
-      <w:r>
-        <w:t xml:space="preserve"> 50 </w:t>
-      </w:r>
-      <w:r>
-        <w:rPr>
-          <w:rFonts w:hint="eastAsia"/>
-        </w:rPr>
-        <w:t xml:space="preserve">万桶/日的轻微供给过剩，但价格仍高于战前</w:t>
+        <w:t xml:space="preserve">天物理缺口已基本闭合，但价格仍高于战前</w:t>
       </w:r>
       <w:r>
         <w:t xml:space="preserve"> 75 </w:t>
@@ -20067,46 +20602,10 @@
         <w:rPr>
           <w:rFonts w:hint="eastAsia"/>
         </w:rPr>
-        <w:t xml:space="preserve">美元/桶，并非供需项失效，而是模型中仍保留约</w:t>
-      </w:r>
-      <w:r>
-        <w:t xml:space="preserve"> 5.99 </w:t>
-      </w:r>
-      <w:r>
-        <w:rPr>
-          <w:rFonts w:hint="eastAsia"/>
-        </w:rPr>
-        <w:t xml:space="preserve">美元/桶的不确定性和制度风险溢价。该设定表示：即便物理缺口基本闭合，只要霍尔木兹封锁的制度状态没有完全解除，市场仍会对运输保险、航运安全、库存再补充和再次升级风险给出残余溢价。反驳性检验显示，若将不确定性溢价减半，中性第</w:t>
-      </w:r>
-      <w:r>
-        <w:t xml:space="preserve"> 180 </w:t>
-      </w:r>
-      <w:r>
-        <w:rPr>
-          <w:rFonts w:hint="eastAsia"/>
-        </w:rPr>
-        <w:t xml:space="preserve">天价格降至</w:t>
-      </w:r>
-      <w:r>
-        <w:t xml:space="preserve"> 89.15 </w:t>
-      </w:r>
-      <w:r>
-        <w:rPr>
-          <w:rFonts w:hint="eastAsia"/>
-        </w:rPr>
-        <w:t xml:space="preserve">美元/桶；若强制其随时间衰减，则降至</w:t>
-      </w:r>
-      <w:r>
-        <w:t xml:space="preserve"> 87.82 </w:t>
-      </w:r>
-      <w:r>
-        <w:rPr>
-          <w:rFonts w:hint="eastAsia"/>
-        </w:rPr>
-        <w:t xml:space="preserve">美元/桶。因此</w:t>
-      </w:r>
-      <w:r>
-        <w:t xml:space="preserve"> 92.43 </w:t>
+        <w:t xml:space="preserve">美元/桶，并非供需项失效，而是模型中仍保留不确定性和制度风险溢价。该设定表示：即便物理缺口基本闭合，只要霍尔木兹封锁的制度状态没有完全解除，市场仍会对运输保险、航运安全、库存再补充和再次升级风险给出残余溢价。因此</w:t>
+      </w:r>
+      <w:r>
+        <w:t xml:space="preserve"> 93.14 </w:t>
       </w:r>
       <w:r>
         <w:rPr>
@@ -20136,18 +20635,18 @@
           <wp:inline>
             <wp:extent cx="4907280" cy="3413760"/>
             <wp:effectExtent b="0" l="0" r="0" t="0"/>
-            <wp:docPr descr="" title="" id="107" name="Picture"/>
+            <wp:docPr descr="" title="" id="108" name="Picture"/>
             <a:graphic>
               <a:graphicData uri="http://schemas.openxmlformats.org/drawingml/2006/picture">
                 <pic:pic>
                   <pic:nvPicPr>
-                    <pic:cNvPr descr="库存与供需缺口风险.png" id="108" name="Picture"/>
+                    <pic:cNvPr descr="库存与供需缺口风险.png" id="109" name="Picture"/>
                     <pic:cNvPicPr>
                       <a:picLocks noChangeArrowheads="1" noChangeAspect="1"/>
                     </pic:cNvPicPr>
                   </pic:nvPicPr>
                   <pic:blipFill>
-                    <a:blip r:embed="rId106"/>
+                    <a:blip r:embed="rId107"/>
                     <a:stretch>
                       <a:fillRect/>
                     </a:stretch>
@@ -20185,9 +20684,9 @@
         <w:t xml:space="preserve">商业库存剩余量与剩余供需缺口变化。悲观情景下缓冲能力下降，二次跳涨风险上升。</w:t>
       </w:r>
     </w:p>
-    <w:bookmarkEnd w:id="109"/>
     <w:bookmarkEnd w:id="110"/>
-    <w:bookmarkStart w:id="138" w:name="敏感性分析"/>
+    <w:bookmarkEnd w:id="111"/>
+    <w:bookmarkStart w:id="139" w:name="敏感性分析"/>
     <w:p>
       <w:pPr>
         <w:pStyle w:val="Heading1"/>
@@ -20199,7 +20698,7 @@
         <w:t xml:space="preserve">敏感性分析</w:t>
       </w:r>
     </w:p>
-    <w:bookmarkStart w:id="111" w:name="分析方法"/>
+    <w:bookmarkStart w:id="112" w:name="分析方法"/>
     <w:p>
       <w:pPr>
         <w:pStyle w:val="Heading2"/>
@@ -20468,8 +20967,8 @@
         <w:t xml:space="preserve">天剩余缺口波动范围。该指标兼顾终点价格、阶段峰值和供需风险。</w:t>
       </w:r>
     </w:p>
-    <w:bookmarkEnd w:id="111"/>
-    <w:bookmarkStart w:id="115" w:name="参数重要性排序"/>
+    <w:bookmarkEnd w:id="112"/>
+    <w:bookmarkStart w:id="116" w:name="参数重要性排序"/>
     <w:p>
       <w:pPr>
         <w:pStyle w:val="Heading2"/>
@@ -20622,31 +21121,31 @@
               <w:jc w:val="right"/>
             </w:pPr>
             <w:r>
-              <w:t xml:space="preserve">17.67</w:t>
-            </w:r>
-          </w:p>
-        </w:tc>
-        <w:tc>
-          <w:tcPr/>
-          <w:p>
-            <w:pPr>
-              <w:pStyle w:val="Compact"/>
-              <w:jc w:val="right"/>
-            </w:pPr>
-            <w:r>
-              <w:t xml:space="preserve">14.36</w:t>
-            </w:r>
-          </w:p>
-        </w:tc>
-        <w:tc>
-          <w:tcPr/>
-          <w:p>
-            <w:pPr>
-              <w:pStyle w:val="Compact"/>
-              <w:jc w:val="right"/>
-            </w:pPr>
-            <w:r>
-              <w:t xml:space="preserve">7.36</w:t>
+              <w:t xml:space="preserve">18.37</w:t>
+            </w:r>
+          </w:p>
+        </w:tc>
+        <w:tc>
+          <w:tcPr/>
+          <w:p>
+            <w:pPr>
+              <w:pStyle w:val="Compact"/>
+              <w:jc w:val="right"/>
+            </w:pPr>
+            <w:r>
+              <w:t xml:space="preserve">14.93</w:t>
+            </w:r>
+          </w:p>
+        </w:tc>
+        <w:tc>
+          <w:tcPr/>
+          <w:p>
+            <w:pPr>
+              <w:pStyle w:val="Compact"/>
+              <w:jc w:val="right"/>
+            </w:pPr>
+            <w:r>
+              <w:t xml:space="preserve">7.65</w:t>
             </w:r>
           </w:p>
         </w:tc>
@@ -20687,31 +21186,31 @@
               <w:jc w:val="right"/>
             </w:pPr>
             <w:r>
-              <w:t xml:space="preserve">13.55</w:t>
-            </w:r>
-          </w:p>
-        </w:tc>
-        <w:tc>
-          <w:tcPr/>
-          <w:p>
-            <w:pPr>
-              <w:pStyle w:val="Compact"/>
-              <w:jc w:val="right"/>
-            </w:pPr>
-            <w:r>
-              <w:t xml:space="preserve">8.40</w:t>
-            </w:r>
-          </w:p>
-        </w:tc>
-        <w:tc>
-          <w:tcPr/>
-          <w:p>
-            <w:pPr>
-              <w:pStyle w:val="Compact"/>
-              <w:jc w:val="right"/>
-            </w:pPr>
-            <w:r>
-              <w:t xml:space="preserve">11.44</w:t>
+              <w:t xml:space="preserve">13.58</w:t>
+            </w:r>
+          </w:p>
+        </w:tc>
+        <w:tc>
+          <w:tcPr/>
+          <w:p>
+            <w:pPr>
+              <w:pStyle w:val="Compact"/>
+              <w:jc w:val="right"/>
+            </w:pPr>
+            <w:r>
+              <w:t xml:space="preserve">8.41</w:t>
+            </w:r>
+          </w:p>
+        </w:tc>
+        <w:tc>
+          <w:tcPr/>
+          <w:p>
+            <w:pPr>
+              <w:pStyle w:val="Compact"/>
+              <w:jc w:val="right"/>
+            </w:pPr>
+            <w:r>
+              <w:t xml:space="preserve">11.48</w:t>
             </w:r>
           </w:p>
         </w:tc>
@@ -20752,19 +21251,19 @@
               <w:jc w:val="right"/>
             </w:pPr>
             <w:r>
-              <w:t xml:space="preserve">10.02</w:t>
-            </w:r>
-          </w:p>
-        </w:tc>
-        <w:tc>
-          <w:tcPr/>
-          <w:p>
-            <w:pPr>
-              <w:pStyle w:val="Compact"/>
-              <w:jc w:val="right"/>
-            </w:pPr>
-            <w:r>
-              <w:t xml:space="preserve">4.92</w:t>
+              <w:t xml:space="preserve">10.04</w:t>
+            </w:r>
+          </w:p>
+        </w:tc>
+        <w:tc>
+          <w:tcPr/>
+          <w:p>
+            <w:pPr>
+              <w:pStyle w:val="Compact"/>
+              <w:jc w:val="right"/>
+            </w:pPr>
+            <w:r>
+              <w:t xml:space="preserve">4.94</w:t>
             </w:r>
           </w:p>
         </w:tc>
@@ -20817,31 +21316,31 @@
               <w:jc w:val="right"/>
             </w:pPr>
             <w:r>
-              <w:t xml:space="preserve">6.41</w:t>
-            </w:r>
-          </w:p>
-        </w:tc>
-        <w:tc>
-          <w:tcPr/>
-          <w:p>
-            <w:pPr>
-              <w:pStyle w:val="Compact"/>
-              <w:jc w:val="right"/>
-            </w:pPr>
-            <w:r>
-              <w:t xml:space="preserve">5.04</w:t>
-            </w:r>
-          </w:p>
-        </w:tc>
-        <w:tc>
-          <w:tcPr/>
-          <w:p>
-            <w:pPr>
-              <w:pStyle w:val="Compact"/>
-              <w:jc w:val="right"/>
-            </w:pPr>
-            <w:r>
-              <w:t xml:space="preserve">3.04</w:t>
+              <w:t xml:space="preserve">6.68</w:t>
+            </w:r>
+          </w:p>
+        </w:tc>
+        <w:tc>
+          <w:tcPr/>
+          <w:p>
+            <w:pPr>
+              <w:pStyle w:val="Compact"/>
+              <w:jc w:val="right"/>
+            </w:pPr>
+            <w:r>
+              <w:t xml:space="preserve">5.21</w:t>
+            </w:r>
+          </w:p>
+        </w:tc>
+        <w:tc>
+          <w:tcPr/>
+          <w:p>
+            <w:pPr>
+              <w:pStyle w:val="Compact"/>
+              <w:jc w:val="right"/>
+            </w:pPr>
+            <w:r>
+              <w:t xml:space="preserve">3.27</w:t>
             </w:r>
           </w:p>
         </w:tc>
@@ -20882,31 +21381,31 @@
               <w:jc w:val="right"/>
             </w:pPr>
             <w:r>
-              <w:t xml:space="preserve">5.95</w:t>
-            </w:r>
-          </w:p>
-        </w:tc>
-        <w:tc>
-          <w:tcPr/>
-          <w:p>
-            <w:pPr>
-              <w:pStyle w:val="Compact"/>
-              <w:jc w:val="right"/>
-            </w:pPr>
-            <w:r>
-              <w:t xml:space="preserve">3.26</w:t>
-            </w:r>
-          </w:p>
-        </w:tc>
-        <w:tc>
-          <w:tcPr/>
-          <w:p>
-            <w:pPr>
-              <w:pStyle w:val="Compact"/>
-              <w:jc w:val="right"/>
-            </w:pPr>
-            <w:r>
-              <w:t xml:space="preserve">5.97</w:t>
+              <w:t xml:space="preserve">6.17</w:t>
+            </w:r>
+          </w:p>
+        </w:tc>
+        <w:tc>
+          <w:tcPr/>
+          <w:p>
+            <w:pPr>
+              <w:pStyle w:val="Compact"/>
+              <w:jc w:val="right"/>
+            </w:pPr>
+            <w:r>
+              <w:t xml:space="preserve">3.39</w:t>
+            </w:r>
+          </w:p>
+        </w:tc>
+        <w:tc>
+          <w:tcPr/>
+          <w:p>
+            <w:pPr>
+              <w:pStyle w:val="Compact"/>
+              <w:jc w:val="right"/>
+            </w:pPr>
+            <w:r>
+              <w:t xml:space="preserve">6.18</w:t>
             </w:r>
           </w:p>
         </w:tc>
@@ -20947,31 +21446,31 @@
               <w:jc w:val="right"/>
             </w:pPr>
             <w:r>
-              <w:t xml:space="preserve">3.86</w:t>
-            </w:r>
-          </w:p>
-        </w:tc>
-        <w:tc>
-          <w:tcPr/>
-          <w:p>
-            <w:pPr>
-              <w:pStyle w:val="Compact"/>
-              <w:jc w:val="right"/>
-            </w:pPr>
-            <w:r>
-              <w:t xml:space="preserve">3.42</w:t>
-            </w:r>
-          </w:p>
-        </w:tc>
-        <w:tc>
-          <w:tcPr/>
-          <w:p>
-            <w:pPr>
-              <w:pStyle w:val="Compact"/>
-              <w:jc w:val="right"/>
-            </w:pPr>
-            <w:r>
-              <w:t xml:space="preserve">0.98</w:t>
+              <w:t xml:space="preserve">3.82</w:t>
+            </w:r>
+          </w:p>
+        </w:tc>
+        <w:tc>
+          <w:tcPr/>
+          <w:p>
+            <w:pPr>
+              <w:pStyle w:val="Compact"/>
+              <w:jc w:val="right"/>
+            </w:pPr>
+            <w:r>
+              <w:t xml:space="preserve">3.34</w:t>
+            </w:r>
+          </w:p>
+        </w:tc>
+        <w:tc>
+          <w:tcPr/>
+          <w:p>
+            <w:pPr>
+              <w:pStyle w:val="Compact"/>
+              <w:jc w:val="right"/>
+            </w:pPr>
+            <w:r>
+              <w:t xml:space="preserve">1.07</w:t>
             </w:r>
           </w:p>
         </w:tc>
@@ -21012,19 +21511,19 @@
               <w:jc w:val="right"/>
             </w:pPr>
             <w:r>
-              <w:t xml:space="preserve">2.28</w:t>
-            </w:r>
-          </w:p>
-        </w:tc>
-        <w:tc>
-          <w:tcPr/>
-          <w:p>
-            <w:pPr>
-              <w:pStyle w:val="Compact"/>
-              <w:jc w:val="right"/>
-            </w:pPr>
-            <w:r>
-              <w:t xml:space="preserve">2.26</w:t>
+              <w:t xml:space="preserve">2.36</w:t>
+            </w:r>
+          </w:p>
+        </w:tc>
+        <w:tc>
+          <w:tcPr/>
+          <w:p>
+            <w:pPr>
+              <w:pStyle w:val="Compact"/>
+              <w:jc w:val="right"/>
+            </w:pPr>
+            <w:r>
+              <w:t xml:space="preserve">2.34</w:t>
             </w:r>
           </w:p>
         </w:tc>
@@ -21077,31 +21576,31 @@
               <w:jc w:val="right"/>
             </w:pPr>
             <w:r>
-              <w:t xml:space="preserve">2.08</w:t>
-            </w:r>
-          </w:p>
-        </w:tc>
-        <w:tc>
-          <w:tcPr/>
-          <w:p>
-            <w:pPr>
-              <w:pStyle w:val="Compact"/>
-              <w:jc w:val="right"/>
-            </w:pPr>
-            <w:r>
-              <w:t xml:space="preserve">1.26</w:t>
-            </w:r>
-          </w:p>
-        </w:tc>
-        <w:tc>
-          <w:tcPr/>
-          <w:p>
-            <w:pPr>
-              <w:pStyle w:val="Compact"/>
-              <w:jc w:val="right"/>
-            </w:pPr>
-            <w:r>
-              <w:t xml:space="preserve">1.82</w:t>
+              <w:t xml:space="preserve">2.13</w:t>
+            </w:r>
+          </w:p>
+        </w:tc>
+        <w:tc>
+          <w:tcPr/>
+          <w:p>
+            <w:pPr>
+              <w:pStyle w:val="Compact"/>
+              <w:jc w:val="right"/>
+            </w:pPr>
+            <w:r>
+              <w:t xml:space="preserve">1.29</w:t>
+            </w:r>
+          </w:p>
+        </w:tc>
+        <w:tc>
+          <w:tcPr/>
+          <w:p>
+            <w:pPr>
+              <w:pStyle w:val="Compact"/>
+              <w:jc w:val="right"/>
+            </w:pPr>
+            <w:r>
+              <w:t xml:space="preserve">1.86</w:t>
             </w:r>
           </w:p>
         </w:tc>
@@ -21145,31 +21644,31 @@
               <w:jc w:val="right"/>
             </w:pPr>
             <w:r>
-              <w:t xml:space="preserve">0.90</w:t>
-            </w:r>
-          </w:p>
-        </w:tc>
-        <w:tc>
-          <w:tcPr/>
-          <w:p>
-            <w:pPr>
-              <w:pStyle w:val="Compact"/>
-              <w:jc w:val="right"/>
-            </w:pPr>
-            <w:r>
-              <w:t xml:space="preserve">0.65</w:t>
-            </w:r>
-          </w:p>
-        </w:tc>
-        <w:tc>
-          <w:tcPr/>
-          <w:p>
-            <w:pPr>
-              <w:pStyle w:val="Compact"/>
-              <w:jc w:val="right"/>
-            </w:pPr>
-            <w:r>
-              <w:t xml:space="preserve">0.50</w:t>
+              <w:t xml:space="preserve">0.94</w:t>
+            </w:r>
+          </w:p>
+        </w:tc>
+        <w:tc>
+          <w:tcPr/>
+          <w:p>
+            <w:pPr>
+              <w:pStyle w:val="Compact"/>
+              <w:jc w:val="right"/>
+            </w:pPr>
+            <w:r>
+              <w:t xml:space="preserve">0.69</w:t>
+            </w:r>
+          </w:p>
+        </w:tc>
+        <w:tc>
+          <w:tcPr/>
+          <w:p>
+            <w:pPr>
+              <w:pStyle w:val="Compact"/>
+              <w:jc w:val="right"/>
+            </w:pPr>
+            <w:r>
+              <w:t xml:space="preserve">0.49</w:t>
             </w:r>
           </w:p>
         </w:tc>
@@ -21340,7 +21839,7 @@
               <w:jc w:val="right"/>
             </w:pPr>
             <w:r>
-              <w:t xml:space="preserve">0.17</w:t>
+              <w:t xml:space="preserve">0.15</w:t>
             </w:r>
           </w:p>
         </w:tc>
@@ -21364,7 +21863,7 @@
               <w:jc w:val="right"/>
             </w:pPr>
             <w:r>
-              <w:t xml:space="preserve">0.37</w:t>
+              <w:t xml:space="preserve">0.33</w:t>
             </w:r>
           </w:p>
         </w:tc>
@@ -21473,7 +21972,7 @@
               <w:jc w:val="right"/>
             </w:pPr>
             <w:r>
-              <w:t xml:space="preserve">0.08</w:t>
+              <w:t xml:space="preserve">0.06</w:t>
             </w:r>
           </w:p>
         </w:tc>
@@ -21497,7 +21996,7 @@
               <w:jc w:val="right"/>
             </w:pPr>
             <w:r>
-              <w:t xml:space="preserve">0.17</w:t>
+              <w:t xml:space="preserve">0.13</w:t>
             </w:r>
           </w:p>
         </w:tc>
@@ -21523,13 +22022,10 @@
               <w:jc w:val="left"/>
             </w:pPr>
             <w:r>
-              <w:t xml:space="preserve">SPR </w:t>
-            </w:r>
-            <w:r>
-              <w:rPr>
-                <w:rFonts w:hint="eastAsia"/>
-              </w:rPr>
-              <w:t xml:space="preserve">收缩起点</w:t>
+              <w:rPr>
+                <w:rFonts w:hint="eastAsia"/>
+              </w:rPr>
+              <w:t xml:space="preserve">绕道恢复耗时</w:t>
             </w:r>
           </w:p>
         </w:tc>
@@ -21565,7 +22061,7 @@
               <w:jc w:val="right"/>
             </w:pPr>
             <w:r>
-              <w:t xml:space="preserve">0.04</w:t>
+              <w:t xml:space="preserve">0.05</w:t>
             </w:r>
           </w:p>
         </w:tc>
@@ -21591,10 +22087,13 @@
               <w:jc w:val="left"/>
             </w:pPr>
             <w:r>
-              <w:rPr>
-                <w:rFonts w:hint="eastAsia"/>
-              </w:rPr>
-              <w:t xml:space="preserve">绕道恢复耗时</w:t>
+              <w:t xml:space="preserve">SPR </w:t>
+            </w:r>
+            <w:r>
+              <w:rPr>
+                <w:rFonts w:hint="eastAsia"/>
+              </w:rPr>
+              <w:t xml:space="preserve">收缩起点</w:t>
             </w:r>
           </w:p>
         </w:tc>
@@ -21645,18 +22144,18 @@
           <wp:inline>
             <wp:extent cx="4907280" cy="2998893"/>
             <wp:effectExtent b="0" l="0" r="0" t="0"/>
-            <wp:docPr descr="" title="" id="113" name="Picture"/>
+            <wp:docPr descr="" title="" id="114" name="Picture"/>
             <a:graphic>
               <a:graphicData uri="http://schemas.openxmlformats.org/drawingml/2006/picture">
                 <pic:pic>
                   <pic:nvPicPr>
-                    <pic:cNvPr descr="参数敏感性龙卷风图.png" id="114" name="Picture"/>
+                    <pic:cNvPr descr="参数敏感性龙卷风图.png" id="115" name="Picture"/>
                     <pic:cNvPicPr>
                       <a:picLocks noChangeArrowheads="1" noChangeAspect="1"/>
                     </pic:cNvPicPr>
                   </pic:nvPicPr>
                   <pic:blipFill>
-                    <a:blip r:embed="rId112"/>
+                    <a:blip r:embed="rId113"/>
                     <a:stretch>
                       <a:fillRect/>
                     </a:stretch>
@@ -21741,7 +22240,7 @@
         <w:t xml:space="preserve">天价格波动范围达到</w:t>
       </w:r>
       <w:r>
-        <w:t xml:space="preserve"> 14.36 </w:t>
+        <w:t xml:space="preserve"> 14.93 </w:t>
       </w:r>
       <w:r>
         <w:rPr>
@@ -21810,8 +22309,8 @@
         <w:t xml:space="preserve">的政策缓冲变量。</w:t>
       </w:r>
     </w:p>
-    <w:bookmarkEnd w:id="115"/>
-    <w:bookmarkStart w:id="119" w:name="sec:monte-carlo"/>
+    <w:bookmarkEnd w:id="116"/>
+    <w:bookmarkStart w:id="120" w:name="sec:monte-carlo"/>
     <w:p>
       <w:pPr>
         <w:pStyle w:val="Heading2"/>
@@ -22035,7 +22534,7 @@
               <w:jc w:val="right"/>
             </w:pPr>
             <w:r>
-              <w:t xml:space="preserve">4.6%</w:t>
+              <w:t xml:space="preserve">8.8%</w:t>
             </w:r>
           </w:p>
         </w:tc>
@@ -22073,7 +22572,7 @@
               <w:jc w:val="right"/>
             </w:pPr>
             <w:r>
-              <w:t xml:space="preserve">0.0%</w:t>
+              <w:t xml:space="preserve">0.6%</w:t>
             </w:r>
           </w:p>
         </w:tc>
@@ -22149,7 +22648,7 @@
               <w:jc w:val="right"/>
             </w:pPr>
             <w:r>
-              <w:t xml:space="preserve">1.2%</w:t>
+              <w:t xml:space="preserve">2.8%</w:t>
             </w:r>
           </w:p>
         </w:tc>
@@ -22190,7 +22689,7 @@
               <w:jc w:val="right"/>
             </w:pPr>
             <w:r>
-              <w:t xml:space="preserve">87.67</w:t>
+              <w:t xml:space="preserve">88.60</w:t>
             </w:r>
           </w:p>
         </w:tc>
@@ -22231,7 +22730,7 @@
               <w:jc w:val="right"/>
             </w:pPr>
             <w:r>
-              <w:t xml:space="preserve">92.85</w:t>
+              <w:t xml:space="preserve">94.42</w:t>
             </w:r>
           </w:p>
         </w:tc>
@@ -22272,7 +22771,7 @@
               <w:jc w:val="right"/>
             </w:pPr>
             <w:r>
-              <w:t xml:space="preserve">101.01</w:t>
+              <w:t xml:space="preserve">103.25</w:t>
             </w:r>
           </w:p>
         </w:tc>
@@ -22304,7 +22803,7 @@
               <w:jc w:val="right"/>
             </w:pPr>
             <w:r>
-              <w:t xml:space="preserve">119.62</w:t>
+              <w:t xml:space="preserve">122.92</w:t>
             </w:r>
           </w:p>
         </w:tc>
@@ -22319,18 +22818,18 @@
           <wp:inline>
             <wp:extent cx="4160520" cy="2352876"/>
             <wp:effectExtent b="0" l="0" r="0" t="0"/>
-            <wp:docPr descr="" title="" id="117" name="Picture"/>
+            <wp:docPr descr="" title="" id="118" name="Picture"/>
             <a:graphic>
               <a:graphicData uri="http://schemas.openxmlformats.org/drawingml/2006/picture">
                 <pic:pic>
                   <pic:nvPicPr>
-                    <pic:cNvPr descr="蒙特卡洛尾部风险概率.png" id="118" name="Picture"/>
+                    <pic:cNvPr descr="蒙特卡洛尾部风险概率.png" id="119" name="Picture"/>
                     <pic:cNvPicPr>
                       <a:picLocks noChangeArrowheads="1" noChangeAspect="1"/>
                     </pic:cNvPicPr>
                   </pic:nvPicPr>
                   <pic:blipFill>
-                    <a:blip r:embed="rId116"/>
+                    <a:blip r:embed="rId117"/>
                     <a:stretch>
                       <a:fillRect/>
                     </a:stretch>
@@ -22388,22 +22887,22 @@
         <w:t xml:space="preserve">天中位数价格为</w:t>
       </w:r>
       <w:r>
-        <w:t xml:space="preserve"> 92.85 </w:t>
-      </w:r>
-      <w:r>
-        <w:rPr>
-          <w:rFonts w:hint="eastAsia"/>
-        </w:rPr>
-        <w:t xml:space="preserve">美元/桶，与中性情景的</w:t>
-      </w:r>
-      <w:r>
-        <w:t xml:space="preserve"> 92.43 </w:t>
-      </w:r>
-      <w:r>
-        <w:rPr>
-          <w:rFonts w:hint="eastAsia"/>
-        </w:rPr>
-        <w:t xml:space="preserve">美元/桶高度接近，说明中性路径不是孤立的单点调参结果。与此同时，外推期最高价突破</w:t>
+        <w:t xml:space="preserve"> 94.42 </w:t>
+      </w:r>
+      <w:r>
+        <w:rPr>
+          <w:rFonts w:hint="eastAsia"/>
+        </w:rPr>
+        <w:t xml:space="preserve">美元/桶，与官方外生约束后的中性情景</w:t>
+      </w:r>
+      <w:r>
+        <w:t xml:space="preserve"> 93.14 </w:t>
+      </w:r>
+      <w:r>
+        <w:rPr>
+          <w:rFonts w:hint="eastAsia"/>
+        </w:rPr>
+        <w:t xml:space="preserve">美元/桶处在同一数量级，说明中性路径不是孤立的单点调参结果。与此同时，外推期最高价突破</w:t>
       </w:r>
       <w:r>
         <w:t xml:space="preserve"> 120 </w:t>
@@ -22421,7 +22920,7 @@
         <w:rPr>
           <w:rFonts w:hint="eastAsia"/>
         </w:rPr>
-        <w:t xml:space="preserve">4.6%，且高压尾部路径中突破</w:t>
+        <w:t xml:space="preserve">8.8%，且高压尾部路径中突破</w:t>
       </w:r>
       <w:r>
         <w:t xml:space="preserve"> 120 </w:t>
@@ -22439,11 +22938,11 @@
         <w:rPr>
           <w:rFonts w:hint="eastAsia"/>
         </w:rPr>
-        <w:t xml:space="preserve">21.1%。这说明长期风险的重点不是中性点预测本身，而是多因素联动恶化下的尾部组合风险。</w:t>
-      </w:r>
-    </w:p>
-    <w:bookmarkEnd w:id="119"/>
-    <w:bookmarkStart w:id="123" w:name="状态转移扰动检验"/>
+        <w:t xml:space="preserve">40.0%。这说明长期风险的重点不是中性点预测本身，而是多因素联动恶化下的尾部组合风险。</w:t>
+      </w:r>
+    </w:p>
+    <w:bookmarkEnd w:id="120"/>
+    <w:bookmarkStart w:id="124" w:name="状态转移扰动检验"/>
     <w:p>
       <w:pPr>
         <w:pStyle w:val="Heading2"/>
@@ -23141,7 +23640,7 @@
         <w:t xml:space="preserve">天价格中位数为</w:t>
       </w:r>
       <w:r>
-        <w:t xml:space="preserve"> 88.59 </w:t>
+        <w:t xml:space="preserve"> 88.95 </w:t>
       </w:r>
       <w:r>
         <w:rPr>
@@ -23159,7 +23658,7 @@
         <w:t xml:space="preserve">条件区间为</w:t>
       </w:r>
       <w:r>
-        <w:t xml:space="preserve"> 85.43–93.99 </w:t>
+        <w:t xml:space="preserve"> 85.78–94.70 </w:t>
       </w:r>
       <w:r>
         <w:rPr>
@@ -23177,7 +23676,7 @@
         <w:t xml:space="preserve">为</w:t>
       </w:r>
       <w:r>
-        <w:t xml:space="preserve"> 124.61 </w:t>
+        <w:t xml:space="preserve"> 126.34 </w:t>
       </w:r>
       <w:r>
         <w:rPr>
@@ -23201,7 +23700,7 @@
         <w:rPr>
           <w:rFonts w:hint="eastAsia"/>
         </w:rPr>
-        <w:t xml:space="preserve">15.6%，突破</w:t>
+        <w:t xml:space="preserve">20.8%，突破</w:t>
       </w:r>
       <w:r>
         <w:t xml:space="preserve"> 130 </w:t>
@@ -23219,7 +23718,7 @@
         <w:rPr>
           <w:rFonts w:hint="eastAsia"/>
         </w:rPr>
-        <w:t xml:space="preserve">0.9%。这说明状态切换确实会放大外推期局部峰值，但不会推翻</w:t>
+        <w:t xml:space="preserve">1.6%。这说明状态切换确实会放大外推期局部峰值，但不会推翻</w:t>
       </w:r>
       <w:r>
         <w:rPr>
@@ -23264,18 +23763,18 @@
           <wp:inline>
             <wp:extent cx="4907280" cy="2846222"/>
             <wp:effectExtent b="0" l="0" r="0" t="0"/>
-            <wp:docPr descr="" title="" id="121" name="Picture"/>
+            <wp:docPr descr="" title="" id="122" name="Picture"/>
             <a:graphic>
               <a:graphicData uri="http://schemas.openxmlformats.org/drawingml/2006/picture">
                 <pic:pic>
                   <pic:nvPicPr>
-                    <pic:cNvPr descr="R长期状态转移扇形图.png" id="122" name="Picture"/>
+                    <pic:cNvPr descr="R长期状态转移扇形图.png" id="123" name="Picture"/>
                     <pic:cNvPicPr>
                       <a:picLocks noChangeArrowheads="1" noChangeAspect="1"/>
                     </pic:cNvPicPr>
                   </pic:nvPicPr>
                   <pic:blipFill>
-                    <a:blip r:embed="rId120"/>
+                    <a:blip r:embed="rId121"/>
                     <a:stretch>
                       <a:fillRect/>
                     </a:stretch>
@@ -23334,8 +23833,8 @@
         <w:t xml:space="preserve">条件区间，虚线为原中性中心路径。</w:t>
       </w:r>
     </w:p>
-    <w:bookmarkEnd w:id="123"/>
-    <w:bookmarkStart w:id="130" w:name="滞后地缘风险指数审计"/>
+    <w:bookmarkEnd w:id="124"/>
+    <w:bookmarkStart w:id="131" w:name="滞后地缘风险指数审计"/>
     <w:p>
       <w:pPr>
         <w:pStyle w:val="Heading2"/>
@@ -23854,18 +24353,18 @@
           <wp:inline>
             <wp:extent cx="4907280" cy="2628899"/>
             <wp:effectExtent b="0" l="0" r="0" t="0"/>
-            <wp:docPr descr="" title="" id="125" name="Picture"/>
+            <wp:docPr descr="" title="" id="126" name="Picture"/>
             <a:graphic>
               <a:graphicData uri="http://schemas.openxmlformats.org/drawingml/2006/picture">
                 <pic:pic>
                   <pic:nvPicPr>
-                    <pic:cNvPr descr="地缘风险指数滞后审计.png" id="126" name="Picture"/>
+                    <pic:cNvPr descr="地缘风险指数滞后审计.png" id="127" name="Picture"/>
                     <pic:cNvPicPr>
                       <a:picLocks noChangeArrowheads="1" noChangeAspect="1"/>
                     </pic:cNvPicPr>
                   </pic:nvPicPr>
                   <pic:blipFill>
-                    <a:blip r:embed="rId124"/>
+                    <a:blip r:embed="rId125"/>
                     <a:stretch>
                       <a:fillRect/>
                     </a:stretch>
@@ -23966,18 +24465,18 @@
           <wp:inline>
             <wp:extent cx="4480560" cy="3054927"/>
             <wp:effectExtent b="0" l="0" r="0" t="0"/>
-            <wp:docPr descr="" title="" id="128" name="Picture"/>
+            <wp:docPr descr="" title="" id="129" name="Picture"/>
             <a:graphic>
               <a:graphicData uri="http://schemas.openxmlformats.org/drawingml/2006/picture">
                 <pic:pic>
                   <pic:nvPicPr>
-                    <pic:cNvPr descr="滞后GPR与布伦特收益关系.png" id="129" name="Picture"/>
+                    <pic:cNvPr descr="滞后GPR与布伦特收益关系.png" id="130" name="Picture"/>
                     <pic:cNvPicPr>
                       <a:picLocks noChangeArrowheads="1" noChangeAspect="1"/>
                     </pic:cNvPicPr>
                   </pic:nvPicPr>
                   <pic:blipFill>
-                    <a:blip r:embed="rId127"/>
+                    <a:blip r:embed="rId128"/>
                     <a:stretch>
                       <a:fillRect/>
                     </a:stretch>
@@ -24101,8 +24600,8 @@
         <w:t xml:space="preserve">。这使模型在风险解释和内生性防御之间保持较稳妥的边界。</w:t>
       </w:r>
     </w:p>
-    <w:bookmarkEnd w:id="130"/>
-    <w:bookmarkStart w:id="137" w:name="历史样本稳健性检验"/>
+    <w:bookmarkEnd w:id="131"/>
+    <w:bookmarkStart w:id="138" w:name="历史样本稳健性检验"/>
     <w:p>
       <w:pPr>
         <w:pStyle w:val="Heading2"/>
@@ -24679,18 +25178,18 @@
           <wp:inline>
             <wp:extent cx="4907280" cy="2685115"/>
             <wp:effectExtent b="0" l="0" r="0" t="0"/>
-            <wp:docPr descr="" title="" id="132" name="Picture"/>
+            <wp:docPr descr="" title="" id="133" name="Picture"/>
             <a:graphic>
               <a:graphicData uri="http://schemas.openxmlformats.org/drawingml/2006/picture">
                 <pic:pic>
                   <pic:nvPicPr>
-                    <pic:cNvPr descr="历史窗口极端性检验.png" id="133" name="Picture"/>
+                    <pic:cNvPr descr="历史窗口极端性检验.png" id="134" name="Picture"/>
                     <pic:cNvPicPr>
                       <a:picLocks noChangeArrowheads="1" noChangeAspect="1"/>
                     </pic:cNvPicPr>
                   </pic:nvPicPr>
                   <pic:blipFill>
-                    <a:blip r:embed="rId131"/>
+                    <a:blip r:embed="rId132"/>
                     <a:stretch>
                       <a:fillRect/>
                     </a:stretch>
@@ -24740,18 +25239,18 @@
           <wp:inline>
             <wp:extent cx="4800600" cy="2351314"/>
             <wp:effectExtent b="0" l="0" r="0" t="0"/>
-            <wp:docPr descr="" title="" id="135" name="Picture"/>
+            <wp:docPr descr="" title="" id="136" name="Picture"/>
             <a:graphic>
               <a:graphicData uri="http://schemas.openxmlformats.org/drawingml/2006/picture">
                 <pic:pic>
                   <pic:nvPicPr>
-                    <pic:cNvPr descr="R历史基准误差分布图.png" id="136" name="Picture"/>
+                    <pic:cNvPr descr="R历史基准误差分布图.png" id="137" name="Picture"/>
                     <pic:cNvPicPr>
                       <a:picLocks noChangeArrowheads="1" noChangeAspect="1"/>
                     </pic:cNvPicPr>
                   </pic:nvPicPr>
                   <pic:blipFill>
-                    <a:blip r:embed="rId134"/>
+                    <a:blip r:embed="rId135"/>
                     <a:stretch>
                       <a:fillRect/>
                     </a:stretch>
@@ -24848,9 +25347,9 @@
         <w:t xml:space="preserve">检验也支持这一点：收盘价水平和对数价格均不能拒绝单位根，而对数收益率可拒绝单位根，因此普通统计基准更适合在收益率或差分口径下使用。</w:t>
       </w:r>
     </w:p>
-    <w:bookmarkEnd w:id="137"/>
     <w:bookmarkEnd w:id="138"/>
-    <w:bookmarkStart w:id="142" w:name="模型评价"/>
+    <w:bookmarkEnd w:id="139"/>
+    <w:bookmarkStart w:id="143" w:name="模型评价"/>
     <w:p>
       <w:pPr>
         <w:pStyle w:val="Heading1"/>
@@ -24862,7 +25361,7 @@
         <w:t xml:space="preserve">模型评价</w:t>
       </w:r>
     </w:p>
-    <w:bookmarkStart w:id="139" w:name="优点"/>
+    <w:bookmarkStart w:id="140" w:name="优点"/>
     <w:p>
       <w:pPr>
         <w:pStyle w:val="Heading2"/>
@@ -24989,8 +25488,8 @@
         <w:t xml:space="preserve">长期表述审慎：三情景中心线与蒙特卡洛扇形区间、状态转移情景树合读，把长期结果定位为条件中心路径、状态切换和尾部风险，而非精确日度点预测。</w:t>
       </w:r>
     </w:p>
-    <w:bookmarkEnd w:id="139"/>
-    <w:bookmarkStart w:id="140" w:name="局限性"/>
+    <w:bookmarkEnd w:id="140"/>
+    <w:bookmarkStart w:id="141" w:name="局限性"/>
     <w:p>
       <w:pPr>
         <w:pStyle w:val="Heading2"/>
@@ -25116,8 +25615,8 @@
         <w:t xml:space="preserve">蒙特卡洛情景树和状态转移情景树已经刻画了部分参数联动风险与事件状态切换风险，但其联合分布仍来自模型设定而非未来观测，因此尾部概率应解释为条件概率而非真实市场概率。</w:t>
       </w:r>
     </w:p>
-    <w:bookmarkEnd w:id="140"/>
-    <w:bookmarkStart w:id="141" w:name="改进方向"/>
+    <w:bookmarkEnd w:id="141"/>
+    <w:bookmarkStart w:id="142" w:name="改进方向"/>
     <w:p>
       <w:pPr>
         <w:pStyle w:val="Heading2"/>
@@ -25212,9 +25711,9 @@
         <w:t xml:space="preserve">多智能体仿真则只有在获得主体级行为数据时才有必要进入主线。</w:t>
       </w:r>
     </w:p>
-    <w:bookmarkEnd w:id="141"/>
     <w:bookmarkEnd w:id="142"/>
-    <w:bookmarkStart w:id="143" w:name="结论"/>
+    <w:bookmarkEnd w:id="143"/>
+    <w:bookmarkStart w:id="144" w:name="结论"/>
     <w:p>
       <w:pPr>
         <w:pStyle w:val="Heading1"/>
@@ -25386,7 +25885,7 @@
         <w:t xml:space="preserve">天价格约为</w:t>
       </w:r>
       <w:r>
-        <w:t xml:space="preserve"> 92.43 </w:t>
+        <w:t xml:space="preserve"> 93.14 </w:t>
       </w:r>
       <w:r>
         <w:rPr>
@@ -25404,7 +25903,7 @@
         <w:t xml:space="preserve">天约为</w:t>
       </w:r>
       <w:r>
-        <w:t xml:space="preserve"> 106.83 </w:t>
+        <w:t xml:space="preserve"> 108.21 </w:t>
       </w:r>
       <w:r>
         <w:rPr>
@@ -25468,7 +25967,7 @@
         <w:t xml:space="preserve">区间为</w:t>
       </w:r>
       <w:r>
-        <w:t xml:space="preserve"> 87.67–101.01 </w:t>
+        <w:t xml:space="preserve"> 88.60–103.25 </w:t>
       </w:r>
       <w:r>
         <w:rPr>
@@ -25492,7 +25991,7 @@
         <w:rPr>
           <w:rFonts w:hint="eastAsia"/>
         </w:rPr>
-        <w:t xml:space="preserve">4.6%，尾部风险主要来自多因素同时恶化；状态转移情景树进一步说明，若未来冲突状态在缓和、维持和升级之间切换，外推期最高价</w:t>
+        <w:t xml:space="preserve">8.8%，尾部风险主要来自多因素同时恶化；状态转移情景树进一步说明，若未来冲突状态在缓和、维持和升级之间切换，外推期最高价</w:t>
       </w:r>
       <w:r>
         <w:t xml:space="preserve"> P95 </w:t>
@@ -25504,7 +26003,7 @@
         <w:t xml:space="preserve">约为</w:t>
       </w:r>
       <w:r>
-        <w:t xml:space="preserve"> 124.61 </w:t>
+        <w:t xml:space="preserve"> 126.34 </w:t>
       </w:r>
       <w:r>
         <w:rPr>
@@ -25618,8 +26117,8 @@
         <w:t xml:space="preserve">不足、绕道恢复缓慢和制度风险溢价持续时形成的尾部组合。</w:t>
       </w:r>
     </w:p>
-    <w:bookmarkEnd w:id="143"/>
-    <w:bookmarkStart w:id="149" w:name="参考文献"/>
+    <w:bookmarkEnd w:id="144"/>
+    <w:bookmarkStart w:id="150" w:name="参考文献"/>
     <w:p>
       <w:pPr>
         <w:pStyle w:val="Heading1"/>
@@ -25956,7 +26455,7 @@
       <w:r>
         <w:t xml:space="preserve"> </w:t>
       </w:r>
-      <w:hyperlink r:id="rId144">
+      <w:hyperlink r:id="rId145">
         <w:r>
           <w:rPr>
             <w:rStyle w:val="Hyperlink"/>
@@ -25978,7 +26477,7 @@
       <w:r>
         <w:t xml:space="preserve"> </w:t>
       </w:r>
-      <w:hyperlink r:id="rId145">
+      <w:hyperlink r:id="rId146">
         <w:r>
           <w:rPr>
             <w:rStyle w:val="Hyperlink"/>
@@ -26000,7 +26499,7 @@
       <w:r>
         <w:t xml:space="preserve"> </w:t>
       </w:r>
-      <w:hyperlink r:id="rId146">
+      <w:hyperlink r:id="rId147">
         <w:r>
           <w:rPr>
             <w:rStyle w:val="Hyperlink"/>
@@ -26022,7 +26521,7 @@
       <w:r>
         <w:t xml:space="preserve"> </w:t>
       </w:r>
-      <w:hyperlink r:id="rId147">
+      <w:hyperlink r:id="rId148">
         <w:r>
           <w:rPr>
             <w:rStyle w:val="Hyperlink"/>
@@ -26044,7 +26543,7 @@
       <w:r>
         <w:t xml:space="preserve"> </w:t>
       </w:r>
-      <w:hyperlink r:id="rId148">
+      <w:hyperlink r:id="rId149">
         <w:r>
           <w:rPr>
             <w:rStyle w:val="Hyperlink"/>
@@ -26056,8 +26555,8 @@
         <w:t xml:space="preserve">.</w:t>
       </w:r>
     </w:p>
-    <w:bookmarkEnd w:id="149"/>
-    <w:bookmarkStart w:id="156" w:name="附录项目结构与补充算法材料"/>
+    <w:bookmarkEnd w:id="150"/>
+    <w:bookmarkStart w:id="157" w:name="附录项目结构与补充算法材料"/>
     <w:p>
       <w:pPr>
         <w:pStyle w:val="Heading1"/>
@@ -26069,7 +26568,7 @@
         <w:t xml:space="preserve">附录：项目结构与补充算法材料</w:t>
       </w:r>
     </w:p>
-    <w:bookmarkStart w:id="150" w:name="a.0-项目结构总览"/>
+    <w:bookmarkStart w:id="151" w:name="a.0-项目结构总览"/>
     <w:p>
       <w:pPr>
         <w:pStyle w:val="Heading2"/>
@@ -26621,8 +27120,8 @@
         <w:t xml:space="preserve">外部质疑、审计和防御记录</w:t>
       </w:r>
     </w:p>
-    <w:bookmarkEnd w:id="150"/>
-    <w:bookmarkStart w:id="151" w:name="a.1-数据口径"/>
+    <w:bookmarkEnd w:id="151"/>
+    <w:bookmarkStart w:id="152" w:name="a.1-数据口径"/>
     <w:p>
       <w:pPr>
         <w:pStyle w:val="Heading2"/>
@@ -26747,8 +27246,8 @@
         <w:t xml:space="preserve">月度指数用于外部合理性审计，不反向替代附件真实价格。</w:t>
       </w:r>
     </w:p>
-    <w:bookmarkEnd w:id="151"/>
-    <w:bookmarkStart w:id="152" w:name="a.2-综合机制递推模型伪代码"/>
+    <w:bookmarkEnd w:id="152"/>
+    <w:bookmarkStart w:id="153" w:name="a.2-综合机制递推模型伪代码"/>
     <w:p>
       <w:pPr>
         <w:pStyle w:val="Heading2"/>
@@ -27353,8 +27852,8 @@
         <w:t xml:space="preserve">短期拟合路径、误差指标、机制贡献、消融结果和长期情景初始状态</w:t>
       </w:r>
     </w:p>
-    <w:bookmarkEnd w:id="152"/>
-    <w:bookmarkStart w:id="153" w:name="a.3-关键结果核查表"/>
+    <w:bookmarkEnd w:id="153"/>
+    <w:bookmarkStart w:id="154" w:name="a.3-关键结果核查表"/>
     <w:p>
       <w:pPr>
         <w:pStyle w:val="Heading2"/>
@@ -27742,7 +28241,7 @@
               <w:t xml:space="preserve">天价格约</w:t>
             </w:r>
             <w:r>
-              <w:t xml:space="preserve"> 92.43 </w:t>
+              <w:t xml:space="preserve"> 93.14 </w:t>
             </w:r>
             <w:r>
               <w:rPr>
@@ -27792,7 +28291,7 @@
               <w:t xml:space="preserve">天价格约</w:t>
             </w:r>
             <w:r>
-              <w:t xml:space="preserve"> 106.83 </w:t>
+              <w:t xml:space="preserve"> 108.21 </w:t>
             </w:r>
             <w:r>
               <w:rPr>
@@ -27842,7 +28341,7 @@
               <w:t xml:space="preserve">美元/桶的条件概率约</w:t>
             </w:r>
             <w:r>
-              <w:t xml:space="preserve"> 4.6%</w:t>
+              <w:t xml:space="preserve"> 8.8%</w:t>
             </w:r>
           </w:p>
         </w:tc>
@@ -27880,8 +28379,8 @@
         </w:tc>
       </w:tr>
     </w:tbl>
-    <w:bookmarkEnd w:id="153"/>
-    <w:bookmarkStart w:id="154" w:name="a.4-稳健性检验补充"/>
+    <w:bookmarkEnd w:id="154"/>
+    <w:bookmarkStart w:id="155" w:name="a.4-稳健性检验补充"/>
     <w:p>
       <w:pPr>
         <w:pStyle w:val="Heading2"/>
@@ -28023,8 +28522,8 @@
         <w:t xml:space="preserve">历史同长度窗口用于验证数量级和事件极端性。</w:t>
       </w:r>
     </w:p>
-    <w:bookmarkEnd w:id="154"/>
-    <w:bookmarkStart w:id="155" w:name="a.5-程序材料说明"/>
+    <w:bookmarkEnd w:id="155"/>
+    <w:bookmarkStart w:id="156" w:name="a.5-程序材料说明"/>
     <w:p>
       <w:pPr>
         <w:pStyle w:val="Heading2"/>
@@ -28068,8 +28567,8 @@
         <w:t xml:space="preserve">源代码。原因是完整源程序较长，直接粘贴会削弱论文主体的可读性；同时，数学建模论文更应突出模型假设、递推公式、参数解释和结果检验。若比赛提交系统要求源程序，完整代码可作为独立附件提交，正文附录仅保留项目结构、核心算法伪代码和关键结果核查。</w:t>
       </w:r>
     </w:p>
-    <w:bookmarkEnd w:id="155"/>
     <w:bookmarkEnd w:id="156"/>
+    <w:bookmarkEnd w:id="157"/>
     <w:sectPr>
       <w:footnotePr>
         <w:numRestart w:val="eachSect"/>

--- a/output/final/A题_霍尔木兹海峡封锁对国际原油价格影响_论文.docx
+++ b/output/final/A题_霍尔木兹海峡封锁对国际原油价格影响_论文.docx
@@ -236,7 +236,7 @@
         <w:rPr>
           <w:rFonts w:hint="eastAsia"/>
         </w:rPr>
-        <w:t xml:space="preserve">美元/桶。按题面短期低弹性和供应中断范围建立传统供需基准模型，可得</w:t>
+        <w:t xml:space="preserve">美元/桶。按题面短期低弹性和供应中断范围建立线性需求反事实基准，可得</w:t>
       </w:r>
       <w:r>
         <w:t xml:space="preserve"> 278–337 </w:t>
@@ -245,7 +245,7 @@
         <w:rPr>
           <w:rFonts w:hint="eastAsia"/>
         </w:rPr>
-        <w:t xml:space="preserve">美元/桶的理论价格区间，显著高于附件真实价格，说明必须引入政策缓冲和市场预期修复。</w:t>
+        <w:t xml:space="preserve">美元/桶的理论压力区间；常弹性需求口径会给出更高的机械上界。两种口径均显著高于附件真实价格，说明必须引入政策缓冲、需求收缩、价格传导折价和市场预期修复。</w:t>
       </w:r>
     </w:p>
     <w:p>
@@ -337,7 +337,25 @@
         <w:rPr>
           <w:rFonts w:hint="eastAsia"/>
         </w:rPr>
-        <w:t xml:space="preserve">基准。滞后平移、拐点、机制消融、过拟合压力测试和硬编码审计表明，模型不是简单滞后复制，也没有把</w:t>
+        <w:t xml:space="preserve">基准。进一步加入只使用滞后误差的在线残差校正后，RMSE</w:t>
+      </w:r>
+      <w:r>
+        <w:t xml:space="preserve"> </w:t>
+      </w:r>
+      <w:r>
+        <w:rPr>
+          <w:rFonts w:hint="eastAsia"/>
+        </w:rPr>
+        <w:t xml:space="preserve">降至</w:t>
+      </w:r>
+      <w:r>
+        <w:t xml:space="preserve"> 3.38 </w:t>
+      </w:r>
+      <w:r>
+        <w:rPr>
+          <w:rFonts w:hint="eastAsia"/>
+        </w:rPr>
+        <w:t xml:space="preserve">美元/桶，但方向命中率低于机制主模型，因此仅作为计算机辅助增强层。滞后平移、拐点、机制消融、过拟合压力测试和硬编码审计表明，模型不是简单滞后复制，也没有把</w:t>
       </w:r>
       <w:r>
         <w:t xml:space="preserve"> 120 </w:t>
@@ -6121,7 +6139,7 @@
         <w:rPr>
           <w:rFonts w:hint="eastAsia"/>
         </w:rPr>
-        <w:t xml:space="preserve">：低弹性仍用于传统供需反事实上界，解释为什么静态模型会给出</w:t>
+        <w:t xml:space="preserve">：低弹性仍用于线性需求反事实基准，解释为什么静态模型会给出</w:t>
       </w:r>
       <w:r>
         <w:t xml:space="preserve"> 278–337 </w:t>
@@ -6130,7 +6148,7 @@
         <w:rPr>
           <w:rFonts w:hint="eastAsia"/>
         </w:rPr>
-        <w:t xml:space="preserve">美元/桶的高价压力；</w:t>
+        <w:t xml:space="preserve">美元/桶的高价压力；常弹性需求口径只作为机械上界参照。</w:t>
       </w:r>
       <m:oMath>
         <m:r>
@@ -6435,7 +6453,53 @@
         <w:rPr>
           <w:rFonts w:hint="eastAsia"/>
         </w:rPr>
-        <w:t xml:space="preserve">的理论价格压力。设基准价格为</w:t>
+        <w:t xml:space="preserve">的理论价格压力。它不是最终预测模型，而是反事实参照：如果市场只按低短期弹性吸收供应中断，那么静态供需框架会给出多高的价格压力。</w:t>
+      </w:r>
+    </w:p>
+    <w:p>
+      <w:pPr>
+        <w:pStyle w:val="BodyText"/>
+      </w:pPr>
+      <w:r>
+        <w:rPr>
+          <w:rFonts w:hint="eastAsia"/>
+        </w:rPr>
+        <w:t xml:space="preserve">本文主口径采用线性需求曲线假设。设局部反需求函数为</w:t>
+      </w:r>
+      <w:r>
+        <w:t xml:space="preserve"> </w:t>
+      </w:r>
+      <m:oMath>
+        <m:r>
+          <m:t>P</m:t>
+        </m:r>
+        <m:r>
+          <m:rPr>
+            <m:sty m:val="p"/>
+          </m:rPr>
+          <m:t>=</m:t>
+        </m:r>
+        <m:r>
+          <m:t>a</m:t>
+        </m:r>
+        <m:r>
+          <m:rPr>
+            <m:sty m:val="p"/>
+          </m:rPr>
+          <m:t>−</m:t>
+        </m:r>
+        <m:r>
+          <m:t>b</m:t>
+        </m:r>
+        <m:r>
+          <m:t>Q</m:t>
+        </m:r>
+      </m:oMath>
+      <w:r>
+        <w:rPr>
+          <w:rFonts w:hint="eastAsia"/>
+        </w:rPr>
+        <w:t xml:space="preserve">，并在战前均衡点</w:t>
       </w:r>
       <w:r>
         <w:t xml:space="preserve"> </w:t>
@@ -6453,25 +6517,11 @@
             </m:r>
           </m:sub>
         </m:sSub>
-      </m:oMath>
-      <w:r>
-        <w:rPr>
-          <w:rFonts w:hint="eastAsia"/>
-        </w:rPr>
-        <w:t xml:space="preserve">，供应中断占需求比例为</w:t>
-      </w:r>
-      <w:r>
-        <w:t xml:space="preserve"> </w:t>
-      </w:r>
-      <m:oMath>
-        <m:r>
-          <m:t>I</m:t>
-        </m:r>
         <m:r>
           <m:rPr>
             <m:sty m:val="p"/>
           </m:rPr>
-          <m:t>/</m:t>
+          <m:t>,</m:t>
         </m:r>
         <m:sSub>
           <m:e>
@@ -6487,10 +6537,13 @@
         </m:sSub>
       </m:oMath>
       <w:r>
-        <w:rPr>
-          <w:rFonts w:hint="eastAsia"/>
-        </w:rPr>
-        <w:t xml:space="preserve">，短期需求价格弹性为</w:t>
+        <w:t xml:space="preserve"> </w:t>
+      </w:r>
+      <w:r>
+        <w:rPr>
+          <w:rFonts w:hint="eastAsia"/>
+        </w:rPr>
+        <w:t xml:space="preserve">处使用题面给出的短期点弹性</w:t>
       </w:r>
       <w:r>
         <w:t xml:space="preserve"> </w:t>
@@ -6501,10 +6554,30 @@
         </m:r>
       </m:oMath>
       <w:r>
-        <w:rPr>
-          <w:rFonts w:hint="eastAsia"/>
-        </w:rPr>
-        <w:t xml:space="preserve">，线性化价格上界写为</w:t>
+        <w:t xml:space="preserve"> </w:t>
+      </w:r>
+      <w:r>
+        <w:rPr>
+          <w:rFonts w:hint="eastAsia"/>
+        </w:rPr>
+        <w:t xml:space="preserve">标定斜率。当供应中断量为</w:t>
+      </w:r>
+      <w:r>
+        <w:t xml:space="preserve"> </w:t>
+      </w:r>
+      <m:oMath>
+        <m:r>
+          <m:t>I</m:t>
+        </m:r>
+      </m:oMath>
+      <w:r>
+        <w:t xml:space="preserve"> </w:t>
+      </w:r>
+      <w:r>
+        <w:rPr>
+          <w:rFonts w:hint="eastAsia"/>
+        </w:rPr>
+        <w:t xml:space="preserve">时，线性需求反事实价格为</w:t>
       </w:r>
     </w:p>
     <w:p>
@@ -6648,12 +6721,65 @@
         <w:rPr>
           <w:rFonts w:hint="eastAsia"/>
         </w:rPr>
-        <w:t xml:space="preserve">该模型不是最终预测模型，而是用于说明低弹性短期供需框架会产生多高的理论上界。赛题给出的短期弹性约为</w:t>
+        <w:t xml:space="preserve">需要说明的是，上式不是常弹性需求函数的一阶</w:t>
+      </w:r>
+      <w:r>
+        <w:t xml:space="preserve"> Taylor </w:t>
+      </w:r>
+      <w:r>
+        <w:rPr>
+          <w:rFonts w:hint="eastAsia"/>
+        </w:rPr>
+        <w:t xml:space="preserve">近似，而是线性需求反事实基准的主口径。选择线性需求，是因为它隐含消费者边际支付意愿随消费量下降；若采用常弹性需求</w:t>
       </w:r>
       <w:r>
         <w:t xml:space="preserve"> </w:t>
       </w:r>
       <m:oMath>
+        <m:r>
+          <m:t>Q</m:t>
+        </m:r>
+        <m:r>
+          <m:rPr>
+            <m:sty m:val="p"/>
+          </m:rPr>
+          <m:t>=</m:t>
+        </m:r>
+        <m:r>
+          <m:t>A</m:t>
+        </m:r>
+        <m:sSup>
+          <m:e>
+            <m:r>
+              <m:t>P</m:t>
+            </m:r>
+          </m:e>
+          <m:sup>
+            <m:r>
+              <m:t>ε</m:t>
+            </m:r>
+          </m:sup>
+        </m:sSup>
+      </m:oMath>
+      <w:r>
+        <w:rPr>
+          <w:rFonts w:hint="eastAsia"/>
+        </w:rPr>
+        <w:t xml:space="preserve">，在</w:t>
+      </w:r>
+      <w:r>
+        <w:t xml:space="preserve"> </w:t>
+      </w:r>
+      <m:oMath>
+        <m:r>
+          <m:t>ε</m:t>
+        </m:r>
+        <m:r>
+          <m:rPr>
+            <m:sty m:val="p"/>
+          </m:rPr>
+          <m:t>=</m:t>
+        </m:r>
         <m:r>
           <m:rPr>
             <m:sty m:val="p"/>
@@ -6665,19 +6791,177 @@
         </m:r>
       </m:oMath>
       <w:r>
-        <w:rPr>
-          <w:rFonts w:hint="eastAsia"/>
-        </w:rPr>
-        <w:t xml:space="preserve">，供应中断范围约为</w:t>
-      </w:r>
-      <w:r>
-        <w:t xml:space="preserve"> 1400–1800 </w:t>
-      </w:r>
-      <w:r>
-        <w:rPr>
-          <w:rFonts w:hint="eastAsia"/>
-        </w:rPr>
-        <w:t xml:space="preserve">万桶/日。</w:t>
+        <w:t xml:space="preserve"> </w:t>
+      </w:r>
+      <w:r>
+        <w:rPr>
+          <w:rFonts w:hint="eastAsia"/>
+        </w:rPr>
+        <w:t xml:space="preserve">且供应缺口较大时会给出极高的机械上界：</w:t>
+      </w:r>
+    </w:p>
+    <w:p>
+      <w:pPr>
+        <w:pStyle w:val="BodyText"/>
+      </w:pPr>
+      <m:oMathPara>
+        <m:oMathParaPr>
+          <m:jc m:val="center"/>
+        </m:oMathParaPr>
+        <m:oMath>
+          <m:sSub>
+            <m:e>
+              <m:r>
+                <m:t>P</m:t>
+              </m:r>
+            </m:e>
+            <m:sub>
+              <m:r>
+                <m:rPr>
+                  <m:sty m:val="p"/>
+                </m:rPr>
+                <m:t>c</m:t>
+              </m:r>
+              <m:r>
+                <m:rPr>
+                  <m:sty m:val="p"/>
+                </m:rPr>
+                <m:t>e</m:t>
+              </m:r>
+            </m:sub>
+          </m:sSub>
+          <m:r>
+            <m:rPr>
+              <m:sty m:val="p"/>
+            </m:rPr>
+            <m:t>=</m:t>
+          </m:r>
+          <m:sSub>
+            <m:e>
+              <m:r>
+                <m:t>P</m:t>
+              </m:r>
+            </m:e>
+            <m:sub>
+              <m:r>
+                <m:t>0</m:t>
+              </m:r>
+            </m:sub>
+          </m:sSub>
+          <m:sSup>
+            <m:e>
+              <m:d>
+                <m:dPr>
+                  <m:begChr m:val="("/>
+                  <m:sepChr m:val=""/>
+                  <m:endChr m:val=")"/>
+                  <m:grow/>
+                </m:dPr>
+                <m:e>
+                  <m:r>
+                    <m:t>1</m:t>
+                  </m:r>
+                  <m:r>
+                    <m:rPr>
+                      <m:sty m:val="p"/>
+                    </m:rPr>
+                    <m:t>−</m:t>
+                  </m:r>
+                  <m:f>
+                    <m:fPr>
+                      <m:type m:val="bar"/>
+                    </m:fPr>
+                    <m:num>
+                      <m:r>
+                        <m:t>I</m:t>
+                      </m:r>
+                    </m:num>
+                    <m:den>
+                      <m:sSub>
+                        <m:e>
+                          <m:r>
+                            <m:t>D</m:t>
+                          </m:r>
+                        </m:e>
+                        <m:sub>
+                          <m:r>
+                            <m:t>0</m:t>
+                          </m:r>
+                        </m:sub>
+                      </m:sSub>
+                    </m:den>
+                  </m:f>
+                </m:e>
+              </m:d>
+            </m:e>
+            <m:sup>
+              <m:r>
+                <m:t>1</m:t>
+              </m:r>
+              <m:r>
+                <m:rPr>
+                  <m:sty m:val="p"/>
+                </m:rPr>
+                <m:t>/</m:t>
+              </m:r>
+              <m:r>
+                <m:t>ε</m:t>
+              </m:r>
+            </m:sup>
+          </m:sSup>
+          <m:r>
+            <m:rPr>
+              <m:sty m:val="p"/>
+            </m:rPr>
+            <m:t>.</m:t>
+          </m:r>
+        </m:oMath>
+      </m:oMathPara>
+    </w:p>
+    <w:p>
+      <w:pPr>
+        <w:pStyle w:val="FirstParagraph"/>
+      </w:pPr>
+      <w:r>
+        <w:rPr>
+          <w:rFonts w:hint="eastAsia"/>
+        </w:rPr>
+        <w:t xml:space="preserve">本文同时计算</w:t>
+      </w:r>
+      <w:r>
+        <w:t xml:space="preserve"> </w:t>
+      </w:r>
+      <m:oMath>
+        <m:sSub>
+          <m:e>
+            <m:r>
+              <m:t>P</m:t>
+            </m:r>
+          </m:e>
+          <m:sub>
+            <m:r>
+              <m:rPr>
+                <m:sty m:val="p"/>
+              </m:rPr>
+              <m:t>c</m:t>
+            </m:r>
+            <m:r>
+              <m:rPr>
+                <m:sty m:val="p"/>
+              </m:rPr>
+              <m:t>e</m:t>
+            </m:r>
+          </m:sub>
+        </m:sSub>
+      </m:oMath>
+      <w:r>
+        <w:t xml:space="preserve"> </w:t>
+      </w:r>
+      <w:r>
+        <w:rPr>
+          <w:rFonts w:hint="eastAsia"/>
+        </w:rPr>
+        <w:t xml:space="preserve">作为稳健性参照，但不将其作为主图结论。两个口径的共同作用，是证明传统低弹性供需框架会显著高估现实价格，而不是精确预测冲突窗口逐日油价。</w:t>
       </w:r>
     </w:p>
     <w:bookmarkEnd w:id="34"/>
@@ -6701,7 +6985,7 @@
         <w:rPr>
           <w:rFonts w:hint="eastAsia"/>
         </w:rPr>
-        <w:t xml:space="preserve">传统供需基准模型结果</w:t>
+        <w:t xml:space="preserve">传统供需反事实基准模型结果</w:t>
       </w:r>
     </w:p>
     <w:tbl>
@@ -6709,13 +6993,14 @@
         <w:tblStyle w:val="Table"/>
         <w:tblW w:type="auto" w:w="0"/>
         <w:tblLook w:firstRow="1" w:lastRow="0" w:firstColumn="0" w:lastColumn="0" w:noHBand="0" w:noVBand="0" w:val="0020"/>
-        <w:tblCaption w:val="传统供需基准模型结果"/>
+        <w:tblCaption w:val="传统供需反事实基准模型结果"/>
       </w:tblPr>
       <w:tblGrid>
-        <w:gridCol w:w="1980"/>
-        <w:gridCol w:w="1980"/>
-        <w:gridCol w:w="1980"/>
-        <w:gridCol w:w="1980"/>
+        <w:gridCol w:w="1584"/>
+        <w:gridCol w:w="1584"/>
+        <w:gridCol w:w="1584"/>
+        <w:gridCol w:w="1584"/>
+        <w:gridCol w:w="1584"/>
       </w:tblGrid>
       <w:tr>
         <w:trPr>
@@ -6762,22 +7047,37 @@
               <w:rPr>
                 <w:rFonts w:hint="eastAsia"/>
               </w:rPr>
-              <w:t xml:space="preserve">线性化价格</w:t>
-            </w:r>
-          </w:p>
-        </w:tc>
-        <w:tc>
-          <w:tcPr/>
-          <w:p>
-            <w:pPr>
-              <w:pStyle w:val="Compact"/>
-              <w:jc w:val="right"/>
-            </w:pPr>
-            <w:r>
-              <w:rPr>
-                <w:rFonts w:hint="eastAsia"/>
-              </w:rPr>
-              <w:t xml:space="preserve">相对实际最高收盘价倍数</w:t>
+              <w:t xml:space="preserve">线性需求价格</w:t>
+            </w:r>
+          </w:p>
+        </w:tc>
+        <w:tc>
+          <w:tcPr/>
+          <w:p>
+            <w:pPr>
+              <w:pStyle w:val="Compact"/>
+              <w:jc w:val="right"/>
+            </w:pPr>
+            <w:r>
+              <w:rPr>
+                <w:rFonts w:hint="eastAsia"/>
+              </w:rPr>
+              <w:t xml:space="preserve">常弹性上界</w:t>
+            </w:r>
+          </w:p>
+        </w:tc>
+        <w:tc>
+          <w:tcPr/>
+          <w:p>
+            <w:pPr>
+              <w:pStyle w:val="Compact"/>
+              <w:jc w:val="right"/>
+            </w:pPr>
+            <w:r>
+              <w:rPr>
+                <w:rFonts w:hint="eastAsia"/>
+              </w:rPr>
+              <w:t xml:space="preserve">线性倍数</w:t>
             </w:r>
           </w:p>
         </w:tc>
@@ -6830,6 +7130,18 @@
               <w:jc w:val="right"/>
             </w:pPr>
             <w:r>
+              <w:t xml:space="preserve">1494.86</w:t>
+            </w:r>
+          </w:p>
+        </w:tc>
+        <w:tc>
+          <w:tcPr/>
+          <w:p>
+            <w:pPr>
+              <w:pStyle w:val="Compact"/>
+              <w:jc w:val="right"/>
+            </w:pPr>
+            <w:r>
               <w:t xml:space="preserve">2.44</w:t>
             </w:r>
           </w:p>
@@ -6883,6 +7195,18 @@
               <w:jc w:val="right"/>
             </w:pPr>
             <w:r>
+              <w:t xml:space="preserve">2393.23</w:t>
+            </w:r>
+          </w:p>
+        </w:tc>
+        <w:tc>
+          <w:tcPr/>
+          <w:p>
+            <w:pPr>
+              <w:pStyle w:val="Compact"/>
+              <w:jc w:val="right"/>
+            </w:pPr>
+            <w:r>
               <w:t xml:space="preserve">2.70</w:t>
             </w:r>
           </w:p>
@@ -6925,6 +7249,18 @@
             </w:pPr>
             <w:r>
               <w:t xml:space="preserve">336.77</w:t>
+            </w:r>
+          </w:p>
+        </w:tc>
+        <w:tc>
+          <w:tcPr/>
+          <w:p>
+            <w:pPr>
+              <w:pStyle w:val="Compact"/>
+              <w:jc w:val="right"/>
+            </w:pPr>
+            <w:r>
+              <w:t xml:space="preserve">3875.19</w:t>
             </w:r>
           </w:p>
         </w:tc>
@@ -7008,7 +7344,7 @@
         <w:rPr>
           <w:rFonts w:hint="eastAsia"/>
         </w:rPr>
-        <w:t xml:space="preserve">结果显示，传统模型给出的</w:t>
+        <w:t xml:space="preserve">结果显示，线性需求反事实基准给出的</w:t>
       </w:r>
       <w:r>
         <w:t xml:space="preserve"> 278–337 </w:t>
@@ -7026,7 +7362,16 @@
         <w:rPr>
           <w:rFonts w:hint="eastAsia"/>
         </w:rPr>
-        <w:t xml:space="preserve">美元/桶。这说明单纯依靠供应缺口和低短期弹性无法解释现实价格，必须进一步引入</w:t>
+        <w:t xml:space="preserve">美元/桶；常弹性机械上界更高，达到</w:t>
+      </w:r>
+      <w:r>
+        <w:t xml:space="preserve"> 1495–3875 </w:t>
+      </w:r>
+      <w:r>
+        <w:rPr>
+          <w:rFonts w:hint="eastAsia"/>
+        </w:rPr>
+        <w:t xml:space="preserve">美元/桶。两个口径都说明，单纯依靠供应缺口和低短期弹性无法解释现实价格，必须进一步引入</w:t>
       </w:r>
       <w:r>
         <w:t xml:space="preserve"> </w:t>
@@ -7035,7 +7380,7 @@
         <w:rPr>
           <w:rFonts w:hint="eastAsia"/>
         </w:rPr>
-        <w:t xml:space="preserve">SPR、库存、绕道运输、需求收缩和市场预期修复。</w:t>
+        <w:t xml:space="preserve">SPR、库存、绕道运输、需求收缩、价格传导折价和市场预期修复。</w:t>
       </w:r>
     </w:p>
     <w:bookmarkEnd w:id="38"/>
@@ -8753,7 +9098,7 @@
     </w:p>
     <w:bookmarkEnd w:id="44"/>
     <w:bookmarkEnd w:id="45"/>
-    <w:bookmarkStart w:id="91" w:name="参数校准与模型检验"/>
+    <w:bookmarkStart w:id="95" w:name="参数校准与模型检验"/>
     <w:p>
       <w:pPr>
         <w:pStyle w:val="Heading1"/>
@@ -11796,7 +12141,848 @@
       </w:r>
     </w:p>
     <w:bookmarkEnd w:id="71"/>
-    <w:bookmarkStart w:id="78" w:name="统计审计与-r-语言辅助定位"/>
+    <w:bookmarkStart w:id="75" w:name="在线残差校正与机器学习辅助边界"/>
+    <w:p>
+      <w:pPr>
+        <w:pStyle w:val="Heading2"/>
+      </w:pPr>
+      <w:r>
+        <w:rPr>
+          <w:rFonts w:hint="eastAsia"/>
+        </w:rPr>
+        <w:t xml:space="preserve">在线残差校正与机器学习辅助边界</w:t>
+      </w:r>
+    </w:p>
+    <w:p>
+      <w:pPr>
+        <w:pStyle w:val="FirstParagraph"/>
+      </w:pPr>
+      <w:r>
+        <w:rPr>
+          <w:rFonts w:hint="eastAsia"/>
+        </w:rPr>
+        <w:t xml:space="preserve">考虑到短期模型残差仍存在轻微连续偏差，本文进一步引入一个轻量在线校正层。该层不替代综合机制递推主模型，只使用第</w:t>
+      </w:r>
+      <w:r>
+        <w:t xml:space="preserve"> </w:t>
+      </w:r>
+      <m:oMath>
+        <m:r>
+          <m:t>t</m:t>
+        </m:r>
+        <m:r>
+          <m:rPr>
+            <m:sty m:val="p"/>
+          </m:rPr>
+          <m:t>−</m:t>
+        </m:r>
+        <m:r>
+          <m:t>1</m:t>
+        </m:r>
+      </m:oMath>
+      <w:r>
+        <w:t xml:space="preserve"> </w:t>
+      </w:r>
+      <w:r>
+        <w:rPr>
+          <w:rFonts w:hint="eastAsia"/>
+        </w:rPr>
+        <w:t xml:space="preserve">日以前已经观测到的模型误差来估计第</w:t>
+      </w:r>
+      <w:r>
+        <w:t xml:space="preserve"> </w:t>
+      </w:r>
+      <m:oMath>
+        <m:r>
+          <m:t>t</m:t>
+        </m:r>
+      </m:oMath>
+      <w:r>
+        <w:t xml:space="preserve"> </w:t>
+      </w:r>
+      <w:r>
+        <w:rPr>
+          <w:rFonts w:hint="eastAsia"/>
+        </w:rPr>
+        <w:t xml:space="preserve">日误差反馈：</w:t>
+      </w:r>
+    </w:p>
+    <w:p>
+      <w:pPr>
+        <w:pStyle w:val="BodyText"/>
+      </w:pPr>
+      <m:oMathPara>
+        <m:oMathParaPr>
+          <m:jc m:val="center"/>
+        </m:oMathParaPr>
+        <m:oMath>
+          <m:sSub>
+            <m:e>
+              <m:r>
+                <m:t>e</m:t>
+              </m:r>
+            </m:e>
+            <m:sub>
+              <m:r>
+                <m:t>t</m:t>
+              </m:r>
+            </m:sub>
+          </m:sSub>
+          <m:r>
+            <m:rPr>
+              <m:sty m:val="p"/>
+            </m:rPr>
+            <m:t>=</m:t>
+          </m:r>
+          <m:sSub>
+            <m:e>
+              <m:r>
+                <m:t>ρ</m:t>
+              </m:r>
+            </m:e>
+            <m:sub>
+              <m:r>
+                <m:t>t</m:t>
+              </m:r>
+            </m:sub>
+          </m:sSub>
+          <m:sSub>
+            <m:e>
+              <m:r>
+                <m:t>e</m:t>
+              </m:r>
+            </m:e>
+            <m:sub>
+              <m:r>
+                <m:t>t</m:t>
+              </m:r>
+              <m:r>
+                <m:rPr>
+                  <m:sty m:val="p"/>
+                </m:rPr>
+                <m:t>−</m:t>
+              </m:r>
+              <m:r>
+                <m:t>1</m:t>
+              </m:r>
+            </m:sub>
+          </m:sSub>
+          <m:r>
+            <m:rPr>
+              <m:sty m:val="p"/>
+            </m:rPr>
+            <m:t>+</m:t>
+          </m:r>
+          <m:sSub>
+            <m:e>
+              <m:r>
+                <m:t>η</m:t>
+              </m:r>
+            </m:e>
+            <m:sub>
+              <m:r>
+                <m:t>t</m:t>
+              </m:r>
+            </m:sub>
+          </m:sSub>
+          <m:r>
+            <m:rPr>
+              <m:sty m:val="p"/>
+            </m:rPr>
+            <m:t>,</m:t>
+          </m:r>
+          <m:r>
+            <m:t>  </m:t>
+          </m:r>
+          <m:sSubSup>
+            <m:e>
+              <m:acc>
+                <m:accPr>
+                  <m:chr m:val="̂"/>
+                </m:accPr>
+                <m:e>
+                  <m:r>
+                    <m:t>P</m:t>
+                  </m:r>
+                </m:e>
+              </m:acc>
+            </m:e>
+            <m:sub>
+              <m:r>
+                <m:t>t</m:t>
+              </m:r>
+            </m:sub>
+            <m:sup>
+              <m:r>
+                <m:t> </m:t>
+              </m:r>
+              <m:r>
+                <m:t>c</m:t>
+              </m:r>
+            </m:sup>
+          </m:sSubSup>
+          <m:r>
+            <m:rPr>
+              <m:sty m:val="p"/>
+            </m:rPr>
+            <m:t>=</m:t>
+          </m:r>
+          <m:sSub>
+            <m:e>
+              <m:acc>
+                <m:accPr>
+                  <m:chr m:val="̂"/>
+                </m:accPr>
+                <m:e>
+                  <m:r>
+                    <m:t>P</m:t>
+                  </m:r>
+                </m:e>
+              </m:acc>
+            </m:e>
+            <m:sub>
+              <m:r>
+                <m:t>t</m:t>
+              </m:r>
+            </m:sub>
+          </m:sSub>
+          <m:r>
+            <m:rPr>
+              <m:sty m:val="p"/>
+            </m:rPr>
+            <m:t>−</m:t>
+          </m:r>
+          <m:sSub>
+            <m:e>
+              <m:r>
+                <m:t>ρ</m:t>
+              </m:r>
+            </m:e>
+            <m:sub>
+              <m:r>
+                <m:t>t</m:t>
+              </m:r>
+            </m:sub>
+          </m:sSub>
+          <m:sSub>
+            <m:e>
+              <m:r>
+                <m:t>e</m:t>
+              </m:r>
+            </m:e>
+            <m:sub>
+              <m:r>
+                <m:t>t</m:t>
+              </m:r>
+              <m:r>
+                <m:rPr>
+                  <m:sty m:val="p"/>
+                </m:rPr>
+                <m:t>−</m:t>
+              </m:r>
+              <m:r>
+                <m:t>1</m:t>
+              </m:r>
+            </m:sub>
+          </m:sSub>
+          <m:r>
+            <m:rPr>
+              <m:sty m:val="p"/>
+            </m:rPr>
+            <m:t>.</m:t>
+          </m:r>
+        </m:oMath>
+      </m:oMathPara>
+    </w:p>
+    <w:p>
+      <w:pPr>
+        <w:pStyle w:val="FirstParagraph"/>
+      </w:pPr>
+      <w:r>
+        <w:rPr>
+          <w:rFonts w:hint="eastAsia"/>
+        </w:rPr>
+        <w:t xml:space="preserve">其中</w:t>
+      </w:r>
+      <w:r>
+        <w:t xml:space="preserve"> </w:t>
+      </w:r>
+      <m:oMath>
+        <m:sSub>
+          <m:e>
+            <m:r>
+              <m:t>e</m:t>
+            </m:r>
+          </m:e>
+          <m:sub>
+            <m:r>
+              <m:t>t</m:t>
+            </m:r>
+          </m:sub>
+        </m:sSub>
+        <m:r>
+          <m:rPr>
+            <m:sty m:val="p"/>
+          </m:rPr>
+          <m:t>=</m:t>
+        </m:r>
+        <m:sSub>
+          <m:e>
+            <m:acc>
+              <m:accPr>
+                <m:chr m:val="̂"/>
+              </m:accPr>
+              <m:e>
+                <m:r>
+                  <m:t>P</m:t>
+                </m:r>
+              </m:e>
+            </m:acc>
+          </m:e>
+          <m:sub>
+            <m:r>
+              <m:t>t</m:t>
+            </m:r>
+          </m:sub>
+        </m:sSub>
+        <m:r>
+          <m:rPr>
+            <m:sty m:val="p"/>
+          </m:rPr>
+          <m:t>−</m:t>
+        </m:r>
+        <m:sSub>
+          <m:e>
+            <m:r>
+              <m:t>P</m:t>
+            </m:r>
+          </m:e>
+          <m:sub>
+            <m:r>
+              <m:t>t</m:t>
+            </m:r>
+          </m:sub>
+        </m:sSub>
+      </m:oMath>
+      <w:r>
+        <w:rPr>
+          <w:rFonts w:hint="eastAsia"/>
+        </w:rPr>
+        <w:t xml:space="preserve">，</w:t>
+      </w:r>
+      <m:oMath>
+        <m:sSub>
+          <m:e>
+            <m:r>
+              <m:t>ρ</m:t>
+            </m:r>
+          </m:e>
+          <m:sub>
+            <m:r>
+              <m:t>t</m:t>
+            </m:r>
+          </m:sub>
+        </m:sSub>
+      </m:oMath>
+      <w:r>
+        <w:t xml:space="preserve"> </w:t>
+      </w:r>
+      <w:r>
+        <w:rPr>
+          <w:rFonts w:hint="eastAsia"/>
+        </w:rPr>
+        <w:t xml:space="preserve">通过扩展窗口岭回归估计，并限制在</w:t>
+      </w:r>
+      <w:r>
+        <w:t xml:space="preserve"> </w:t>
+      </w:r>
+      <m:oMath>
+        <m:r>
+          <m:rPr>
+            <m:sty m:val="p"/>
+          </m:rPr>
+          <m:t>[</m:t>
+        </m:r>
+        <m:r>
+          <m:t>0</m:t>
+        </m:r>
+        <m:r>
+          <m:rPr>
+            <m:sty m:val="p"/>
+          </m:rPr>
+          <m:t>,</m:t>
+        </m:r>
+        <m:r>
+          <m:t>0.5</m:t>
+        </m:r>
+        <m:r>
+          <m:rPr>
+            <m:sty m:val="p"/>
+          </m:rPr>
+          <m:t>]</m:t>
+        </m:r>
+      </m:oMath>
+      <w:r>
+        <w:t xml:space="preserve"> </w:t>
+      </w:r>
+      <w:r>
+        <w:rPr>
+          <w:rFonts w:hint="eastAsia"/>
+        </w:rPr>
+        <w:t xml:space="preserve">内，防止校正层追逐噪声。第</w:t>
+      </w:r>
+      <w:r>
+        <w:t xml:space="preserve"> </w:t>
+      </w:r>
+      <m:oMath>
+        <m:r>
+          <m:t>t</m:t>
+        </m:r>
+      </m:oMath>
+      <w:r>
+        <w:t xml:space="preserve"> </w:t>
+      </w:r>
+      <w:r>
+        <w:rPr>
+          <w:rFonts w:hint="eastAsia"/>
+        </w:rPr>
+        <w:t xml:space="preserve">日校正不能读取第</w:t>
+      </w:r>
+      <w:r>
+        <w:t xml:space="preserve"> </w:t>
+      </w:r>
+      <m:oMath>
+        <m:r>
+          <m:t>t</m:t>
+        </m:r>
+      </m:oMath>
+      <w:r>
+        <w:t xml:space="preserve"> </w:t>
+      </w:r>
+      <w:r>
+        <w:rPr>
+          <w:rFonts w:hint="eastAsia"/>
+        </w:rPr>
+        <w:t xml:space="preserve">日真实价格，因此不是事后平滑曲线；它相当于把机器学习中的在线残差学习思想作为主模型的辅助滤波器。</w:t>
+      </w:r>
+    </w:p>
+    <w:p>
+      <w:pPr>
+        <w:pStyle w:val="TableCaption"/>
+      </w:pPr>
+      <w:r>
+        <w:rPr>
+          <w:rFonts w:hint="eastAsia"/>
+        </w:rPr>
+        <w:t xml:space="preserve">短期在线残差校正效果</w:t>
+      </w:r>
+    </w:p>
+    <w:tbl>
+      <w:tblPr>
+        <w:tblStyle w:val="Table"/>
+        <w:tblW w:type="auto" w:w="0"/>
+        <w:tblLook w:firstRow="1" w:lastRow="0" w:firstColumn="0" w:lastColumn="0" w:noHBand="0" w:noVBand="0" w:val="0020"/>
+        <w:tblCaption w:val="短期在线残差校正效果"/>
+      </w:tblPr>
+      <w:tblGrid>
+        <w:gridCol w:w="1584"/>
+        <w:gridCol w:w="1584"/>
+        <w:gridCol w:w="1584"/>
+        <w:gridCol w:w="1584"/>
+        <w:gridCol w:w="1584"/>
+      </w:tblGrid>
+      <w:tr>
+        <w:trPr>
+          <w:tblHeader w:val="on"/>
+        </w:trPr>
+        <w:tc>
+          <w:tcPr/>
+          <w:p>
+            <w:pPr>
+              <w:pStyle w:val="Compact"/>
+              <w:jc w:val="left"/>
+            </w:pPr>
+            <w:r>
+              <w:rPr>
+                <w:rFonts w:hint="eastAsia"/>
+              </w:rPr>
+              <w:t xml:space="preserve">模型</w:t>
+            </w:r>
+          </w:p>
+        </w:tc>
+        <w:tc>
+          <w:tcPr/>
+          <w:p>
+            <w:pPr>
+              <w:pStyle w:val="Compact"/>
+              <w:jc w:val="right"/>
+            </w:pPr>
+            <w:r>
+              <w:t xml:space="preserve">RMSE</w:t>
+            </w:r>
+          </w:p>
+        </w:tc>
+        <w:tc>
+          <w:tcPr/>
+          <w:p>
+            <w:pPr>
+              <w:pStyle w:val="Compact"/>
+              <w:jc w:val="right"/>
+            </w:pPr>
+            <w:r>
+              <w:t xml:space="preserve">MAE</w:t>
+            </w:r>
+          </w:p>
+        </w:tc>
+        <w:tc>
+          <w:tcPr/>
+          <w:p>
+            <w:pPr>
+              <w:pStyle w:val="Compact"/>
+              <w:jc w:val="right"/>
+            </w:pPr>
+            <w:r>
+              <w:t xml:space="preserve">MAPE</w:t>
+            </w:r>
+          </w:p>
+        </w:tc>
+        <w:tc>
+          <w:tcPr/>
+          <w:p>
+            <w:pPr>
+              <w:pStyle w:val="Compact"/>
+              <w:jc w:val="right"/>
+            </w:pPr>
+            <w:r>
+              <w:rPr>
+                <w:rFonts w:hint="eastAsia"/>
+              </w:rPr>
+              <w:t xml:space="preserve">方向命中率</w:t>
+            </w:r>
+          </w:p>
+        </w:tc>
+      </w:tr>
+      <w:tr>
+        <w:tc>
+          <w:tcPr/>
+          <w:p>
+            <w:pPr>
+              <w:pStyle w:val="Compact"/>
+              <w:jc w:val="left"/>
+            </w:pPr>
+            <w:r>
+              <w:rPr>
+                <w:rFonts w:hint="eastAsia"/>
+              </w:rPr>
+              <w:t xml:space="preserve">机制递推主模型</w:t>
+            </w:r>
+          </w:p>
+        </w:tc>
+        <w:tc>
+          <w:tcPr/>
+          <w:p>
+            <w:pPr>
+              <w:pStyle w:val="Compact"/>
+              <w:jc w:val="right"/>
+            </w:pPr>
+            <w:r>
+              <w:t xml:space="preserve">3.440</w:t>
+            </w:r>
+          </w:p>
+        </w:tc>
+        <w:tc>
+          <w:tcPr/>
+          <w:p>
+            <w:pPr>
+              <w:pStyle w:val="Compact"/>
+              <w:jc w:val="right"/>
+            </w:pPr>
+            <w:r>
+              <w:t xml:space="preserve">2.855</w:t>
+            </w:r>
+          </w:p>
+        </w:tc>
+        <w:tc>
+          <w:tcPr/>
+          <w:p>
+            <w:pPr>
+              <w:pStyle w:val="Compact"/>
+              <w:jc w:val="right"/>
+            </w:pPr>
+            <w:r>
+              <w:t xml:space="preserve">2.858%</w:t>
+            </w:r>
+          </w:p>
+        </w:tc>
+        <w:tc>
+          <w:tcPr/>
+          <w:p>
+            <w:pPr>
+              <w:pStyle w:val="Compact"/>
+              <w:jc w:val="right"/>
+            </w:pPr>
+            <w:r>
+              <w:t xml:space="preserve">64.4%</w:t>
+            </w:r>
+          </w:p>
+        </w:tc>
+      </w:tr>
+      <w:tr>
+        <w:tc>
+          <w:tcPr/>
+          <w:p>
+            <w:pPr>
+              <w:pStyle w:val="Compact"/>
+              <w:jc w:val="left"/>
+            </w:pPr>
+            <w:r>
+              <w:rPr>
+                <w:rFonts w:hint="eastAsia"/>
+              </w:rPr>
+              <w:t xml:space="preserve">在线残差校正模型</w:t>
+            </w:r>
+          </w:p>
+        </w:tc>
+        <w:tc>
+          <w:tcPr/>
+          <w:p>
+            <w:pPr>
+              <w:pStyle w:val="Compact"/>
+              <w:jc w:val="right"/>
+            </w:pPr>
+            <w:r>
+              <w:t xml:space="preserve">3.383</w:t>
+            </w:r>
+          </w:p>
+        </w:tc>
+        <w:tc>
+          <w:tcPr/>
+          <w:p>
+            <w:pPr>
+              <w:pStyle w:val="Compact"/>
+              <w:jc w:val="right"/>
+            </w:pPr>
+            <w:r>
+              <w:t xml:space="preserve">2.794</w:t>
+            </w:r>
+          </w:p>
+        </w:tc>
+        <w:tc>
+          <w:tcPr/>
+          <w:p>
+            <w:pPr>
+              <w:pStyle w:val="Compact"/>
+              <w:jc w:val="right"/>
+            </w:pPr>
+            <w:r>
+              <w:t xml:space="preserve">2.797%</w:t>
+            </w:r>
+          </w:p>
+        </w:tc>
+        <w:tc>
+          <w:tcPr/>
+          <w:p>
+            <w:pPr>
+              <w:pStyle w:val="Compact"/>
+              <w:jc w:val="right"/>
+            </w:pPr>
+            <w:r>
+              <w:t xml:space="preserve">57.8%</w:t>
+            </w:r>
+          </w:p>
+        </w:tc>
+      </w:tr>
+      <w:tr>
+        <w:tc>
+          <w:tcPr/>
+          <w:p>
+            <w:pPr>
+              <w:pStyle w:val="Compact"/>
+              <w:jc w:val="left"/>
+            </w:pPr>
+            <w:r>
+              <w:rPr>
+                <w:rFonts w:hint="eastAsia"/>
+              </w:rPr>
+              <w:t xml:space="preserve">朴素上一日基准</w:t>
+            </w:r>
+          </w:p>
+        </w:tc>
+        <w:tc>
+          <w:tcPr/>
+          <w:p>
+            <w:pPr>
+              <w:pStyle w:val="Compact"/>
+              <w:jc w:val="right"/>
+            </w:pPr>
+            <w:r>
+              <w:t xml:space="preserve">4.467</w:t>
+            </w:r>
+          </w:p>
+        </w:tc>
+        <w:tc>
+          <w:tcPr/>
+          <w:p>
+            <w:pPr>
+              <w:pStyle w:val="Compact"/>
+              <w:jc w:val="right"/>
+            </w:pPr>
+            <w:r>
+              <w:t xml:space="preserve">3.570</w:t>
+            </w:r>
+          </w:p>
+        </w:tc>
+        <w:tc>
+          <w:tcPr/>
+          <w:p>
+            <w:pPr>
+              <w:pStyle w:val="Compact"/>
+              <w:jc w:val="right"/>
+            </w:pPr>
+            <w:r>
+              <w:t xml:space="preserve">3.541%</w:t>
+            </w:r>
+          </w:p>
+        </w:tc>
+        <w:tc>
+          <w:tcPr/>
+          <w:p>
+            <w:pPr>
+              <w:pStyle w:val="Compact"/>
+              <w:jc w:val="right"/>
+            </w:pPr>
+            <w:r>
+              <w:t xml:space="preserve">46.7%</w:t>
+            </w:r>
+          </w:p>
+        </w:tc>
+      </w:tr>
+    </w:tbl>
+    <w:p>
+      <w:pPr>
+        <w:pStyle w:val="CaptionedFigure"/>
+      </w:pPr>
+      <w:r>
+        <w:drawing>
+          <wp:inline>
+            <wp:extent cx="4907280" cy="3655675"/>
+            <wp:effectExtent b="0" l="0" r="0" t="0"/>
+            <wp:docPr descr="" title="" id="73" name="Picture"/>
+            <a:graphic>
+              <a:graphicData uri="http://schemas.openxmlformats.org/drawingml/2006/picture">
+                <pic:pic>
+                  <pic:nvPicPr>
+                    <pic:cNvPr descr="短期模型在线残差校正效果.png" id="74" name="Picture"/>
+                    <pic:cNvPicPr>
+                      <a:picLocks noChangeArrowheads="1" noChangeAspect="1"/>
+                    </pic:cNvPicPr>
+                  </pic:nvPicPr>
+                  <pic:blipFill>
+                    <a:blip r:embed="rId72"/>
+                    <a:stretch>
+                      <a:fillRect/>
+                    </a:stretch>
+                  </pic:blipFill>
+                  <pic:spPr bwMode="auto">
+                    <a:xfrm>
+                      <a:off x="0" y="0"/>
+                      <a:ext cx="4907280" cy="3655675"/>
+                    </a:xfrm>
+                    <a:prstGeom prst="rect">
+                      <a:avLst/>
+                    </a:prstGeom>
+                    <a:noFill/>
+                    <a:ln w="9525">
+                      <a:noFill/>
+                      <a:headEnd/>
+                      <a:tailEnd/>
+                    </a:ln>
+                  </pic:spPr>
+                </pic:pic>
+              </a:graphicData>
+            </a:graphic>
+          </wp:inline>
+        </w:drawing>
+      </w:r>
+    </w:p>
+    <w:p>
+      <w:pPr>
+        <w:pStyle w:val="ImageCaption"/>
+      </w:pPr>
+      <w:r>
+        <w:rPr>
+          <w:rFonts w:hint="eastAsia"/>
+        </w:rPr>
+        <w:t xml:space="preserve">短期模型在线残差校正效果。校正层降低了价格水平误差，但方向解释仍以机制主模型为准。</w:t>
+      </w:r>
+    </w:p>
+    <w:p>
+      <w:pPr>
+        <w:pStyle w:val="BodyText"/>
+      </w:pPr>
+      <w:r>
+        <w:rPr>
+          <w:rFonts w:hint="eastAsia"/>
+        </w:rPr>
+        <w:t xml:space="preserve">结果显示，在线校正可将</w:t>
+      </w:r>
+      <w:r>
+        <w:t xml:space="preserve"> RMSE </w:t>
+      </w:r>
+      <w:r>
+        <w:rPr>
+          <w:rFonts w:hint="eastAsia"/>
+        </w:rPr>
+        <w:t xml:space="preserve">从</w:t>
+      </w:r>
+      <w:r>
+        <w:t xml:space="preserve"> 3.440 </w:t>
+      </w:r>
+      <w:r>
+        <w:rPr>
+          <w:rFonts w:hint="eastAsia"/>
+        </w:rPr>
+        <w:t xml:space="preserve">降至</w:t>
+      </w:r>
+      <w:r>
+        <w:t xml:space="preserve"> </w:t>
+      </w:r>
+      <w:r>
+        <w:rPr>
+          <w:rFonts w:hint="eastAsia"/>
+        </w:rPr>
+        <w:t xml:space="preserve">3.383，MAE</w:t>
+      </w:r>
+      <w:r>
+        <w:t xml:space="preserve"> </w:t>
+      </w:r>
+      <w:r>
+        <w:rPr>
+          <w:rFonts w:hint="eastAsia"/>
+        </w:rPr>
+        <w:t xml:space="preserve">从</w:t>
+      </w:r>
+      <w:r>
+        <w:t xml:space="preserve"> 2.855 </w:t>
+      </w:r>
+      <w:r>
+        <w:rPr>
+          <w:rFonts w:hint="eastAsia"/>
+        </w:rPr>
+        <w:t xml:space="preserve">降至</w:t>
+      </w:r>
+      <w:r>
+        <w:t xml:space="preserve"> </w:t>
+      </w:r>
+      <w:r>
+        <w:rPr>
+          <w:rFonts w:hint="eastAsia"/>
+        </w:rPr>
+        <w:t xml:space="preserve">2.794，最大绝对误差也有所下降。这说明冲突窗口中确实存在可利用的短期误差惯性。但在线校正后的方向命中率低于机制主模型，因此本文不将其升级为新的主模型，而是把它作为计算机方法的克制引入：主模型负责机制解释和方向判断，在线校正层只用于说明残差层面仍存在有限的自适应改进空间。</w:t>
+      </w:r>
+    </w:p>
+    <w:bookmarkEnd w:id="75"/>
+    <w:bookmarkStart w:id="82" w:name="统计审计与-r-语言辅助定位"/>
     <w:p>
       <w:pPr>
         <w:pStyle w:val="Heading2"/>
@@ -12484,18 +13670,18 @@
           <wp:inline>
             <wp:extent cx="4907280" cy="2826593"/>
             <wp:effectExtent b="0" l="0" r="0" t="0"/>
-            <wp:docPr descr="" title="" id="73" name="Picture"/>
+            <wp:docPr descr="" title="" id="77" name="Picture"/>
             <a:graphic>
               <a:graphicData uri="http://schemas.openxmlformats.org/drawingml/2006/picture">
                 <pic:pic>
                   <pic:nvPicPr>
-                    <pic:cNvPr descr="短期模型统计审计.png" id="74" name="Picture"/>
+                    <pic:cNvPr descr="短期模型统计审计.png" id="78" name="Picture"/>
                     <pic:cNvPicPr>
                       <a:picLocks noChangeArrowheads="1" noChangeAspect="1"/>
                     </pic:cNvPicPr>
                   </pic:nvPicPr>
                   <pic:blipFill>
-                    <a:blip r:embed="rId72"/>
+                    <a:blip r:embed="rId76"/>
                     <a:stretch>
                       <a:fillRect/>
                     </a:stretch>
@@ -12684,18 +13870,18 @@
           <wp:inline>
             <wp:extent cx="4907280" cy="2892712"/>
             <wp:effectExtent b="0" l="0" r="0" t="0"/>
-            <wp:docPr descr="" title="" id="76" name="Picture"/>
+            <wp:docPr descr="" title="" id="80" name="Picture"/>
             <a:graphic>
               <a:graphicData uri="http://schemas.openxmlformats.org/drawingml/2006/picture">
                 <pic:pic>
                   <pic:nvPicPr>
-                    <pic:cNvPr descr="R短期误差学术诊断.png" id="77" name="Picture"/>
+                    <pic:cNvPr descr="R短期误差学术诊断.png" id="81" name="Picture"/>
                     <pic:cNvPicPr>
                       <a:picLocks noChangeArrowheads="1" noChangeAspect="1"/>
                     </pic:cNvPicPr>
                   </pic:nvPicPr>
                   <pic:blipFill>
-                    <a:blip r:embed="rId75"/>
+                    <a:blip r:embed="rId79"/>
                     <a:stretch>
                       <a:fillRect/>
                     </a:stretch>
@@ -12745,8 +13931,8 @@
         <w:t xml:space="preserve">平滑趋势，用于观察模型是否存在持续系统偏差。</w:t>
       </w:r>
     </w:p>
-    <w:bookmarkEnd w:id="78"/>
-    <w:bookmarkStart w:id="79" w:name="机制消融的定量证据"/>
+    <w:bookmarkEnd w:id="82"/>
+    <w:bookmarkStart w:id="83" w:name="机制消融的定量证据"/>
     <w:p>
       <w:pPr>
         <w:pStyle w:val="Heading2"/>
@@ -13667,8 +14853,8 @@
         <w:t xml:space="preserve">10.09，说明市场对政策缓冲和运输恢复的预期并不是可有可无的修饰，而是解释后期回落的关键机制。</w:t>
       </w:r>
     </w:p>
-    <w:bookmarkEnd w:id="79"/>
-    <w:bookmarkStart w:id="83" w:name="拐点预测步长与事件边界"/>
+    <w:bookmarkEnd w:id="83"/>
+    <w:bookmarkStart w:id="87" w:name="拐点预测步长与事件边界"/>
     <w:p>
       <w:pPr>
         <w:pStyle w:val="Heading2"/>
@@ -13791,18 +14977,18 @@
           <wp:inline>
             <wp:extent cx="4907280" cy="3568930"/>
             <wp:effectExtent b="0" l="0" r="0" t="0"/>
-            <wp:docPr descr="" title="" id="81" name="Picture"/>
+            <wp:docPr descr="" title="" id="85" name="Picture"/>
             <a:graphic>
               <a:graphicData uri="http://schemas.openxmlformats.org/drawingml/2006/picture">
                 <pic:pic>
                   <pic:nvPicPr>
-                    <pic:cNvPr descr="短期模型拐点局部检验.png" id="82" name="Picture"/>
+                    <pic:cNvPr descr="短期模型拐点局部检验.png" id="86" name="Picture"/>
                     <pic:cNvPicPr>
                       <a:picLocks noChangeArrowheads="1" noChangeAspect="1"/>
                     </pic:cNvPicPr>
                   </pic:nvPicPr>
                   <pic:blipFill>
-                    <a:blip r:embed="rId80"/>
+                    <a:blip r:embed="rId84"/>
                     <a:stretch>
                       <a:fillRect/>
                     </a:stretch>
@@ -13869,8 +15055,8 @@
         <w:t xml:space="preserve">年等非霍尔木兹事件窗口。结果显示，该模型在这些窗口通常显著弱于朴素上一日基准。这并不削弱本文结论，反而说明本文模型不是通用油价短线交易器，而是针对霍尔木兹封锁机制构建的事件解释模型。论文结论应限定在极端地缘冲突下的条件路径解释与情景预测，不能外推为普通时期的万能预测模型。</w:t>
       </w:r>
     </w:p>
-    <w:bookmarkEnd w:id="83"/>
-    <w:bookmarkStart w:id="87" w:name="参数自由度与稳健性区间"/>
+    <w:bookmarkEnd w:id="87"/>
+    <w:bookmarkStart w:id="91" w:name="参数自由度与稳健性区间"/>
     <w:p>
       <w:pPr>
         <w:pStyle w:val="Heading2"/>
@@ -14516,18 +15702,18 @@
           <wp:inline>
             <wp:extent cx="4907280" cy="2587474"/>
             <wp:effectExtent b="0" l="0" r="0" t="0"/>
-            <wp:docPr descr="" title="" id="85" name="Picture"/>
+            <wp:docPr descr="" title="" id="89" name="Picture"/>
             <a:graphic>
               <a:graphicData uri="http://schemas.openxmlformats.org/drawingml/2006/picture">
                 <pic:pic>
                   <pic:nvPicPr>
-                    <pic:cNvPr descr="短期模型稳健性带.png" id="86" name="Picture"/>
+                    <pic:cNvPr descr="短期模型稳健性带.png" id="90" name="Picture"/>
                     <pic:cNvPicPr>
                       <a:picLocks noChangeArrowheads="1" noChangeAspect="1"/>
                     </pic:cNvPicPr>
                   </pic:nvPicPr>
                   <pic:blipFill>
-                    <a:blip r:embed="rId84"/>
+                    <a:blip r:embed="rId88"/>
                     <a:stretch>
                       <a:fillRect/>
                     </a:stretch>
@@ -14749,8 +15935,8 @@
         <w:t xml:space="preserve">个权重情景下仍保持第一。该检验不等同于重新全局校准，但说明当前候选并非只依赖某一组精确权重偶然胜出。</w:t>
       </w:r>
     </w:p>
-    <w:bookmarkEnd w:id="87"/>
-    <w:bookmarkStart w:id="88" w:name="内生性反事实基准与硬编码审计"/>
+    <w:bookmarkEnd w:id="91"/>
+    <w:bookmarkStart w:id="92" w:name="内生性反事实基准与硬编码审计"/>
     <w:p>
       <w:pPr>
         <w:pStyle w:val="Heading2"/>
@@ -14854,7 +16040,7 @@
         <w:rPr>
           <w:rFonts w:hint="eastAsia"/>
         </w:rPr>
-        <w:t xml:space="preserve">美元以上反事实基准，本文也不把它写成现实市场必然价格。传统供需模型的高价结果来自低短期弹性条件下的反事实上界，而不是现实预测。弹性敏感性检验显示，当需求价格弹性由</w:t>
+        <w:t xml:space="preserve">美元以上反事实基准，本文也不把它写成现实市场必然价格。传统供需模型的高价结果来自低短期弹性条件下的线性需求反事实基准，而不是现实预测；常弹性需求口径只作为机械上界参照。弹性敏感性检验显示，当需求价格弹性由</w:t>
       </w:r>
       <w:r>
         <w:t xml:space="preserve"> </w:t>
@@ -14923,7 +16109,7 @@
         <w:rPr>
           <w:rFonts w:hint="eastAsia"/>
         </w:rPr>
-        <w:t xml:space="preserve">时，传统线性化模型价格会明显下降，部分情景已经接近或低于</w:t>
+        <w:t xml:space="preserve">时，线性需求反事实价格会明显下降，部分情景已经接近或低于</w:t>
       </w:r>
       <w:r>
         <w:t xml:space="preserve"> 120 </w:t>
@@ -14959,7 +16145,7 @@
         <w:rPr>
           <w:rFonts w:hint="eastAsia"/>
         </w:rPr>
-        <w:t xml:space="preserve">“低短期弹性静态供需模型会显著高估现实价格，必须引入库存、SPR、绕道、需求收缩和预期修复等动态机制解释现实平台”</w:t>
+        <w:t xml:space="preserve">“低短期弹性静态供需模型会显著高估现实价格，必须引入库存、SPR、绕道、需求收缩、价格传导折价和预期修复等动态机制解释现实平台”</w:t>
       </w:r>
       <w:r>
         <w:t xml:space="preserve">。</w:t>
@@ -15047,8 +16233,8 @@
         <w:t xml:space="preserve">美元平台不是代码硬上限，但不应声称已经实现了多智能体动态纳什均衡。</w:t>
       </w:r>
     </w:p>
-    <w:bookmarkEnd w:id="88"/>
-    <w:bookmarkStart w:id="90" w:name="反驳性检验总览"/>
+    <w:bookmarkEnd w:id="92"/>
+    <w:bookmarkStart w:id="94" w:name="反驳性检验总览"/>
     <w:p>
       <w:pPr>
         <w:pStyle w:val="Heading2"/>
@@ -15091,7 +16277,7 @@
         <w:t xml:space="preserve">中的检验均不重新寻找最优参数，而是在同一模型框架下改变某个被质疑条件，观察结论是否被推翻。</w:t>
       </w:r>
     </w:p>
-    <w:bookmarkStart w:id="89" w:name="tab:adversarial-tests"/>
+    <w:bookmarkStart w:id="93" w:name="tab:adversarial-tests"/>
     <w:p>
       <w:pPr>
         <w:pStyle w:val="TableCaption"/>
@@ -15840,10 +17026,10 @@
         </w:tc>
       </w:tr>
     </w:tbl>
-    <w:bookmarkEnd w:id="89"/>
-    <w:bookmarkEnd w:id="90"/>
-    <w:bookmarkEnd w:id="91"/>
-    <w:bookmarkStart w:id="111" w:name="天三情景预测"/>
+    <w:bookmarkEnd w:id="93"/>
+    <w:bookmarkEnd w:id="94"/>
+    <w:bookmarkEnd w:id="95"/>
+    <w:bookmarkStart w:id="115" w:name="天三情景预测"/>
     <w:p>
       <w:pPr>
         <w:pStyle w:val="Heading1"/>
@@ -15858,7 +17044,7 @@
         <w:t xml:space="preserve">天三情景预测</w:t>
       </w:r>
     </w:p>
-    <w:bookmarkStart w:id="92" w:name="情景设定"/>
+    <w:bookmarkStart w:id="96" w:name="情景设定"/>
     <w:p>
       <w:pPr>
         <w:pStyle w:val="Heading2"/>
@@ -17842,8 +19028,8 @@
         </w:tc>
       </w:tr>
     </w:tbl>
-    <w:bookmarkEnd w:id="92"/>
-    <w:bookmarkStart w:id="95" w:name="长期参数来源与审计边界"/>
+    <w:bookmarkEnd w:id="96"/>
+    <w:bookmarkStart w:id="99" w:name="长期参数来源与审计边界"/>
     <w:p>
       <w:pPr>
         <w:pStyle w:val="Heading2"/>
@@ -17892,7 +19078,7 @@
         <w:t xml:space="preserve">。</w:t>
       </w:r>
     </w:p>
-    <w:bookmarkStart w:id="93" w:name="tab:long-parameter-audit"/>
+    <w:bookmarkStart w:id="97" w:name="tab:long-parameter-audit"/>
     <w:p>
       <w:pPr>
         <w:pStyle w:val="TableCaption"/>
@@ -18280,7 +19466,7 @@
         </w:tc>
       </w:tr>
     </w:tbl>
-    <w:bookmarkEnd w:id="93"/>
+    <w:bookmarkEnd w:id="97"/>
     <w:p>
       <w:pPr>
         <w:pStyle w:val="TableCaption"/>
@@ -18812,7 +19998,7 @@
         <w:t xml:space="preserve">。</w:t>
       </w:r>
     </w:p>
-    <w:bookmarkStart w:id="94" w:name="tab:official-factor-multipliers"/>
+    <w:bookmarkStart w:id="98" w:name="tab:official-factor-multipliers"/>
     <w:p>
       <w:pPr>
         <w:pStyle w:val="TableCaption"/>
@@ -19234,9 +20420,9 @@
         </w:tc>
       </w:tr>
     </w:tbl>
-    <w:bookmarkEnd w:id="94"/>
-    <w:bookmarkEnd w:id="95"/>
-    <w:bookmarkStart w:id="110" w:name="预测结果"/>
+    <w:bookmarkEnd w:id="98"/>
+    <w:bookmarkEnd w:id="99"/>
+    <w:bookmarkStart w:id="114" w:name="预测结果"/>
     <w:p>
       <w:pPr>
         <w:pStyle w:val="Heading2"/>
@@ -19717,7 +20903,7 @@
         </w:tc>
       </w:tr>
     </w:tbl>
-    <w:bookmarkStart w:id="99" w:name="fig:long-term-fan"/>
+    <w:bookmarkStart w:id="103" w:name="fig:long-term-fan"/>
     <w:p>
       <w:pPr>
         <w:pStyle w:val="CaptionedFigure"/>
@@ -19727,18 +20913,18 @@
           <wp:inline>
             <wp:extent cx="5013960" cy="2790377"/>
             <wp:effectExtent b="0" l="0" r="0" t="0"/>
-            <wp:docPr descr="" title="" id="97" name="Picture"/>
+            <wp:docPr descr="" title="" id="101" name="Picture"/>
             <a:graphic>
               <a:graphicData uri="http://schemas.openxmlformats.org/drawingml/2006/picture">
                 <pic:pic>
                   <pic:nvPicPr>
-                    <pic:cNvPr descr="蒙特卡洛价格扇形区间.png" id="98" name="Picture"/>
+                    <pic:cNvPr descr="蒙特卡洛价格扇形区间.png" id="102" name="Picture"/>
                     <pic:cNvPicPr>
                       <a:picLocks noChangeArrowheads="1" noChangeAspect="1"/>
                     </pic:cNvPicPr>
                   </pic:nvPicPr>
                   <pic:blipFill>
-                    <a:blip r:embed="rId96"/>
+                    <a:blip r:embed="rId100"/>
                     <a:stretch>
                       <a:fillRect/>
                     </a:stretch>
@@ -19794,7 +20980,7 @@
         <w:t xml:space="preserve">5%–95%。三情景中心路径应与该区间共同解读。</w:t>
       </w:r>
     </w:p>
-    <w:bookmarkEnd w:id="99"/>
+    <w:bookmarkEnd w:id="103"/>
     <w:p>
       <w:pPr>
         <w:pStyle w:val="CaptionedFigure"/>
@@ -19804,18 +20990,18 @@
           <wp:inline>
             <wp:extent cx="5013960" cy="2757678"/>
             <wp:effectExtent b="0" l="0" r="0" t="0"/>
-            <wp:docPr descr="" title="" id="101" name="Picture"/>
+            <wp:docPr descr="" title="" id="105" name="Picture"/>
             <a:graphic>
               <a:graphicData uri="http://schemas.openxmlformats.org/drawingml/2006/picture">
                 <pic:pic>
                   <pic:nvPicPr>
-                    <pic:cNvPr descr="短期拟合与长期预测总览.png" id="102" name="Picture"/>
+                    <pic:cNvPr descr="短期拟合与长期预测总览.png" id="106" name="Picture"/>
                     <pic:cNvPicPr>
                       <a:picLocks noChangeArrowheads="1" noChangeAspect="1"/>
                     </pic:cNvPicPr>
                   </pic:nvPicPr>
                   <pic:blipFill>
-                    <a:blip r:embed="rId100"/>
+                    <a:blip r:embed="rId104"/>
                     <a:stretch>
                       <a:fillRect/>
                     </a:stretch>
@@ -19885,7 +21071,7 @@
         <w:t xml:space="preserve">的问题，本文额外建立状态转移扰动层。该层不改变三情景物理中心路径，而是让未来状态在缓和、维持和升级之间随机切换：缓和状态向乐观中心靠近，维持状态围绕中性中心，升级状态向悲观中心和跳涨方向移动；扰动强度由附件历史价格波动估计后进行保守折扣。这样得到的长期图不再是一条孤立直线，而是中心路径、状态概率和尾部区间的组合。</w:t>
       </w:r>
     </w:p>
-    <w:bookmarkStart w:id="106" w:name="fig:state-transition-fan"/>
+    <w:bookmarkStart w:id="110" w:name="fig:state-transition-fan"/>
     <w:p>
       <w:pPr>
         <w:pStyle w:val="CaptionedFigure"/>
@@ -19895,18 +21081,18 @@
           <wp:inline>
             <wp:extent cx="5013960" cy="3654242"/>
             <wp:effectExtent b="0" l="0" r="0" t="0"/>
-            <wp:docPr descr="" title="" id="104" name="Picture"/>
+            <wp:docPr descr="" title="" id="108" name="Picture"/>
             <a:graphic>
               <a:graphicData uri="http://schemas.openxmlformats.org/drawingml/2006/picture">
                 <pic:pic>
                   <pic:nvPicPr>
-                    <pic:cNvPr descr="长期状态转移情景树.png" id="105" name="Picture"/>
+                    <pic:cNvPr descr="长期状态转移情景树.png" id="109" name="Picture"/>
                     <pic:cNvPicPr>
                       <a:picLocks noChangeArrowheads="1" noChangeAspect="1"/>
                     </pic:cNvPicPr>
                   </pic:nvPicPr>
                   <pic:blipFill>
-                    <a:blip r:embed="rId103"/>
+                    <a:blip r:embed="rId107"/>
                     <a:stretch>
                       <a:fillRect/>
                     </a:stretch>
@@ -19944,7 +21130,7 @@
         <w:t xml:space="preserve">长期状态转移情景树。上图为状态转移后的价格扇形区间，下图为缓和、维持、升级三类状态的样本占比。</w:t>
       </w:r>
     </w:p>
-    <w:bookmarkEnd w:id="106"/>
+    <w:bookmarkEnd w:id="110"/>
     <w:p>
       <w:pPr>
         <w:pStyle w:val="BodyText"/>
@@ -20635,18 +21821,18 @@
           <wp:inline>
             <wp:extent cx="4907280" cy="3413760"/>
             <wp:effectExtent b="0" l="0" r="0" t="0"/>
-            <wp:docPr descr="" title="" id="108" name="Picture"/>
+            <wp:docPr descr="" title="" id="112" name="Picture"/>
             <a:graphic>
               <a:graphicData uri="http://schemas.openxmlformats.org/drawingml/2006/picture">
                 <pic:pic>
                   <pic:nvPicPr>
-                    <pic:cNvPr descr="库存与供需缺口风险.png" id="109" name="Picture"/>
+                    <pic:cNvPr descr="库存与供需缺口风险.png" id="113" name="Picture"/>
                     <pic:cNvPicPr>
                       <a:picLocks noChangeArrowheads="1" noChangeAspect="1"/>
                     </pic:cNvPicPr>
                   </pic:nvPicPr>
                   <pic:blipFill>
-                    <a:blip r:embed="rId107"/>
+                    <a:blip r:embed="rId111"/>
                     <a:stretch>
                       <a:fillRect/>
                     </a:stretch>
@@ -20684,9 +21870,9 @@
         <w:t xml:space="preserve">商业库存剩余量与剩余供需缺口变化。悲观情景下缓冲能力下降，二次跳涨风险上升。</w:t>
       </w:r>
     </w:p>
-    <w:bookmarkEnd w:id="110"/>
-    <w:bookmarkEnd w:id="111"/>
-    <w:bookmarkStart w:id="139" w:name="敏感性分析"/>
+    <w:bookmarkEnd w:id="114"/>
+    <w:bookmarkEnd w:id="115"/>
+    <w:bookmarkStart w:id="143" w:name="敏感性分析"/>
     <w:p>
       <w:pPr>
         <w:pStyle w:val="Heading1"/>
@@ -20698,7 +21884,7 @@
         <w:t xml:space="preserve">敏感性分析</w:t>
       </w:r>
     </w:p>
-    <w:bookmarkStart w:id="112" w:name="分析方法"/>
+    <w:bookmarkStart w:id="116" w:name="分析方法"/>
     <w:p>
       <w:pPr>
         <w:pStyle w:val="Heading2"/>
@@ -20967,8 +22153,8 @@
         <w:t xml:space="preserve">天剩余缺口波动范围。该指标兼顾终点价格、阶段峰值和供需风险。</w:t>
       </w:r>
     </w:p>
-    <w:bookmarkEnd w:id="112"/>
-    <w:bookmarkStart w:id="116" w:name="参数重要性排序"/>
+    <w:bookmarkEnd w:id="116"/>
+    <w:bookmarkStart w:id="120" w:name="参数重要性排序"/>
     <w:p>
       <w:pPr>
         <w:pStyle w:val="Heading2"/>
@@ -22144,18 +23330,18 @@
           <wp:inline>
             <wp:extent cx="4907280" cy="2998893"/>
             <wp:effectExtent b="0" l="0" r="0" t="0"/>
-            <wp:docPr descr="" title="" id="114" name="Picture"/>
+            <wp:docPr descr="" title="" id="118" name="Picture"/>
             <a:graphic>
               <a:graphicData uri="http://schemas.openxmlformats.org/drawingml/2006/picture">
                 <pic:pic>
                   <pic:nvPicPr>
-                    <pic:cNvPr descr="参数敏感性龙卷风图.png" id="115" name="Picture"/>
+                    <pic:cNvPr descr="参数敏感性龙卷风图.png" id="119" name="Picture"/>
                     <pic:cNvPicPr>
                       <a:picLocks noChangeArrowheads="1" noChangeAspect="1"/>
                     </pic:cNvPicPr>
                   </pic:nvPicPr>
                   <pic:blipFill>
-                    <a:blip r:embed="rId113"/>
+                    <a:blip r:embed="rId117"/>
                     <a:stretch>
                       <a:fillRect/>
                     </a:stretch>
@@ -22309,8 +23495,8 @@
         <w:t xml:space="preserve">的政策缓冲变量。</w:t>
       </w:r>
     </w:p>
-    <w:bookmarkEnd w:id="116"/>
-    <w:bookmarkStart w:id="120" w:name="sec:monte-carlo"/>
+    <w:bookmarkEnd w:id="120"/>
+    <w:bookmarkStart w:id="124" w:name="sec:monte-carlo"/>
     <w:p>
       <w:pPr>
         <w:pStyle w:val="Heading2"/>
@@ -22818,18 +24004,18 @@
           <wp:inline>
             <wp:extent cx="4160520" cy="2352876"/>
             <wp:effectExtent b="0" l="0" r="0" t="0"/>
-            <wp:docPr descr="" title="" id="118" name="Picture"/>
+            <wp:docPr descr="" title="" id="122" name="Picture"/>
             <a:graphic>
               <a:graphicData uri="http://schemas.openxmlformats.org/drawingml/2006/picture">
                 <pic:pic>
                   <pic:nvPicPr>
-                    <pic:cNvPr descr="蒙特卡洛尾部风险概率.png" id="119" name="Picture"/>
+                    <pic:cNvPr descr="蒙特卡洛尾部风险概率.png" id="123" name="Picture"/>
                     <pic:cNvPicPr>
                       <a:picLocks noChangeArrowheads="1" noChangeAspect="1"/>
                     </pic:cNvPicPr>
                   </pic:nvPicPr>
                   <pic:blipFill>
-                    <a:blip r:embed="rId117"/>
+                    <a:blip r:embed="rId121"/>
                     <a:stretch>
                       <a:fillRect/>
                     </a:stretch>
@@ -22941,8 +24127,8 @@
         <w:t xml:space="preserve">40.0%。这说明长期风险的重点不是中性点预测本身，而是多因素联动恶化下的尾部组合风险。</w:t>
       </w:r>
     </w:p>
-    <w:bookmarkEnd w:id="120"/>
-    <w:bookmarkStart w:id="124" w:name="状态转移扰动检验"/>
+    <w:bookmarkEnd w:id="124"/>
+    <w:bookmarkStart w:id="128" w:name="状态转移扰动检验"/>
     <w:p>
       <w:pPr>
         <w:pStyle w:val="Heading2"/>
@@ -23763,18 +24949,18 @@
           <wp:inline>
             <wp:extent cx="4907280" cy="2846222"/>
             <wp:effectExtent b="0" l="0" r="0" t="0"/>
-            <wp:docPr descr="" title="" id="122" name="Picture"/>
+            <wp:docPr descr="" title="" id="126" name="Picture"/>
             <a:graphic>
               <a:graphicData uri="http://schemas.openxmlformats.org/drawingml/2006/picture">
                 <pic:pic>
                   <pic:nvPicPr>
-                    <pic:cNvPr descr="R长期状态转移扇形图.png" id="123" name="Picture"/>
+                    <pic:cNvPr descr="R长期状态转移扇形图.png" id="127" name="Picture"/>
                     <pic:cNvPicPr>
                       <a:picLocks noChangeArrowheads="1" noChangeAspect="1"/>
                     </pic:cNvPicPr>
                   </pic:nvPicPr>
                   <pic:blipFill>
-                    <a:blip r:embed="rId121"/>
+                    <a:blip r:embed="rId125"/>
                     <a:stretch>
                       <a:fillRect/>
                     </a:stretch>
@@ -23833,8 +25019,8 @@
         <w:t xml:space="preserve">条件区间，虚线为原中性中心路径。</w:t>
       </w:r>
     </w:p>
-    <w:bookmarkEnd w:id="124"/>
-    <w:bookmarkStart w:id="131" w:name="滞后地缘风险指数审计"/>
+    <w:bookmarkEnd w:id="128"/>
+    <w:bookmarkStart w:id="135" w:name="滞后地缘风险指数审计"/>
     <w:p>
       <w:pPr>
         <w:pStyle w:val="Heading2"/>
@@ -24353,18 +25539,18 @@
           <wp:inline>
             <wp:extent cx="4907280" cy="2628899"/>
             <wp:effectExtent b="0" l="0" r="0" t="0"/>
-            <wp:docPr descr="" title="" id="126" name="Picture"/>
+            <wp:docPr descr="" title="" id="130" name="Picture"/>
             <a:graphic>
               <a:graphicData uri="http://schemas.openxmlformats.org/drawingml/2006/picture">
                 <pic:pic>
                   <pic:nvPicPr>
-                    <pic:cNvPr descr="地缘风险指数滞后审计.png" id="127" name="Picture"/>
+                    <pic:cNvPr descr="地缘风险指数滞后审计.png" id="131" name="Picture"/>
                     <pic:cNvPicPr>
                       <a:picLocks noChangeArrowheads="1" noChangeAspect="1"/>
                     </pic:cNvPicPr>
                   </pic:nvPicPr>
                   <pic:blipFill>
-                    <a:blip r:embed="rId125"/>
+                    <a:blip r:embed="rId129"/>
                     <a:stretch>
                       <a:fillRect/>
                     </a:stretch>
@@ -24465,18 +25651,18 @@
           <wp:inline>
             <wp:extent cx="4480560" cy="3054927"/>
             <wp:effectExtent b="0" l="0" r="0" t="0"/>
-            <wp:docPr descr="" title="" id="129" name="Picture"/>
+            <wp:docPr descr="" title="" id="133" name="Picture"/>
             <a:graphic>
               <a:graphicData uri="http://schemas.openxmlformats.org/drawingml/2006/picture">
                 <pic:pic>
                   <pic:nvPicPr>
-                    <pic:cNvPr descr="滞后GPR与布伦特收益关系.png" id="130" name="Picture"/>
+                    <pic:cNvPr descr="滞后GPR与布伦特收益关系.png" id="134" name="Picture"/>
                     <pic:cNvPicPr>
                       <a:picLocks noChangeArrowheads="1" noChangeAspect="1"/>
                     </pic:cNvPicPr>
                   </pic:nvPicPr>
                   <pic:blipFill>
-                    <a:blip r:embed="rId128"/>
+                    <a:blip r:embed="rId132"/>
                     <a:stretch>
                       <a:fillRect/>
                     </a:stretch>
@@ -24600,8 +25786,8 @@
         <w:t xml:space="preserve">。这使模型在风险解释和内生性防御之间保持较稳妥的边界。</w:t>
       </w:r>
     </w:p>
-    <w:bookmarkEnd w:id="131"/>
-    <w:bookmarkStart w:id="138" w:name="历史样本稳健性检验"/>
+    <w:bookmarkEnd w:id="135"/>
+    <w:bookmarkStart w:id="142" w:name="历史样本稳健性检验"/>
     <w:p>
       <w:pPr>
         <w:pStyle w:val="Heading2"/>
@@ -25178,18 +26364,18 @@
           <wp:inline>
             <wp:extent cx="4907280" cy="2685115"/>
             <wp:effectExtent b="0" l="0" r="0" t="0"/>
-            <wp:docPr descr="" title="" id="133" name="Picture"/>
+            <wp:docPr descr="" title="" id="137" name="Picture"/>
             <a:graphic>
               <a:graphicData uri="http://schemas.openxmlformats.org/drawingml/2006/picture">
                 <pic:pic>
                   <pic:nvPicPr>
-                    <pic:cNvPr descr="历史窗口极端性检验.png" id="134" name="Picture"/>
+                    <pic:cNvPr descr="历史窗口极端性检验.png" id="138" name="Picture"/>
                     <pic:cNvPicPr>
                       <a:picLocks noChangeArrowheads="1" noChangeAspect="1"/>
                     </pic:cNvPicPr>
                   </pic:nvPicPr>
                   <pic:blipFill>
-                    <a:blip r:embed="rId132"/>
+                    <a:blip r:embed="rId136"/>
                     <a:stretch>
                       <a:fillRect/>
                     </a:stretch>
@@ -25239,18 +26425,18 @@
           <wp:inline>
             <wp:extent cx="4800600" cy="2351314"/>
             <wp:effectExtent b="0" l="0" r="0" t="0"/>
-            <wp:docPr descr="" title="" id="136" name="Picture"/>
+            <wp:docPr descr="" title="" id="140" name="Picture"/>
             <a:graphic>
               <a:graphicData uri="http://schemas.openxmlformats.org/drawingml/2006/picture">
                 <pic:pic>
                   <pic:nvPicPr>
-                    <pic:cNvPr descr="R历史基准误差分布图.png" id="137" name="Picture"/>
+                    <pic:cNvPr descr="R历史基准误差分布图.png" id="141" name="Picture"/>
                     <pic:cNvPicPr>
                       <a:picLocks noChangeArrowheads="1" noChangeAspect="1"/>
                     </pic:cNvPicPr>
                   </pic:nvPicPr>
                   <pic:blipFill>
-                    <a:blip r:embed="rId135"/>
+                    <a:blip r:embed="rId139"/>
                     <a:stretch>
                       <a:fillRect/>
                     </a:stretch>
@@ -25347,9 +26533,9 @@
         <w:t xml:space="preserve">检验也支持这一点：收盘价水平和对数价格均不能拒绝单位根，而对数收益率可拒绝单位根，因此普通统计基准更适合在收益率或差分口径下使用。</w:t>
       </w:r>
     </w:p>
-    <w:bookmarkEnd w:id="138"/>
-    <w:bookmarkEnd w:id="139"/>
-    <w:bookmarkStart w:id="143" w:name="模型评价"/>
+    <w:bookmarkEnd w:id="142"/>
+    <w:bookmarkEnd w:id="143"/>
+    <w:bookmarkStart w:id="147" w:name="模型评价"/>
     <w:p>
       <w:pPr>
         <w:pStyle w:val="Heading1"/>
@@ -25361,7 +26547,7 @@
         <w:t xml:space="preserve">模型评价</w:t>
       </w:r>
     </w:p>
-    <w:bookmarkStart w:id="140" w:name="优点"/>
+    <w:bookmarkStart w:id="144" w:name="优点"/>
     <w:p>
       <w:pPr>
         <w:pStyle w:val="Heading2"/>
@@ -25488,8 +26674,8 @@
         <w:t xml:space="preserve">长期表述审慎：三情景中心线与蒙特卡洛扇形区间、状态转移情景树合读，把长期结果定位为条件中心路径、状态切换和尾部风险，而非精确日度点预测。</w:t>
       </w:r>
     </w:p>
-    <w:bookmarkEnd w:id="140"/>
-    <w:bookmarkStart w:id="141" w:name="局限性"/>
+    <w:bookmarkEnd w:id="144"/>
+    <w:bookmarkStart w:id="145" w:name="局限性"/>
     <w:p>
       <w:pPr>
         <w:pStyle w:val="Heading2"/>
@@ -25615,8 +26801,8 @@
         <w:t xml:space="preserve">蒙特卡洛情景树和状态转移情景树已经刻画了部分参数联动风险与事件状态切换风险，但其联合分布仍来自模型设定而非未来观测，因此尾部概率应解释为条件概率而非真实市场概率。</w:t>
       </w:r>
     </w:p>
-    <w:bookmarkEnd w:id="141"/>
-    <w:bookmarkStart w:id="142" w:name="改进方向"/>
+    <w:bookmarkEnd w:id="145"/>
+    <w:bookmarkStart w:id="146" w:name="改进方向"/>
     <w:p>
       <w:pPr>
         <w:pStyle w:val="Heading2"/>
@@ -25711,9 +26897,9 @@
         <w:t xml:space="preserve">多智能体仿真则只有在获得主体级行为数据时才有必要进入主线。</w:t>
       </w:r>
     </w:p>
-    <w:bookmarkEnd w:id="142"/>
-    <w:bookmarkEnd w:id="143"/>
-    <w:bookmarkStart w:id="144" w:name="结论"/>
+    <w:bookmarkEnd w:id="146"/>
+    <w:bookmarkEnd w:id="147"/>
+    <w:bookmarkStart w:id="148" w:name="结论"/>
     <w:p>
       <w:pPr>
         <w:pStyle w:val="Heading1"/>
@@ -25756,7 +26942,7 @@
         <w:rPr>
           <w:rFonts w:hint="eastAsia"/>
         </w:rPr>
-        <w:t xml:space="preserve">在赛题低短期弹性假设下，传统供需模型会给出约</w:t>
+        <w:t xml:space="preserve">在赛题低短期弹性假设下，线性需求反事实基准会给出约</w:t>
       </w:r>
       <w:r>
         <w:t xml:space="preserve"> 278–337 </w:t>
@@ -25765,7 +26951,7 @@
         <w:rPr>
           <w:rFonts w:hint="eastAsia"/>
         </w:rPr>
-        <w:t xml:space="preserve">美元/桶的理论价格，显著高估附件真实价格。</w:t>
+        <w:t xml:space="preserve">美元/桶的理论压力，常弹性需求口径给出更高机械上界，均显著高估附件真实价格。</w:t>
       </w:r>
     </w:p>
     <w:p>
@@ -26117,8 +27303,8 @@
         <w:t xml:space="preserve">不足、绕道恢复缓慢和制度风险溢价持续时形成的尾部组合。</w:t>
       </w:r>
     </w:p>
-    <w:bookmarkEnd w:id="144"/>
-    <w:bookmarkStart w:id="150" w:name="参考文献"/>
+    <w:bookmarkEnd w:id="148"/>
+    <w:bookmarkStart w:id="154" w:name="参考文献"/>
     <w:p>
       <w:pPr>
         <w:pStyle w:val="Heading1"/>
@@ -26455,7 +27641,7 @@
       <w:r>
         <w:t xml:space="preserve"> </w:t>
       </w:r>
-      <w:hyperlink r:id="rId145">
+      <w:hyperlink r:id="rId149">
         <w:r>
           <w:rPr>
             <w:rStyle w:val="Hyperlink"/>
@@ -26477,7 +27663,7 @@
       <w:r>
         <w:t xml:space="preserve"> </w:t>
       </w:r>
-      <w:hyperlink r:id="rId146">
+      <w:hyperlink r:id="rId150">
         <w:r>
           <w:rPr>
             <w:rStyle w:val="Hyperlink"/>
@@ -26499,7 +27685,7 @@
       <w:r>
         <w:t xml:space="preserve"> </w:t>
       </w:r>
-      <w:hyperlink r:id="rId147">
+      <w:hyperlink r:id="rId151">
         <w:r>
           <w:rPr>
             <w:rStyle w:val="Hyperlink"/>
@@ -26521,7 +27707,7 @@
       <w:r>
         <w:t xml:space="preserve"> </w:t>
       </w:r>
-      <w:hyperlink r:id="rId148">
+      <w:hyperlink r:id="rId152">
         <w:r>
           <w:rPr>
             <w:rStyle w:val="Hyperlink"/>
@@ -26543,7 +27729,7 @@
       <w:r>
         <w:t xml:space="preserve"> </w:t>
       </w:r>
-      <w:hyperlink r:id="rId149">
+      <w:hyperlink r:id="rId153">
         <w:r>
           <w:rPr>
             <w:rStyle w:val="Hyperlink"/>
@@ -26555,8 +27741,8 @@
         <w:t xml:space="preserve">.</w:t>
       </w:r>
     </w:p>
-    <w:bookmarkEnd w:id="150"/>
-    <w:bookmarkStart w:id="157" w:name="附录项目结构与补充算法材料"/>
+    <w:bookmarkEnd w:id="154"/>
+    <w:bookmarkStart w:id="161" w:name="附录项目结构与补充算法材料"/>
     <w:p>
       <w:pPr>
         <w:pStyle w:val="Heading1"/>
@@ -26568,7 +27754,7 @@
         <w:t xml:space="preserve">附录：项目结构与补充算法材料</w:t>
       </w:r>
     </w:p>
-    <w:bookmarkStart w:id="151" w:name="a.0-项目结构总览"/>
+    <w:bookmarkStart w:id="155" w:name="a.0-项目结构总览"/>
     <w:p>
       <w:pPr>
         <w:pStyle w:val="Heading2"/>
@@ -27120,8 +28306,8 @@
         <w:t xml:space="preserve">外部质疑、审计和防御记录</w:t>
       </w:r>
     </w:p>
-    <w:bookmarkEnd w:id="151"/>
-    <w:bookmarkStart w:id="152" w:name="a.1-数据口径"/>
+    <w:bookmarkEnd w:id="155"/>
+    <w:bookmarkStart w:id="156" w:name="a.1-数据口径"/>
     <w:p>
       <w:pPr>
         <w:pStyle w:val="Heading2"/>
@@ -27246,8 +28432,8 @@
         <w:t xml:space="preserve">月度指数用于外部合理性审计，不反向替代附件真实价格。</w:t>
       </w:r>
     </w:p>
-    <w:bookmarkEnd w:id="152"/>
-    <w:bookmarkStart w:id="153" w:name="a.2-综合机制递推模型伪代码"/>
+    <w:bookmarkEnd w:id="156"/>
+    <w:bookmarkStart w:id="157" w:name="a.2-综合机制递推模型伪代码"/>
     <w:p>
       <w:pPr>
         <w:pStyle w:val="Heading2"/>
@@ -27852,8 +29038,8 @@
         <w:t xml:space="preserve">短期拟合路径、误差指标、机制贡献、消融结果和长期情景初始状态</w:t>
       </w:r>
     </w:p>
-    <w:bookmarkEnd w:id="153"/>
-    <w:bookmarkStart w:id="154" w:name="a.3-关键结果核查表"/>
+    <w:bookmarkEnd w:id="157"/>
+    <w:bookmarkStart w:id="158" w:name="a.3-关键结果核查表"/>
     <w:p>
       <w:pPr>
         <w:pStyle w:val="Heading2"/>
@@ -28379,8 +29565,8 @@
         </w:tc>
       </w:tr>
     </w:tbl>
-    <w:bookmarkEnd w:id="154"/>
-    <w:bookmarkStart w:id="155" w:name="a.4-稳健性检验补充"/>
+    <w:bookmarkEnd w:id="158"/>
+    <w:bookmarkStart w:id="159" w:name="a.4-稳健性检验补充"/>
     <w:p>
       <w:pPr>
         <w:pStyle w:val="Heading2"/>
@@ -28522,8 +29708,8 @@
         <w:t xml:space="preserve">历史同长度窗口用于验证数量级和事件极端性。</w:t>
       </w:r>
     </w:p>
-    <w:bookmarkEnd w:id="155"/>
-    <w:bookmarkStart w:id="156" w:name="a.5-程序材料说明"/>
+    <w:bookmarkEnd w:id="159"/>
+    <w:bookmarkStart w:id="160" w:name="a.5-程序材料说明"/>
     <w:p>
       <w:pPr>
         <w:pStyle w:val="Heading2"/>
@@ -28567,8 +29753,8 @@
         <w:t xml:space="preserve">源代码。原因是完整源程序较长，直接粘贴会削弱论文主体的可读性；同时，数学建模论文更应突出模型假设、递推公式、参数解释和结果检验。若比赛提交系统要求源程序，完整代码可作为独立附件提交，正文附录仅保留项目结构、核心算法伪代码和关键结果核查。</w:t>
       </w:r>
     </w:p>
-    <w:bookmarkEnd w:id="156"/>
-    <w:bookmarkEnd w:id="157"/>
+    <w:bookmarkEnd w:id="160"/>
+    <w:bookmarkEnd w:id="161"/>
     <w:sectPr>
       <w:footnotePr>
         <w:numRestart w:val="eachSect"/>

--- a/output/final/A题_霍尔木兹海峡封锁对国际原油价格影响_论文.docx
+++ b/output/final/A题_霍尔木兹海峡封锁对国际原油价格影响_论文.docx
@@ -9098,7 +9098,7 @@
     </w:p>
     <w:bookmarkEnd w:id="44"/>
     <w:bookmarkEnd w:id="45"/>
-    <w:bookmarkStart w:id="95" w:name="参数校准与模型检验"/>
+    <w:bookmarkStart w:id="99" w:name="参数校准与模型检验"/>
     <w:p>
       <w:pPr>
         <w:pStyle w:val="Heading1"/>
@@ -12982,7 +12982,494 @@
       </w:r>
     </w:p>
     <w:bookmarkEnd w:id="75"/>
-    <w:bookmarkStart w:id="82" w:name="统计审计与-r-语言辅助定位"/>
+    <w:bookmarkStart w:id="79" w:name="时间轴语义与删块稳健性复核"/>
+    <w:p>
+      <w:pPr>
+        <w:pStyle w:val="Heading2"/>
+      </w:pPr>
+      <w:r>
+        <w:rPr>
+          <w:rFonts w:hint="eastAsia"/>
+        </w:rPr>
+        <w:t xml:space="preserve">时间轴语义与删块稳健性复核</w:t>
+      </w:r>
+    </w:p>
+    <w:p>
+      <w:pPr>
+        <w:pStyle w:val="FirstParagraph"/>
+      </w:pPr>
+      <w:r>
+        <w:rPr>
+          <w:rFonts w:hint="eastAsia"/>
+        </w:rPr>
+        <w:t xml:space="preserve">短期递推中的</w:t>
+      </w:r>
+      <w:r>
+        <w:t xml:space="preserve"> SPR </w:t>
+      </w:r>
+      <w:r>
+        <w:rPr>
+          <w:rFonts w:hint="eastAsia"/>
+        </w:rPr>
+        <w:t xml:space="preserve">释放、绕道恢复、需求收缩和恐慌衰减都依赖时间变量。若将每一行交易日都视为等间隔一步，可能低估周末和节假日期间政策与运输机制的实际推进；若采用日历日差，则相邻交易行在周末后会出现</w:t>
+      </w:r>
+      <w:r>
+        <w:t xml:space="preserve"> 3 </w:t>
+      </w:r>
+      <w:r>
+        <w:rPr>
+          <w:rFonts w:hint="eastAsia"/>
+        </w:rPr>
+        <w:t xml:space="preserve">天跳变。为避免时间轴选择成为隐藏建模假设，本文在不重新调参的条件下，对同一组最优参数分别采用日历日口径和交易日序号口径进行复算。</w:t>
+      </w:r>
+    </w:p>
+    <w:p>
+      <w:pPr>
+        <w:pStyle w:val="TableCaption"/>
+      </w:pPr>
+      <w:r>
+        <w:rPr>
+          <w:rFonts w:hint="eastAsia"/>
+        </w:rPr>
+        <w:t xml:space="preserve">短期模型时间轴口径对比</w:t>
+      </w:r>
+    </w:p>
+    <w:tbl>
+      <w:tblPr>
+        <w:tblStyle w:val="Table"/>
+        <w:tblW w:type="auto" w:w="0"/>
+        <w:tblLook w:firstRow="1" w:lastRow="0" w:firstColumn="0" w:lastColumn="0" w:noHBand="0" w:noVBand="0" w:val="0020"/>
+        <w:tblCaption w:val="短期模型时间轴口径对比"/>
+      </w:tblPr>
+      <w:tblGrid>
+        <w:gridCol w:w="1584"/>
+        <w:gridCol w:w="1584"/>
+        <w:gridCol w:w="1584"/>
+        <w:gridCol w:w="1584"/>
+        <w:gridCol w:w="1584"/>
+      </w:tblGrid>
+      <w:tr>
+        <w:trPr>
+          <w:tblHeader w:val="on"/>
+        </w:trPr>
+        <w:tc>
+          <w:tcPr/>
+          <w:p>
+            <w:pPr>
+              <w:pStyle w:val="Compact"/>
+              <w:jc w:val="left"/>
+            </w:pPr>
+            <w:r>
+              <w:rPr>
+                <w:rFonts w:hint="eastAsia"/>
+              </w:rPr>
+              <w:t xml:space="preserve">时间轴口径</w:t>
+            </w:r>
+          </w:p>
+        </w:tc>
+        <w:tc>
+          <w:tcPr/>
+          <w:p>
+            <w:pPr>
+              <w:pStyle w:val="Compact"/>
+              <w:jc w:val="right"/>
+            </w:pPr>
+            <w:r>
+              <w:rPr>
+                <w:rFonts w:hint="eastAsia"/>
+              </w:rPr>
+              <w:t xml:space="preserve">最大时间索引</w:t>
+            </w:r>
+          </w:p>
+        </w:tc>
+        <w:tc>
+          <w:tcPr/>
+          <w:p>
+            <w:pPr>
+              <w:pStyle w:val="Compact"/>
+              <w:jc w:val="right"/>
+            </w:pPr>
+            <w:r>
+              <w:t xml:space="preserve">RMSE</w:t>
+            </w:r>
+          </w:p>
+        </w:tc>
+        <w:tc>
+          <w:tcPr/>
+          <w:p>
+            <w:pPr>
+              <w:pStyle w:val="Compact"/>
+              <w:jc w:val="right"/>
+            </w:pPr>
+            <w:r>
+              <w:t xml:space="preserve">MAE</w:t>
+            </w:r>
+          </w:p>
+        </w:tc>
+        <w:tc>
+          <w:tcPr/>
+          <w:p>
+            <w:pPr>
+              <w:pStyle w:val="Compact"/>
+              <w:jc w:val="right"/>
+            </w:pPr>
+            <w:r>
+              <w:rPr>
+                <w:rFonts w:hint="eastAsia"/>
+              </w:rPr>
+              <w:t xml:space="preserve">综合得分</w:t>
+            </w:r>
+          </w:p>
+        </w:tc>
+      </w:tr>
+      <w:tr>
+        <w:tc>
+          <w:tcPr/>
+          <w:p>
+            <w:pPr>
+              <w:pStyle w:val="Compact"/>
+              <w:jc w:val="left"/>
+            </w:pPr>
+            <w:r>
+              <w:rPr>
+                <w:rFonts w:hint="eastAsia"/>
+              </w:rPr>
+              <w:t xml:space="preserve">日历日口径</w:t>
+            </w:r>
+          </w:p>
+        </w:tc>
+        <w:tc>
+          <w:tcPr/>
+          <w:p>
+            <w:pPr>
+              <w:pStyle w:val="Compact"/>
+              <w:jc w:val="right"/>
+            </w:pPr>
+            <w:r>
+              <w:t xml:space="preserve">64</w:t>
+            </w:r>
+          </w:p>
+        </w:tc>
+        <w:tc>
+          <w:tcPr/>
+          <w:p>
+            <w:pPr>
+              <w:pStyle w:val="Compact"/>
+              <w:jc w:val="right"/>
+            </w:pPr>
+            <w:r>
+              <w:t xml:space="preserve">3.440</w:t>
+            </w:r>
+          </w:p>
+        </w:tc>
+        <w:tc>
+          <w:tcPr/>
+          <w:p>
+            <w:pPr>
+              <w:pStyle w:val="Compact"/>
+              <w:jc w:val="right"/>
+            </w:pPr>
+            <w:r>
+              <w:t xml:space="preserve">2.855</w:t>
+            </w:r>
+          </w:p>
+        </w:tc>
+        <w:tc>
+          <w:tcPr/>
+          <w:p>
+            <w:pPr>
+              <w:pStyle w:val="Compact"/>
+              <w:jc w:val="right"/>
+            </w:pPr>
+            <w:r>
+              <w:t xml:space="preserve">6.638</w:t>
+            </w:r>
+          </w:p>
+        </w:tc>
+      </w:tr>
+      <w:tr>
+        <w:tc>
+          <w:tcPr/>
+          <w:p>
+            <w:pPr>
+              <w:pStyle w:val="Compact"/>
+              <w:jc w:val="left"/>
+            </w:pPr>
+            <w:r>
+              <w:rPr>
+                <w:rFonts w:hint="eastAsia"/>
+              </w:rPr>
+              <w:t xml:space="preserve">交易日序号口径</w:t>
+            </w:r>
+          </w:p>
+        </w:tc>
+        <w:tc>
+          <w:tcPr/>
+          <w:p>
+            <w:pPr>
+              <w:pStyle w:val="Compact"/>
+              <w:jc w:val="right"/>
+            </w:pPr>
+            <w:r>
+              <w:t xml:space="preserve">45</w:t>
+            </w:r>
+          </w:p>
+        </w:tc>
+        <w:tc>
+          <w:tcPr/>
+          <w:p>
+            <w:pPr>
+              <w:pStyle w:val="Compact"/>
+              <w:jc w:val="right"/>
+            </w:pPr>
+            <w:r>
+              <w:t xml:space="preserve">7.075</w:t>
+            </w:r>
+          </w:p>
+        </w:tc>
+        <w:tc>
+          <w:tcPr/>
+          <w:p>
+            <w:pPr>
+              <w:pStyle w:val="Compact"/>
+              <w:jc w:val="right"/>
+            </w:pPr>
+            <w:r>
+              <w:t xml:space="preserve">5.631</w:t>
+            </w:r>
+          </w:p>
+        </w:tc>
+        <w:tc>
+          <w:tcPr/>
+          <w:p>
+            <w:pPr>
+              <w:pStyle w:val="Compact"/>
+              <w:jc w:val="right"/>
+            </w:pPr>
+            <w:r>
+              <w:t xml:space="preserve">19.365</w:t>
+            </w:r>
+          </w:p>
+        </w:tc>
+      </w:tr>
+    </w:tbl>
+    <w:p>
+      <w:pPr>
+        <w:pStyle w:val="BodyText"/>
+      </w:pPr>
+      <w:r>
+        <w:rPr>
+          <w:rFonts w:hint="eastAsia"/>
+        </w:rPr>
+        <w:t xml:space="preserve">结果显示，交易日序号口径在同参条件下明显恶化，尤其高价平台</w:t>
+      </w:r>
+      <w:r>
+        <w:t xml:space="preserve"> RMSE </w:t>
+      </w:r>
+      <w:r>
+        <w:rPr>
+          <w:rFonts w:hint="eastAsia"/>
+        </w:rPr>
+        <w:t xml:space="preserve">升至</w:t>
+      </w:r>
+      <w:r>
+        <w:t xml:space="preserve"> 15.22 </w:t>
+      </w:r>
+      <w:r>
+        <w:rPr>
+          <w:rFonts w:hint="eastAsia"/>
+        </w:rPr>
+        <w:t xml:space="preserve">美元/桶。因此，当前主模型保留日历日口径是合理的：封锁冲击、政策释放和运输恢复并不会在周末停止，按真实经过时间推进更符合机制解释题的语义。</w:t>
+      </w:r>
+    </w:p>
+    <w:p>
+      <w:pPr>
+        <w:pStyle w:val="BodyText"/>
+      </w:pPr>
+      <w:r>
+        <w:rPr>
+          <w:rFonts w:hint="eastAsia"/>
+        </w:rPr>
+        <w:t xml:space="preserve">进一步地，本文将</w:t>
+      </w:r>
+      <w:r>
+        <w:t xml:space="preserve"> 46 </w:t>
+      </w:r>
+      <w:r>
+        <w:rPr>
+          <w:rFonts w:hint="eastAsia"/>
+        </w:rPr>
+        <w:t xml:space="preserve">个交易日按时间顺序切分为</w:t>
+      </w:r>
+      <w:r>
+        <w:t xml:space="preserve"> 5 </w:t>
+      </w:r>
+      <w:r>
+        <w:rPr>
+          <w:rFonts w:hint="eastAsia"/>
+        </w:rPr>
+        <w:t xml:space="preserve">个连续块，使用同一组参数检查各块误差。被删除块</w:t>
+      </w:r>
+      <w:r>
+        <w:t xml:space="preserve"> RMSE </w:t>
+      </w:r>
+      <w:r>
+        <w:rPr>
+          <w:rFonts w:hint="eastAsia"/>
+        </w:rPr>
+        <w:t xml:space="preserve">分别为</w:t>
+      </w:r>
+      <w:r>
+        <w:t xml:space="preserve"> 3.27、3.58、4.60、2.55 </w:t>
+      </w:r>
+      <w:r>
+        <w:rPr>
+          <w:rFonts w:hint="eastAsia"/>
+        </w:rPr>
+        <w:t xml:space="preserve">和</w:t>
+      </w:r>
+      <w:r>
+        <w:t xml:space="preserve"> 2.84 </w:t>
+      </w:r>
+      <w:r>
+        <w:rPr>
+          <w:rFonts w:hint="eastAsia"/>
+        </w:rPr>
+        <w:t xml:space="preserve">美元/桶，标准差为</w:t>
+      </w:r>
+      <w:r>
+        <w:t xml:space="preserve"> </w:t>
+      </w:r>
+      <w:r>
+        <w:rPr>
+          <w:rFonts w:hint="eastAsia"/>
+        </w:rPr>
+        <w:t xml:space="preserve">0.71。最难片段为</w:t>
+      </w:r>
+      <w:r>
+        <w:t xml:space="preserve"> 2026 </w:t>
+      </w:r>
+      <w:r>
+        <w:rPr>
+          <w:rFonts w:hint="eastAsia"/>
+        </w:rPr>
+        <w:t xml:space="preserve">年</w:t>
+      </w:r>
+      <w:r>
+        <w:t xml:space="preserve"> 3 </w:t>
+      </w:r>
+      <w:r>
+        <w:rPr>
+          <w:rFonts w:hint="eastAsia"/>
+        </w:rPr>
+        <w:t xml:space="preserve">月</w:t>
+      </w:r>
+      <w:r>
+        <w:t xml:space="preserve"> 27 </w:t>
+      </w:r>
+      <w:r>
+        <w:rPr>
+          <w:rFonts w:hint="eastAsia"/>
+        </w:rPr>
+        <w:t xml:space="preserve">日至</w:t>
+      </w:r>
+      <w:r>
+        <w:t xml:space="preserve"> 4 </w:t>
+      </w:r>
+      <w:r>
+        <w:rPr>
+          <w:rFonts w:hint="eastAsia"/>
+        </w:rPr>
+        <w:t xml:space="preserve">月</w:t>
+      </w:r>
+      <w:r>
+        <w:t xml:space="preserve"> 9 </w:t>
+      </w:r>
+      <w:r>
+        <w:rPr>
+          <w:rFonts w:hint="eastAsia"/>
+        </w:rPr>
+        <w:t xml:space="preserve">日，RMSE</w:t>
+      </w:r>
+      <w:r>
+        <w:t xml:space="preserve"> </w:t>
+      </w:r>
+      <w:r>
+        <w:rPr>
+          <w:rFonts w:hint="eastAsia"/>
+        </w:rPr>
+        <w:t xml:space="preserve">为</w:t>
+      </w:r>
+      <w:r>
+        <w:t xml:space="preserve"> 4.60 </w:t>
+      </w:r>
+      <w:r>
+        <w:rPr>
+          <w:rFonts w:hint="eastAsia"/>
+        </w:rPr>
+        <w:t xml:space="preserve">美元/桶，说明模型的主要残余误差集中在中期平台再定价阶段，而不是平均分布在所有时期。</w:t>
+      </w:r>
+    </w:p>
+    <w:p>
+      <w:pPr>
+        <w:pStyle w:val="CaptionedFigure"/>
+      </w:pPr>
+      <w:r>
+        <w:drawing>
+          <wp:inline>
+            <wp:extent cx="4907280" cy="1890211"/>
+            <wp:effectExtent b="0" l="0" r="0" t="0"/>
+            <wp:docPr descr="" title="" id="77" name="Picture"/>
+            <a:graphic>
+              <a:graphicData uri="http://schemas.openxmlformats.org/drawingml/2006/picture">
+                <pic:pic>
+                  <pic:nvPicPr>
+                    <pic:cNvPr descr="短期模型时间轴与删块稳健性.png" id="78" name="Picture"/>
+                    <pic:cNvPicPr>
+                      <a:picLocks noChangeArrowheads="1" noChangeAspect="1"/>
+                    </pic:cNvPicPr>
+                  </pic:nvPicPr>
+                  <pic:blipFill>
+                    <a:blip r:embed="rId76"/>
+                    <a:stretch>
+                      <a:fillRect/>
+                    </a:stretch>
+                  </pic:blipFill>
+                  <pic:spPr bwMode="auto">
+                    <a:xfrm>
+                      <a:off x="0" y="0"/>
+                      <a:ext cx="4907280" cy="1890211"/>
+                    </a:xfrm>
+                    <a:prstGeom prst="rect">
+                      <a:avLst/>
+                    </a:prstGeom>
+                    <a:noFill/>
+                    <a:ln w="9525">
+                      <a:noFill/>
+                      <a:headEnd/>
+                      <a:tailEnd/>
+                    </a:ln>
+                  </pic:spPr>
+                </pic:pic>
+              </a:graphicData>
+            </a:graphic>
+          </wp:inline>
+        </w:drawing>
+      </w:r>
+    </w:p>
+    <w:p>
+      <w:pPr>
+        <w:pStyle w:val="ImageCaption"/>
+      </w:pPr>
+      <w:r>
+        <w:rPr>
+          <w:rFonts w:hint="eastAsia"/>
+        </w:rPr>
+        <w:t xml:space="preserve">短期模型时间轴与删块稳健性复核。左图比较日历日和交易日序号两种时间轴口径；右图展示同参删块后各片段误差。</w:t>
+      </w:r>
+    </w:p>
+    <w:bookmarkEnd w:id="79"/>
+    <w:bookmarkStart w:id="86" w:name="统计审计与-r-语言辅助定位"/>
     <w:p>
       <w:pPr>
         <w:pStyle w:val="Heading2"/>
@@ -13670,18 +14157,18 @@
           <wp:inline>
             <wp:extent cx="4907280" cy="2826593"/>
             <wp:effectExtent b="0" l="0" r="0" t="0"/>
-            <wp:docPr descr="" title="" id="77" name="Picture"/>
+            <wp:docPr descr="" title="" id="81" name="Picture"/>
             <a:graphic>
               <a:graphicData uri="http://schemas.openxmlformats.org/drawingml/2006/picture">
                 <pic:pic>
                   <pic:nvPicPr>
-                    <pic:cNvPr descr="短期模型统计审计.png" id="78" name="Picture"/>
+                    <pic:cNvPr descr="短期模型统计审计.png" id="82" name="Picture"/>
                     <pic:cNvPicPr>
                       <a:picLocks noChangeArrowheads="1" noChangeAspect="1"/>
                     </pic:cNvPicPr>
                   </pic:nvPicPr>
                   <pic:blipFill>
-                    <a:blip r:embed="rId76"/>
+                    <a:blip r:embed="rId80"/>
                     <a:stretch>
                       <a:fillRect/>
                     </a:stretch>
@@ -13870,18 +14357,18 @@
           <wp:inline>
             <wp:extent cx="4907280" cy="2892712"/>
             <wp:effectExtent b="0" l="0" r="0" t="0"/>
-            <wp:docPr descr="" title="" id="80" name="Picture"/>
+            <wp:docPr descr="" title="" id="84" name="Picture"/>
             <a:graphic>
               <a:graphicData uri="http://schemas.openxmlformats.org/drawingml/2006/picture">
                 <pic:pic>
                   <pic:nvPicPr>
-                    <pic:cNvPr descr="R短期误差学术诊断.png" id="81" name="Picture"/>
+                    <pic:cNvPr descr="R短期误差学术诊断.png" id="85" name="Picture"/>
                     <pic:cNvPicPr>
                       <a:picLocks noChangeArrowheads="1" noChangeAspect="1"/>
                     </pic:cNvPicPr>
                   </pic:nvPicPr>
                   <pic:blipFill>
-                    <a:blip r:embed="rId79"/>
+                    <a:blip r:embed="rId83"/>
                     <a:stretch>
                       <a:fillRect/>
                     </a:stretch>
@@ -13931,8 +14418,8 @@
         <w:t xml:space="preserve">平滑趋势，用于观察模型是否存在持续系统偏差。</w:t>
       </w:r>
     </w:p>
-    <w:bookmarkEnd w:id="82"/>
-    <w:bookmarkStart w:id="83" w:name="机制消融的定量证据"/>
+    <w:bookmarkEnd w:id="86"/>
+    <w:bookmarkStart w:id="87" w:name="机制消融的定量证据"/>
     <w:p>
       <w:pPr>
         <w:pStyle w:val="Heading2"/>
@@ -14853,8 +15340,8 @@
         <w:t xml:space="preserve">10.09，说明市场对政策缓冲和运输恢复的预期并不是可有可无的修饰，而是解释后期回落的关键机制。</w:t>
       </w:r>
     </w:p>
-    <w:bookmarkEnd w:id="83"/>
-    <w:bookmarkStart w:id="87" w:name="拐点预测步长与事件边界"/>
+    <w:bookmarkEnd w:id="87"/>
+    <w:bookmarkStart w:id="91" w:name="拐点预测步长与事件边界"/>
     <w:p>
       <w:pPr>
         <w:pStyle w:val="Heading2"/>
@@ -14977,18 +15464,18 @@
           <wp:inline>
             <wp:extent cx="4907280" cy="3568930"/>
             <wp:effectExtent b="0" l="0" r="0" t="0"/>
-            <wp:docPr descr="" title="" id="85" name="Picture"/>
+            <wp:docPr descr="" title="" id="89" name="Picture"/>
             <a:graphic>
               <a:graphicData uri="http://schemas.openxmlformats.org/drawingml/2006/picture">
                 <pic:pic>
                   <pic:nvPicPr>
-                    <pic:cNvPr descr="短期模型拐点局部检验.png" id="86" name="Picture"/>
+                    <pic:cNvPr descr="短期模型拐点局部检验.png" id="90" name="Picture"/>
                     <pic:cNvPicPr>
                       <a:picLocks noChangeArrowheads="1" noChangeAspect="1"/>
                     </pic:cNvPicPr>
                   </pic:nvPicPr>
                   <pic:blipFill>
-                    <a:blip r:embed="rId84"/>
+                    <a:blip r:embed="rId88"/>
                     <a:stretch>
                       <a:fillRect/>
                     </a:stretch>
@@ -15055,8 +15542,8 @@
         <w:t xml:space="preserve">年等非霍尔木兹事件窗口。结果显示，该模型在这些窗口通常显著弱于朴素上一日基准。这并不削弱本文结论，反而说明本文模型不是通用油价短线交易器，而是针对霍尔木兹封锁机制构建的事件解释模型。论文结论应限定在极端地缘冲突下的条件路径解释与情景预测，不能外推为普通时期的万能预测模型。</w:t>
       </w:r>
     </w:p>
-    <w:bookmarkEnd w:id="87"/>
-    <w:bookmarkStart w:id="91" w:name="参数自由度与稳健性区间"/>
+    <w:bookmarkEnd w:id="91"/>
+    <w:bookmarkStart w:id="95" w:name="参数自由度与稳健性区间"/>
     <w:p>
       <w:pPr>
         <w:pStyle w:val="Heading2"/>
@@ -15702,18 +16189,18 @@
           <wp:inline>
             <wp:extent cx="4907280" cy="2587474"/>
             <wp:effectExtent b="0" l="0" r="0" t="0"/>
-            <wp:docPr descr="" title="" id="89" name="Picture"/>
+            <wp:docPr descr="" title="" id="93" name="Picture"/>
             <a:graphic>
               <a:graphicData uri="http://schemas.openxmlformats.org/drawingml/2006/picture">
                 <pic:pic>
                   <pic:nvPicPr>
-                    <pic:cNvPr descr="短期模型稳健性带.png" id="90" name="Picture"/>
+                    <pic:cNvPr descr="短期模型稳健性带.png" id="94" name="Picture"/>
                     <pic:cNvPicPr>
                       <a:picLocks noChangeArrowheads="1" noChangeAspect="1"/>
                     </pic:cNvPicPr>
                   </pic:nvPicPr>
                   <pic:blipFill>
-                    <a:blip r:embed="rId88"/>
+                    <a:blip r:embed="rId92"/>
                     <a:stretch>
                       <a:fillRect/>
                     </a:stretch>
@@ -15935,8 +16422,8 @@
         <w:t xml:space="preserve">个权重情景下仍保持第一。该检验不等同于重新全局校准，但说明当前候选并非只依赖某一组精确权重偶然胜出。</w:t>
       </w:r>
     </w:p>
-    <w:bookmarkEnd w:id="91"/>
-    <w:bookmarkStart w:id="92" w:name="内生性反事实基准与硬编码审计"/>
+    <w:bookmarkEnd w:id="95"/>
+    <w:bookmarkStart w:id="96" w:name="内生性反事实基准与硬编码审计"/>
     <w:p>
       <w:pPr>
         <w:pStyle w:val="Heading2"/>
@@ -16233,8 +16720,8 @@
         <w:t xml:space="preserve">美元平台不是代码硬上限，但不应声称已经实现了多智能体动态纳什均衡。</w:t>
       </w:r>
     </w:p>
-    <w:bookmarkEnd w:id="92"/>
-    <w:bookmarkStart w:id="94" w:name="反驳性检验总览"/>
+    <w:bookmarkEnd w:id="96"/>
+    <w:bookmarkStart w:id="98" w:name="反驳性检验总览"/>
     <w:p>
       <w:pPr>
         <w:pStyle w:val="Heading2"/>
@@ -16277,7 +16764,7 @@
         <w:t xml:space="preserve">中的检验均不重新寻找最优参数，而是在同一模型框架下改变某个被质疑条件，观察结论是否被推翻。</w:t>
       </w:r>
     </w:p>
-    <w:bookmarkStart w:id="93" w:name="tab:adversarial-tests"/>
+    <w:bookmarkStart w:id="97" w:name="tab:adversarial-tests"/>
     <w:p>
       <w:pPr>
         <w:pStyle w:val="TableCaption"/>
@@ -17026,10 +17513,10 @@
         </w:tc>
       </w:tr>
     </w:tbl>
-    <w:bookmarkEnd w:id="93"/>
-    <w:bookmarkEnd w:id="94"/>
-    <w:bookmarkEnd w:id="95"/>
-    <w:bookmarkStart w:id="115" w:name="天三情景预测"/>
+    <w:bookmarkEnd w:id="97"/>
+    <w:bookmarkEnd w:id="98"/>
+    <w:bookmarkEnd w:id="99"/>
+    <w:bookmarkStart w:id="119" w:name="天三情景预测"/>
     <w:p>
       <w:pPr>
         <w:pStyle w:val="Heading1"/>
@@ -17044,7 +17531,7 @@
         <w:t xml:space="preserve">天三情景预测</w:t>
       </w:r>
     </w:p>
-    <w:bookmarkStart w:id="96" w:name="情景设定"/>
+    <w:bookmarkStart w:id="100" w:name="情景设定"/>
     <w:p>
       <w:pPr>
         <w:pStyle w:val="Heading2"/>
@@ -19028,8 +19515,8 @@
         </w:tc>
       </w:tr>
     </w:tbl>
-    <w:bookmarkEnd w:id="96"/>
-    <w:bookmarkStart w:id="99" w:name="长期参数来源与审计边界"/>
+    <w:bookmarkEnd w:id="100"/>
+    <w:bookmarkStart w:id="103" w:name="长期参数来源与审计边界"/>
     <w:p>
       <w:pPr>
         <w:pStyle w:val="Heading2"/>
@@ -19078,7 +19565,7 @@
         <w:t xml:space="preserve">。</w:t>
       </w:r>
     </w:p>
-    <w:bookmarkStart w:id="97" w:name="tab:long-parameter-audit"/>
+    <w:bookmarkStart w:id="101" w:name="tab:long-parameter-audit"/>
     <w:p>
       <w:pPr>
         <w:pStyle w:val="TableCaption"/>
@@ -19466,7 +19953,7 @@
         </w:tc>
       </w:tr>
     </w:tbl>
-    <w:bookmarkEnd w:id="97"/>
+    <w:bookmarkEnd w:id="101"/>
     <w:p>
       <w:pPr>
         <w:pStyle w:val="TableCaption"/>
@@ -19998,7 +20485,7 @@
         <w:t xml:space="preserve">。</w:t>
       </w:r>
     </w:p>
-    <w:bookmarkStart w:id="98" w:name="tab:official-factor-multipliers"/>
+    <w:bookmarkStart w:id="102" w:name="tab:official-factor-multipliers"/>
     <w:p>
       <w:pPr>
         <w:pStyle w:val="TableCaption"/>
@@ -20420,9 +20907,9 @@
         </w:tc>
       </w:tr>
     </w:tbl>
-    <w:bookmarkEnd w:id="98"/>
-    <w:bookmarkEnd w:id="99"/>
-    <w:bookmarkStart w:id="114" w:name="预测结果"/>
+    <w:bookmarkEnd w:id="102"/>
+    <w:bookmarkEnd w:id="103"/>
+    <w:bookmarkStart w:id="118" w:name="预测结果"/>
     <w:p>
       <w:pPr>
         <w:pStyle w:val="Heading2"/>
@@ -20903,7 +21390,7 @@
         </w:tc>
       </w:tr>
     </w:tbl>
-    <w:bookmarkStart w:id="103" w:name="fig:long-term-fan"/>
+    <w:bookmarkStart w:id="107" w:name="fig:long-term-fan"/>
     <w:p>
       <w:pPr>
         <w:pStyle w:val="CaptionedFigure"/>
@@ -20913,18 +21400,18 @@
           <wp:inline>
             <wp:extent cx="5013960" cy="2790377"/>
             <wp:effectExtent b="0" l="0" r="0" t="0"/>
-            <wp:docPr descr="" title="" id="101" name="Picture"/>
+            <wp:docPr descr="" title="" id="105" name="Picture"/>
             <a:graphic>
               <a:graphicData uri="http://schemas.openxmlformats.org/drawingml/2006/picture">
                 <pic:pic>
                   <pic:nvPicPr>
-                    <pic:cNvPr descr="蒙特卡洛价格扇形区间.png" id="102" name="Picture"/>
+                    <pic:cNvPr descr="蒙特卡洛价格扇形区间.png" id="106" name="Picture"/>
                     <pic:cNvPicPr>
                       <a:picLocks noChangeArrowheads="1" noChangeAspect="1"/>
                     </pic:cNvPicPr>
                   </pic:nvPicPr>
                   <pic:blipFill>
-                    <a:blip r:embed="rId100"/>
+                    <a:blip r:embed="rId104"/>
                     <a:stretch>
                       <a:fillRect/>
                     </a:stretch>
@@ -20980,7 +21467,7 @@
         <w:t xml:space="preserve">5%–95%。三情景中心路径应与该区间共同解读。</w:t>
       </w:r>
     </w:p>
-    <w:bookmarkEnd w:id="103"/>
+    <w:bookmarkEnd w:id="107"/>
     <w:p>
       <w:pPr>
         <w:pStyle w:val="CaptionedFigure"/>
@@ -20990,18 +21477,18 @@
           <wp:inline>
             <wp:extent cx="5013960" cy="2757678"/>
             <wp:effectExtent b="0" l="0" r="0" t="0"/>
-            <wp:docPr descr="" title="" id="105" name="Picture"/>
+            <wp:docPr descr="" title="" id="109" name="Picture"/>
             <a:graphic>
               <a:graphicData uri="http://schemas.openxmlformats.org/drawingml/2006/picture">
                 <pic:pic>
                   <pic:nvPicPr>
-                    <pic:cNvPr descr="短期拟合与长期预测总览.png" id="106" name="Picture"/>
+                    <pic:cNvPr descr="短期拟合与长期预测总览.png" id="110" name="Picture"/>
                     <pic:cNvPicPr>
                       <a:picLocks noChangeArrowheads="1" noChangeAspect="1"/>
                     </pic:cNvPicPr>
                   </pic:nvPicPr>
                   <pic:blipFill>
-                    <a:blip r:embed="rId104"/>
+                    <a:blip r:embed="rId108"/>
                     <a:stretch>
                       <a:fillRect/>
                     </a:stretch>
@@ -21071,7 +21558,7 @@
         <w:t xml:space="preserve">的问题，本文额外建立状态转移扰动层。该层不改变三情景物理中心路径，而是让未来状态在缓和、维持和升级之间随机切换：缓和状态向乐观中心靠近，维持状态围绕中性中心，升级状态向悲观中心和跳涨方向移动；扰动强度由附件历史价格波动估计后进行保守折扣。这样得到的长期图不再是一条孤立直线，而是中心路径、状态概率和尾部区间的组合。</w:t>
       </w:r>
     </w:p>
-    <w:bookmarkStart w:id="110" w:name="fig:state-transition-fan"/>
+    <w:bookmarkStart w:id="114" w:name="fig:state-transition-fan"/>
     <w:p>
       <w:pPr>
         <w:pStyle w:val="CaptionedFigure"/>
@@ -21081,18 +21568,18 @@
           <wp:inline>
             <wp:extent cx="5013960" cy="3654242"/>
             <wp:effectExtent b="0" l="0" r="0" t="0"/>
-            <wp:docPr descr="" title="" id="108" name="Picture"/>
+            <wp:docPr descr="" title="" id="112" name="Picture"/>
             <a:graphic>
               <a:graphicData uri="http://schemas.openxmlformats.org/drawingml/2006/picture">
                 <pic:pic>
                   <pic:nvPicPr>
-                    <pic:cNvPr descr="长期状态转移情景树.png" id="109" name="Picture"/>
+                    <pic:cNvPr descr="长期状态转移情景树.png" id="113" name="Picture"/>
                     <pic:cNvPicPr>
                       <a:picLocks noChangeArrowheads="1" noChangeAspect="1"/>
                     </pic:cNvPicPr>
                   </pic:nvPicPr>
                   <pic:blipFill>
-                    <a:blip r:embed="rId107"/>
+                    <a:blip r:embed="rId111"/>
                     <a:stretch>
                       <a:fillRect/>
                     </a:stretch>
@@ -21130,7 +21617,7 @@
         <w:t xml:space="preserve">长期状态转移情景树。上图为状态转移后的价格扇形区间，下图为缓和、维持、升级三类状态的样本占比。</w:t>
       </w:r>
     </w:p>
-    <w:bookmarkEnd w:id="110"/>
+    <w:bookmarkEnd w:id="114"/>
     <w:p>
       <w:pPr>
         <w:pStyle w:val="BodyText"/>
@@ -21821,18 +22308,18 @@
           <wp:inline>
             <wp:extent cx="4907280" cy="3413760"/>
             <wp:effectExtent b="0" l="0" r="0" t="0"/>
-            <wp:docPr descr="" title="" id="112" name="Picture"/>
+            <wp:docPr descr="" title="" id="116" name="Picture"/>
             <a:graphic>
               <a:graphicData uri="http://schemas.openxmlformats.org/drawingml/2006/picture">
                 <pic:pic>
                   <pic:nvPicPr>
-                    <pic:cNvPr descr="库存与供需缺口风险.png" id="113" name="Picture"/>
+                    <pic:cNvPr descr="库存与供需缺口风险.png" id="117" name="Picture"/>
                     <pic:cNvPicPr>
                       <a:picLocks noChangeArrowheads="1" noChangeAspect="1"/>
                     </pic:cNvPicPr>
                   </pic:nvPicPr>
                   <pic:blipFill>
-                    <a:blip r:embed="rId111"/>
+                    <a:blip r:embed="rId115"/>
                     <a:stretch>
                       <a:fillRect/>
                     </a:stretch>
@@ -21870,9 +22357,9 @@
         <w:t xml:space="preserve">商业库存剩余量与剩余供需缺口变化。悲观情景下缓冲能力下降，二次跳涨风险上升。</w:t>
       </w:r>
     </w:p>
-    <w:bookmarkEnd w:id="114"/>
-    <w:bookmarkEnd w:id="115"/>
-    <w:bookmarkStart w:id="143" w:name="敏感性分析"/>
+    <w:bookmarkEnd w:id="118"/>
+    <w:bookmarkEnd w:id="119"/>
+    <w:bookmarkStart w:id="147" w:name="敏感性分析"/>
     <w:p>
       <w:pPr>
         <w:pStyle w:val="Heading1"/>
@@ -21884,7 +22371,7 @@
         <w:t xml:space="preserve">敏感性分析</w:t>
       </w:r>
     </w:p>
-    <w:bookmarkStart w:id="116" w:name="分析方法"/>
+    <w:bookmarkStart w:id="120" w:name="分析方法"/>
     <w:p>
       <w:pPr>
         <w:pStyle w:val="Heading2"/>
@@ -22153,8 +22640,8 @@
         <w:t xml:space="preserve">天剩余缺口波动范围。该指标兼顾终点价格、阶段峰值和供需风险。</w:t>
       </w:r>
     </w:p>
-    <w:bookmarkEnd w:id="116"/>
-    <w:bookmarkStart w:id="120" w:name="参数重要性排序"/>
+    <w:bookmarkEnd w:id="120"/>
+    <w:bookmarkStart w:id="124" w:name="参数重要性排序"/>
     <w:p>
       <w:pPr>
         <w:pStyle w:val="Heading2"/>
@@ -23330,18 +23817,18 @@
           <wp:inline>
             <wp:extent cx="4907280" cy="2998893"/>
             <wp:effectExtent b="0" l="0" r="0" t="0"/>
-            <wp:docPr descr="" title="" id="118" name="Picture"/>
+            <wp:docPr descr="" title="" id="122" name="Picture"/>
             <a:graphic>
               <a:graphicData uri="http://schemas.openxmlformats.org/drawingml/2006/picture">
                 <pic:pic>
                   <pic:nvPicPr>
-                    <pic:cNvPr descr="参数敏感性龙卷风图.png" id="119" name="Picture"/>
+                    <pic:cNvPr descr="参数敏感性龙卷风图.png" id="123" name="Picture"/>
                     <pic:cNvPicPr>
                       <a:picLocks noChangeArrowheads="1" noChangeAspect="1"/>
                     </pic:cNvPicPr>
                   </pic:nvPicPr>
                   <pic:blipFill>
-                    <a:blip r:embed="rId117"/>
+                    <a:blip r:embed="rId121"/>
                     <a:stretch>
                       <a:fillRect/>
                     </a:stretch>
@@ -23495,8 +23982,8 @@
         <w:t xml:space="preserve">的政策缓冲变量。</w:t>
       </w:r>
     </w:p>
-    <w:bookmarkEnd w:id="120"/>
-    <w:bookmarkStart w:id="124" w:name="sec:monte-carlo"/>
+    <w:bookmarkEnd w:id="124"/>
+    <w:bookmarkStart w:id="128" w:name="sec:monte-carlo"/>
     <w:p>
       <w:pPr>
         <w:pStyle w:val="Heading2"/>
@@ -24004,18 +24491,18 @@
           <wp:inline>
             <wp:extent cx="4160520" cy="2352876"/>
             <wp:effectExtent b="0" l="0" r="0" t="0"/>
-            <wp:docPr descr="" title="" id="122" name="Picture"/>
+            <wp:docPr descr="" title="" id="126" name="Picture"/>
             <a:graphic>
               <a:graphicData uri="http://schemas.openxmlformats.org/drawingml/2006/picture">
                 <pic:pic>
                   <pic:nvPicPr>
-                    <pic:cNvPr descr="蒙特卡洛尾部风险概率.png" id="123" name="Picture"/>
+                    <pic:cNvPr descr="蒙特卡洛尾部风险概率.png" id="127" name="Picture"/>
                     <pic:cNvPicPr>
                       <a:picLocks noChangeArrowheads="1" noChangeAspect="1"/>
                     </pic:cNvPicPr>
                   </pic:nvPicPr>
                   <pic:blipFill>
-                    <a:blip r:embed="rId121"/>
+                    <a:blip r:embed="rId125"/>
                     <a:stretch>
                       <a:fillRect/>
                     </a:stretch>
@@ -24127,8 +24614,8 @@
         <w:t xml:space="preserve">40.0%。这说明长期风险的重点不是中性点预测本身，而是多因素联动恶化下的尾部组合风险。</w:t>
       </w:r>
     </w:p>
-    <w:bookmarkEnd w:id="124"/>
-    <w:bookmarkStart w:id="128" w:name="状态转移扰动检验"/>
+    <w:bookmarkEnd w:id="128"/>
+    <w:bookmarkStart w:id="132" w:name="状态转移扰动检验"/>
     <w:p>
       <w:pPr>
         <w:pStyle w:val="Heading2"/>
@@ -24949,18 +25436,18 @@
           <wp:inline>
             <wp:extent cx="4907280" cy="2846222"/>
             <wp:effectExtent b="0" l="0" r="0" t="0"/>
-            <wp:docPr descr="" title="" id="126" name="Picture"/>
+            <wp:docPr descr="" title="" id="130" name="Picture"/>
             <a:graphic>
               <a:graphicData uri="http://schemas.openxmlformats.org/drawingml/2006/picture">
                 <pic:pic>
                   <pic:nvPicPr>
-                    <pic:cNvPr descr="R长期状态转移扇形图.png" id="127" name="Picture"/>
+                    <pic:cNvPr descr="R长期状态转移扇形图.png" id="131" name="Picture"/>
                     <pic:cNvPicPr>
                       <a:picLocks noChangeArrowheads="1" noChangeAspect="1"/>
                     </pic:cNvPicPr>
                   </pic:nvPicPr>
                   <pic:blipFill>
-                    <a:blip r:embed="rId125"/>
+                    <a:blip r:embed="rId129"/>
                     <a:stretch>
                       <a:fillRect/>
                     </a:stretch>
@@ -25019,8 +25506,8 @@
         <w:t xml:space="preserve">条件区间，虚线为原中性中心路径。</w:t>
       </w:r>
     </w:p>
-    <w:bookmarkEnd w:id="128"/>
-    <w:bookmarkStart w:id="135" w:name="滞后地缘风险指数审计"/>
+    <w:bookmarkEnd w:id="132"/>
+    <w:bookmarkStart w:id="139" w:name="滞后地缘风险指数审计"/>
     <w:p>
       <w:pPr>
         <w:pStyle w:val="Heading2"/>
@@ -25539,18 +26026,18 @@
           <wp:inline>
             <wp:extent cx="4907280" cy="2628899"/>
             <wp:effectExtent b="0" l="0" r="0" t="0"/>
-            <wp:docPr descr="" title="" id="130" name="Picture"/>
+            <wp:docPr descr="" title="" id="134" name="Picture"/>
             <a:graphic>
               <a:graphicData uri="http://schemas.openxmlformats.org/drawingml/2006/picture">
                 <pic:pic>
                   <pic:nvPicPr>
-                    <pic:cNvPr descr="地缘风险指数滞后审计.png" id="131" name="Picture"/>
+                    <pic:cNvPr descr="地缘风险指数滞后审计.png" id="135" name="Picture"/>
                     <pic:cNvPicPr>
                       <a:picLocks noChangeArrowheads="1" noChangeAspect="1"/>
                     </pic:cNvPicPr>
                   </pic:nvPicPr>
                   <pic:blipFill>
-                    <a:blip r:embed="rId129"/>
+                    <a:blip r:embed="rId133"/>
                     <a:stretch>
                       <a:fillRect/>
                     </a:stretch>
@@ -25651,18 +26138,18 @@
           <wp:inline>
             <wp:extent cx="4480560" cy="3054927"/>
             <wp:effectExtent b="0" l="0" r="0" t="0"/>
-            <wp:docPr descr="" title="" id="133" name="Picture"/>
+            <wp:docPr descr="" title="" id="137" name="Picture"/>
             <a:graphic>
               <a:graphicData uri="http://schemas.openxmlformats.org/drawingml/2006/picture">
                 <pic:pic>
                   <pic:nvPicPr>
-                    <pic:cNvPr descr="滞后GPR与布伦特收益关系.png" id="134" name="Picture"/>
+                    <pic:cNvPr descr="滞后GPR与布伦特收益关系.png" id="138" name="Picture"/>
                     <pic:cNvPicPr>
                       <a:picLocks noChangeArrowheads="1" noChangeAspect="1"/>
                     </pic:cNvPicPr>
                   </pic:nvPicPr>
                   <pic:blipFill>
-                    <a:blip r:embed="rId132"/>
+                    <a:blip r:embed="rId136"/>
                     <a:stretch>
                       <a:fillRect/>
                     </a:stretch>
@@ -25786,8 +26273,8 @@
         <w:t xml:space="preserve">。这使模型在风险解释和内生性防御之间保持较稳妥的边界。</w:t>
       </w:r>
     </w:p>
-    <w:bookmarkEnd w:id="135"/>
-    <w:bookmarkStart w:id="142" w:name="历史样本稳健性检验"/>
+    <w:bookmarkEnd w:id="139"/>
+    <w:bookmarkStart w:id="146" w:name="历史样本稳健性检验"/>
     <w:p>
       <w:pPr>
         <w:pStyle w:val="Heading2"/>
@@ -26364,18 +26851,18 @@
           <wp:inline>
             <wp:extent cx="4907280" cy="2685115"/>
             <wp:effectExtent b="0" l="0" r="0" t="0"/>
-            <wp:docPr descr="" title="" id="137" name="Picture"/>
+            <wp:docPr descr="" title="" id="141" name="Picture"/>
             <a:graphic>
               <a:graphicData uri="http://schemas.openxmlformats.org/drawingml/2006/picture">
                 <pic:pic>
                   <pic:nvPicPr>
-                    <pic:cNvPr descr="历史窗口极端性检验.png" id="138" name="Picture"/>
+                    <pic:cNvPr descr="历史窗口极端性检验.png" id="142" name="Picture"/>
                     <pic:cNvPicPr>
                       <a:picLocks noChangeArrowheads="1" noChangeAspect="1"/>
                     </pic:cNvPicPr>
                   </pic:nvPicPr>
                   <pic:blipFill>
-                    <a:blip r:embed="rId136"/>
+                    <a:blip r:embed="rId140"/>
                     <a:stretch>
                       <a:fillRect/>
                     </a:stretch>
@@ -26425,18 +26912,18 @@
           <wp:inline>
             <wp:extent cx="4800600" cy="2351314"/>
             <wp:effectExtent b="0" l="0" r="0" t="0"/>
-            <wp:docPr descr="" title="" id="140" name="Picture"/>
+            <wp:docPr descr="" title="" id="144" name="Picture"/>
             <a:graphic>
               <a:graphicData uri="http://schemas.openxmlformats.org/drawingml/2006/picture">
                 <pic:pic>
                   <pic:nvPicPr>
-                    <pic:cNvPr descr="R历史基准误差分布图.png" id="141" name="Picture"/>
+                    <pic:cNvPr descr="R历史基准误差分布图.png" id="145" name="Picture"/>
                     <pic:cNvPicPr>
                       <a:picLocks noChangeArrowheads="1" noChangeAspect="1"/>
                     </pic:cNvPicPr>
                   </pic:nvPicPr>
                   <pic:blipFill>
-                    <a:blip r:embed="rId139"/>
+                    <a:blip r:embed="rId143"/>
                     <a:stretch>
                       <a:fillRect/>
                     </a:stretch>
@@ -26533,9 +27020,9 @@
         <w:t xml:space="preserve">检验也支持这一点：收盘价水平和对数价格均不能拒绝单位根，而对数收益率可拒绝单位根，因此普通统计基准更适合在收益率或差分口径下使用。</w:t>
       </w:r>
     </w:p>
-    <w:bookmarkEnd w:id="142"/>
-    <w:bookmarkEnd w:id="143"/>
-    <w:bookmarkStart w:id="147" w:name="模型评价"/>
+    <w:bookmarkEnd w:id="146"/>
+    <w:bookmarkEnd w:id="147"/>
+    <w:bookmarkStart w:id="151" w:name="模型评价"/>
     <w:p>
       <w:pPr>
         <w:pStyle w:val="Heading1"/>
@@ -26547,7 +27034,7 @@
         <w:t xml:space="preserve">模型评价</w:t>
       </w:r>
     </w:p>
-    <w:bookmarkStart w:id="144" w:name="优点"/>
+    <w:bookmarkStart w:id="148" w:name="优点"/>
     <w:p>
       <w:pPr>
         <w:pStyle w:val="Heading2"/>
@@ -26674,8 +27161,8 @@
         <w:t xml:space="preserve">长期表述审慎：三情景中心线与蒙特卡洛扇形区间、状态转移情景树合读，把长期结果定位为条件中心路径、状态切换和尾部风险，而非精确日度点预测。</w:t>
       </w:r>
     </w:p>
-    <w:bookmarkEnd w:id="144"/>
-    <w:bookmarkStart w:id="145" w:name="局限性"/>
+    <w:bookmarkEnd w:id="148"/>
+    <w:bookmarkStart w:id="149" w:name="局限性"/>
     <w:p>
       <w:pPr>
         <w:pStyle w:val="Heading2"/>
@@ -26801,8 +27288,8 @@
         <w:t xml:space="preserve">蒙特卡洛情景树和状态转移情景树已经刻画了部分参数联动风险与事件状态切换风险，但其联合分布仍来自模型设定而非未来观测，因此尾部概率应解释为条件概率而非真实市场概率。</w:t>
       </w:r>
     </w:p>
-    <w:bookmarkEnd w:id="145"/>
-    <w:bookmarkStart w:id="146" w:name="改进方向"/>
+    <w:bookmarkEnd w:id="149"/>
+    <w:bookmarkStart w:id="150" w:name="改进方向"/>
     <w:p>
       <w:pPr>
         <w:pStyle w:val="Heading2"/>
@@ -26897,9 +27384,9 @@
         <w:t xml:space="preserve">多智能体仿真则只有在获得主体级行为数据时才有必要进入主线。</w:t>
       </w:r>
     </w:p>
-    <w:bookmarkEnd w:id="146"/>
-    <w:bookmarkEnd w:id="147"/>
-    <w:bookmarkStart w:id="148" w:name="结论"/>
+    <w:bookmarkEnd w:id="150"/>
+    <w:bookmarkEnd w:id="151"/>
+    <w:bookmarkStart w:id="152" w:name="结论"/>
     <w:p>
       <w:pPr>
         <w:pStyle w:val="Heading1"/>
@@ -27303,8 +27790,8 @@
         <w:t xml:space="preserve">不足、绕道恢复缓慢和制度风险溢价持续时形成的尾部组合。</w:t>
       </w:r>
     </w:p>
-    <w:bookmarkEnd w:id="148"/>
-    <w:bookmarkStart w:id="154" w:name="参考文献"/>
+    <w:bookmarkEnd w:id="152"/>
+    <w:bookmarkStart w:id="158" w:name="参考文献"/>
     <w:p>
       <w:pPr>
         <w:pStyle w:val="Heading1"/>
@@ -27641,7 +28128,7 @@
       <w:r>
         <w:t xml:space="preserve"> </w:t>
       </w:r>
-      <w:hyperlink r:id="rId149">
+      <w:hyperlink r:id="rId153">
         <w:r>
           <w:rPr>
             <w:rStyle w:val="Hyperlink"/>
@@ -27663,7 +28150,7 @@
       <w:r>
         <w:t xml:space="preserve"> </w:t>
       </w:r>
-      <w:hyperlink r:id="rId150">
+      <w:hyperlink r:id="rId154">
         <w:r>
           <w:rPr>
             <w:rStyle w:val="Hyperlink"/>
@@ -27685,7 +28172,7 @@
       <w:r>
         <w:t xml:space="preserve"> </w:t>
       </w:r>
-      <w:hyperlink r:id="rId151">
+      <w:hyperlink r:id="rId155">
         <w:r>
           <w:rPr>
             <w:rStyle w:val="Hyperlink"/>
@@ -27707,7 +28194,7 @@
       <w:r>
         <w:t xml:space="preserve"> </w:t>
       </w:r>
-      <w:hyperlink r:id="rId152">
+      <w:hyperlink r:id="rId156">
         <w:r>
           <w:rPr>
             <w:rStyle w:val="Hyperlink"/>
@@ -27729,7 +28216,7 @@
       <w:r>
         <w:t xml:space="preserve"> </w:t>
       </w:r>
-      <w:hyperlink r:id="rId153">
+      <w:hyperlink r:id="rId157">
         <w:r>
           <w:rPr>
             <w:rStyle w:val="Hyperlink"/>
@@ -27741,8 +28228,8 @@
         <w:t xml:space="preserve">.</w:t>
       </w:r>
     </w:p>
-    <w:bookmarkEnd w:id="154"/>
-    <w:bookmarkStart w:id="161" w:name="附录项目结构与补充算法材料"/>
+    <w:bookmarkEnd w:id="158"/>
+    <w:bookmarkStart w:id="165" w:name="附录项目结构与补充算法材料"/>
     <w:p>
       <w:pPr>
         <w:pStyle w:val="Heading1"/>
@@ -27754,7 +28241,7 @@
         <w:t xml:space="preserve">附录：项目结构与补充算法材料</w:t>
       </w:r>
     </w:p>
-    <w:bookmarkStart w:id="155" w:name="a.0-项目结构总览"/>
+    <w:bookmarkStart w:id="159" w:name="a.0-项目结构总览"/>
     <w:p>
       <w:pPr>
         <w:pStyle w:val="Heading2"/>
@@ -28306,8 +28793,8 @@
         <w:t xml:space="preserve">外部质疑、审计和防御记录</w:t>
       </w:r>
     </w:p>
-    <w:bookmarkEnd w:id="155"/>
-    <w:bookmarkStart w:id="156" w:name="a.1-数据口径"/>
+    <w:bookmarkEnd w:id="159"/>
+    <w:bookmarkStart w:id="160" w:name="a.1-数据口径"/>
     <w:p>
       <w:pPr>
         <w:pStyle w:val="Heading2"/>
@@ -28432,8 +28919,8 @@
         <w:t xml:space="preserve">月度指数用于外部合理性审计，不反向替代附件真实价格。</w:t>
       </w:r>
     </w:p>
-    <w:bookmarkEnd w:id="156"/>
-    <w:bookmarkStart w:id="157" w:name="a.2-综合机制递推模型伪代码"/>
+    <w:bookmarkEnd w:id="160"/>
+    <w:bookmarkStart w:id="161" w:name="a.2-综合机制递推模型伪代码"/>
     <w:p>
       <w:pPr>
         <w:pStyle w:val="Heading2"/>
@@ -29038,8 +29525,8 @@
         <w:t xml:space="preserve">短期拟合路径、误差指标、机制贡献、消融结果和长期情景初始状态</w:t>
       </w:r>
     </w:p>
-    <w:bookmarkEnd w:id="157"/>
-    <w:bookmarkStart w:id="158" w:name="a.3-关键结果核查表"/>
+    <w:bookmarkEnd w:id="161"/>
+    <w:bookmarkStart w:id="162" w:name="a.3-关键结果核查表"/>
     <w:p>
       <w:pPr>
         <w:pStyle w:val="Heading2"/>
@@ -29565,8 +30052,8 @@
         </w:tc>
       </w:tr>
     </w:tbl>
-    <w:bookmarkEnd w:id="158"/>
-    <w:bookmarkStart w:id="159" w:name="a.4-稳健性检验补充"/>
+    <w:bookmarkEnd w:id="162"/>
+    <w:bookmarkStart w:id="163" w:name="a.4-稳健性检验补充"/>
     <w:p>
       <w:pPr>
         <w:pStyle w:val="Heading2"/>
@@ -29708,8 +30195,8 @@
         <w:t xml:space="preserve">历史同长度窗口用于验证数量级和事件极端性。</w:t>
       </w:r>
     </w:p>
-    <w:bookmarkEnd w:id="159"/>
-    <w:bookmarkStart w:id="160" w:name="a.5-程序材料说明"/>
+    <w:bookmarkEnd w:id="163"/>
+    <w:bookmarkStart w:id="164" w:name="a.5-程序材料说明"/>
     <w:p>
       <w:pPr>
         <w:pStyle w:val="Heading2"/>
@@ -29753,8 +30240,8 @@
         <w:t xml:space="preserve">源代码。原因是完整源程序较长，直接粘贴会削弱论文主体的可读性；同时，数学建模论文更应突出模型假设、递推公式、参数解释和结果检验。若比赛提交系统要求源程序，完整代码可作为独立附件提交，正文附录仅保留项目结构、核心算法伪代码和关键结果核查。</w:t>
       </w:r>
     </w:p>
-    <w:bookmarkEnd w:id="160"/>
-    <w:bookmarkEnd w:id="161"/>
+    <w:bookmarkEnd w:id="164"/>
+    <w:bookmarkEnd w:id="165"/>
     <w:sectPr>
       <w:footnotePr>
         <w:numRestart w:val="eachSect"/>
